--- a/대본/7부/08화_Founders_Night.docx
+++ b/대본/7부/08화_Founders_Night.docx
@@ -2137,13 +2137,13 @@
         </w:numPr>
       </w:pPr>
       <w:r>
-        <w:t xml:space="preserve">NOAH: I wasn’t undecided about money. I was afraid you’d all want to sell. And I’d be the only one who didn’t.</w:t>
-      </w:r>
-      <w:r>
-        <w:t xml:space="preserve"> </w:t>
-      </w:r>
-      <w:r>
-        <w:t xml:space="preserve">노아: 돈 때문에 미정이었던 게 아니에요. 다들 팔고 싶어 할까 봐 무서웠어요. 그리고 나만 아닐까 봐.</w:t>
+        <w:t xml:space="preserve">NOAH: It wasn’t the money. I was afraid you’d all want to sell. And I’d be the only one who didn’t.</w:t>
+      </w:r>
+      <w:r>
+        <w:t xml:space="preserve"> </w:t>
+      </w:r>
+      <w:r>
+        <w:t xml:space="preserve">노아: 돈 때문이 아니었어요. 다들 팔고 싶어 할까 봐 무서웠어요. 그리고 나만 아닐까 봐.</w:t>
       </w:r>
     </w:p>
     <w:p>

--- a/대본/7부/08화_Founders_Night.docx
+++ b/대본/7부/08화_Founders_Night.docx
@@ -1565,13 +1565,13 @@
         </w:numPr>
       </w:pPr>
       <w:r>
-        <w:t xml:space="preserve">MARCUS: Denise and I still have a mortgage. My daughter got into Rice. Do you know what Rice costs?</w:t>
-      </w:r>
-      <w:r>
-        <w:t xml:space="preserve"> </w:t>
-      </w:r>
-      <w:r>
-        <w:t xml:space="preserve">마커스: 데니스랑 난 아직 주택 대출이 있어요. 딸이 라이스 대학에 붙었어요. 라이스가 얼마인지 알아요?</w:t>
+        <w:t xml:space="preserve">MARCUS: Denise and I still have a mortgage. Jamal got into Rice. Do you know what Rice costs?</w:t>
+      </w:r>
+      <w:r>
+        <w:t xml:space="preserve"> </w:t>
+      </w:r>
+      <w:r>
+        <w:t xml:space="preserve">마커스: 데니스랑 난 아직 주택 대출이 있어요. 자말이 라이스 대학에 붙었어요. 라이스가 얼마인지 알아요?</w:t>
       </w:r>
     </w:p>
     <w:p>
@@ -2275,13 +2275,13 @@
         </w:numPr>
       </w:pPr>
       <w:r>
-        <w:t xml:space="preserve">NOAH: I want to say no to Tom. And I want Ha-eun’s loans paid. And Marcus’s daughter at Rice.</w:t>
-      </w:r>
-      <w:r>
-        <w:t xml:space="preserve"> </w:t>
-      </w:r>
-      <w:r>
-        <w:t xml:space="preserve">노아: 톰에게 노라고 하고 싶어요. 그리고 하은의 대출이 갚아지길. 마커스 딸이 라이스에 가길.</w:t>
+        <w:t xml:space="preserve">NOAH: I want to say no to Tom. And I want Ha-eun’s loans paid. And Marcus’s son at Rice.</w:t>
+      </w:r>
+      <w:r>
+        <w:t xml:space="preserve"> </w:t>
+      </w:r>
+      <w:r>
+        <w:t xml:space="preserve">노아: 톰에게 노라고 하고 싶어요. 그리고 하은의 대출이 갚아지길. 마커스 아들이 라이스에 가길.</w:t>
       </w:r>
     </w:p>
     <w:p>
@@ -2576,13 +2576,13 @@
         </w:numPr>
       </w:pPr>
       <w:r>
-        <w:t xml:space="preserve">NOAH: Ha-eun pays off her loans. Leo’s kids. Your daughter goes to Rice. And we keep the company.</w:t>
-      </w:r>
-      <w:r>
-        <w:t xml:space="preserve"> </w:t>
-      </w:r>
-      <w:r>
-        <w:t xml:space="preserve">노아: 하은은 대출을 갚고. 레오의 아이들. 당신 딸은 라이스에 가고. 그리고 우린 회사를 지켜요.</w:t>
+        <w:t xml:space="preserve">NOAH: Ha-eun pays off her loans. Leo’s kids. Jamal goes to Rice. And we keep the company.</w:t>
+      </w:r>
+      <w:r>
+        <w:t xml:space="preserve"> </w:t>
+      </w:r>
+      <w:r>
+        <w:t xml:space="preserve">노아: 하은은 대출을 갚고. 레오의 아이들. 자말은 라이스에 가고. 그리고 우린 회사를 지켜요.</w:t>
       </w:r>
     </w:p>
     <w:p>

--- a/대본/7부/08화_Founders_Night.docx
+++ b/대본/7부/08화_Founders_Night.docx
@@ -2,7 +2,7 @@
 <file path=word/document.xml><?xml version="1.0" encoding="utf-8"?>
 <w:document xmlns:w="http://schemas.openxmlformats.org/wordprocessingml/2006/main" xmlns:m="http://schemas.openxmlformats.org/officeDocument/2006/math" xmlns:r="http://schemas.openxmlformats.org/officeDocument/2006/relationships" xmlns:o="urn:schemas-microsoft-com:office:office" xmlns:v="urn:schemas-microsoft-com:vml" xmlns:w10="urn:schemas-microsoft-com:office:word" xmlns:a="http://schemas.openxmlformats.org/drawingml/2006/main" xmlns:pic="http://schemas.openxmlformats.org/drawingml/2006/picture" xmlns:wp="http://schemas.openxmlformats.org/drawingml/2006/wordprocessingDrawing">
   <w:body>
-    <w:bookmarkStart w:id="31" w:name="ship-it-7부-8화"/>
+    <w:bookmarkStart w:id="32" w:name="ship-it-7부-8화"/>
     <w:p>
       <w:pPr>
         <w:pStyle w:val="Heading1"/>
@@ -80,7 +80,7 @@
         <w:t xml:space="preserve"> </w:t>
       </w:r>
       <w:r>
-        <w:t xml:space="preserve">- 규칙: 지문 없음. 전 화 100% 「화자명: 대사」. 1턴 20단어 이내.</w:t>
+        <w:t xml:space="preserve">- 규칙: 지문 없음. 전 화 100% 「화자명: 대사」. 1턴 20단어 이내 + 긴 턴 10~15회(30~60단어).</w:t>
       </w:r>
       <w:r>
         <w:t xml:space="preserve"> </w:t>
@@ -420,13 +420,13 @@
         </w:numPr>
       </w:pPr>
       <w:r>
-        <w:t xml:space="preserve">PRIYA: Bench fourteen. Next to the fume hood. I cried there twice. Once from chemistry. Once from fumes.</w:t>
-      </w:r>
-      <w:r>
-        <w:t xml:space="preserve"> </w:t>
-      </w:r>
-      <w:r>
-        <w:t xml:space="preserve">프리야: 14번 실험대. 흄 후드 옆. 거기서 두 번 울었어요. 한 번은 화학 때문에. 한 번은 연기 때문에.</w:t>
+        <w:t xml:space="preserve">PRIYA: Bench fourteen, next to the fume hood. I cried there twice, if you want to know. Once from chemistry, after a week of failed batches. And once from fumes, because somebody left the hood open. I still don’t know who.</w:t>
+      </w:r>
+      <w:r>
+        <w:t xml:space="preserve"> </w:t>
+      </w:r>
+      <w:r>
+        <w:t xml:space="preserve">프리야: 14번 실험대. 흄 후드 옆. 알고 싶다면, 거기서 두 번 울었어요. 한 번은 화학 때문에, 일주일 내내 배치가 실패한 뒤에. 한 번은 연기 때문에, 누가 후드를 열어 놔서. 그게 누군지는 아직도 몰라요.</w:t>
       </w:r>
     </w:p>
     <w:p>
@@ -655,13 +655,13 @@
         </w:numPr>
       </w:pPr>
       <w:r>
-        <w:t xml:space="preserve">NOAH: One and a half million dollars. Four conditions. And my signature. It looks like a child signed it.</w:t>
-      </w:r>
-      <w:r>
-        <w:t xml:space="preserve"> </w:t>
-      </w:r>
-      <w:r>
-        <w:t xml:space="preserve">노아: 150만 달러. 조건 네 개. 그리고 내 서명. 애가 서명한 것 같네요.</w:t>
+        <w:t xml:space="preserve">NOAH: One and a half million dollars. Four conditions. And my signature, which looks like a child signed it. I remember my hand was shaking, because I knew that if this didn’t work, I’d lose Elaine’s money and your careers at the same time.</w:t>
+      </w:r>
+      <w:r>
+        <w:t xml:space="preserve"> </w:t>
+      </w:r>
+      <w:r>
+        <w:t xml:space="preserve">노아: 150만 달러. 조건 네 개. 그리고 내 서명. 애가 서명한 것 같네요. 손이 떨렸던 게 기억나요. 이게 안 되면 일레인의 돈과 여러분의 경력을 한꺼번에 날린다는 걸 알았으니까요.</w:t>
       </w:r>
     </w:p>
     <w:bookmarkEnd w:id="21"/>
@@ -827,13 +827,13 @@
         </w:numPr>
       </w:pPr>
       <w:r>
-        <w:t xml:space="preserve">ELENA: So the one thing is done. That’s the problem, isn’t it? We need a new one.</w:t>
-      </w:r>
-      <w:r>
-        <w:t xml:space="preserve"> </w:t>
-      </w:r>
-      <w:r>
-        <w:t xml:space="preserve">엘레나: 그러니까 그 한 가지는 끝났네요. 그게 문제죠? 새로운 게 필요해요.</w:t>
+        <w:t xml:space="preserve">ELENA: So the one thing is done. We broke the trade-off, and now everybody wants to buy the result. That’s the problem, isn’t it? A company that has finished its one thing starts to drift, or gets sold. We need a new one.</w:t>
+      </w:r>
+      <w:r>
+        <w:t xml:space="preserve"> </w:t>
+      </w:r>
+      <w:r>
+        <w:t xml:space="preserve">엘레나: 그러니까 그 한 가지는 끝났네요. 트레이드오프를 깼고, 이제 다들 그 결과를 사고 싶어 하죠. 그게 문제죠? 자기 한 가지를 끝낸 회사는 표류하거나, 팔려요. 새로운 게 필요해요.</w:t>
       </w:r>
     </w:p>
     <w:p>
@@ -1582,7 +1582,7 @@
         </w:numPr>
       </w:pPr>
       <w:r>
-        <w:t xml:space="preserve">NOAH: Congratulations. I didn’t know she got in.</w:t>
+        <w:t xml:space="preserve">NOAH: Congratulations. I didn’t know he got in.</w:t>
       </w:r>
       <w:r>
         <w:t xml:space="preserve"> </w:t>
@@ -1633,13 +1633,13 @@
         </w:numPr>
       </w:pPr>
       <w:r>
-        <w:t xml:space="preserve">MARCUS: But I’m not alone. That’s the point. Four people built this. I won’t sell my quarter of it for tuition.</w:t>
-      </w:r>
-      <w:r>
-        <w:t xml:space="preserve"> </w:t>
-      </w:r>
-      <w:r>
-        <w:t xml:space="preserve">마커스: 하지만 난 혼자가 아니에요. 그게 핵심이죠. 넷이서 이걸 만들었어요. 학비 때문에 내 4분의 1을 팔진 않을 거예요.</w:t>
+        <w:t xml:space="preserve">MARCUS: But I’m not alone. That’s the point. Four people built this, in this building, at that bench, with no money and one idea. I won’t sell my quarter of it for tuition, and I won’t ask the other three to sell theirs so I can.</w:t>
+      </w:r>
+      <w:r>
+        <w:t xml:space="preserve"> </w:t>
+      </w:r>
+      <w:r>
+        <w:t xml:space="preserve">마커스: 하지만 난 혼자가 아니에요. 그게 핵심이죠. 넷이서 이걸 만들었어요. 이 건물에서, 저 실험대에서, 돈도 없이 아이디어 하나로. 학비 때문에 내 4분의 1을 팔진 않을 거예요. 그리고 내가 팔 수 있게 나머지 셋한테 팔라고 하지도 않을 거고요.</w:t>
       </w:r>
     </w:p>
     <w:p>
@@ -1866,13 +1866,13 @@
         </w:numPr>
       </w:pPr>
       <w:r>
-        <w:t xml:space="preserve">ELENA: Then I don’t need it either. Because this company keeps its promises. I’ve stopped waiting for it not to.</w:t>
-      </w:r>
-      <w:r>
-        <w:t xml:space="preserve"> </w:t>
-      </w:r>
-      <w:r>
-        <w:t xml:space="preserve">엘레나: 그래도 필요 없어요. 이 회사는 약속을 지키니까요. 안 지킬 거라고 기다리는 걸 그만뒀어요.</w:t>
+        <w:t xml:space="preserve">ELENA: Then I don’t need it either, because this company keeps its promises. For two years, part of me kept that letter ready, just in case we broke one. We never did. So I’ve stopped waiting, and that’s why I tore it up.</w:t>
+      </w:r>
+      <w:r>
+        <w:t xml:space="preserve"> </w:t>
+      </w:r>
+      <w:r>
+        <w:t xml:space="preserve">엘레나: 그래도 필요 없어요. 이 회사는 약속을 지키니까요. 2년 동안 내 일부는 혹시 우리가 약속을 하나라도 어길까 봐 그 편지를 준비해 뒀어요. 한 번도 어기지 않았죠. 그래서 기다리는 걸 그만뒀고, 그래서 찢었어요.</w:t>
       </w:r>
     </w:p>
     <w:p>
@@ -1951,13 +1951,13 @@
         </w:numPr>
       </w:pPr>
       <w:r>
-        <w:t xml:space="preserve">PRIYA: I love this company. But I don’t love being CTO anymore. Budgets. Hiring. Board slides. I miss the bench.</w:t>
-      </w:r>
-      <w:r>
-        <w:t xml:space="preserve"> </w:t>
-      </w:r>
-      <w:r>
-        <w:t xml:space="preserve">프리야: 이 회사를 사랑해요. 하지만 CTO는 더 이상 사랑하지 않아요. 예산. 채용. 이사회 슬라이드. 실험대가 그리워요.</w:t>
+        <w:t xml:space="preserve">PRIYA: I love this company. But I don’t love being CTO anymore. My days are budgets, hiring and board slides, and the last time I ran an experiment myself, I had to ask a junior chemist where the pipettes were. I miss the bench.</w:t>
+      </w:r>
+      <w:r>
+        <w:t xml:space="preserve"> </w:t>
+      </w:r>
+      <w:r>
+        <w:t xml:space="preserve">프리야: 이 회사를 사랑해요. 하지만 CTO는 더 이상 사랑하지 않아요. 내 하루는 예산, 채용, 이사회 슬라이드고, 마지막으로 직접 실험했을 땐 신입 화학자한테 피펫이 어디 있냐고 물어야 했어요. 실험대가 그리워요.</w:t>
       </w:r>
     </w:p>
     <w:p>
@@ -2137,13 +2137,13 @@
         </w:numPr>
       </w:pPr>
       <w:r>
-        <w:t xml:space="preserve">NOAH: It wasn’t the money. I was afraid you’d all want to sell. And I’d be the only one who didn’t.</w:t>
-      </w:r>
-      <w:r>
-        <w:t xml:space="preserve"> </w:t>
-      </w:r>
-      <w:r>
-        <w:t xml:space="preserve">노아: 돈 때문이 아니었어요. 다들 팔고 싶어 할까 봐 무서웠어요. 그리고 나만 아닐까 봐.</w:t>
+        <w:t xml:space="preserve">NOAH: It wasn’t the money. The eighteen million never tempted me. I was afraid you’d all want to sell, and I’d be the only one who didn’t. Then I’d have to choose between the company and the three people I built it with.</w:t>
+      </w:r>
+      <w:r>
+        <w:t xml:space="preserve"> </w:t>
+      </w:r>
+      <w:r>
+        <w:t xml:space="preserve">노아: 돈 때문이 아니었어요. 1,800만은 한 번도 유혹이 안 됐어요. 다들 팔고 싶어 하고 나만 아닐까 봐 무서웠어요. 그러면 회사와, 함께 회사를 만든 세 사람 중에서 골라야 하니까요.</w:t>
       </w:r>
     </w:p>
     <w:p>
@@ -2406,13 +2406,13 @@
         </w:numPr>
       </w:pPr>
       <w:r>
-        <w:t xml:space="preserve">ELENA: Richard. His fund is in year nine. He doesn’t need a sale. He needs liquidity. Cash for his investors.</w:t>
-      </w:r>
-      <w:r>
-        <w:t xml:space="preserve"> </w:t>
-      </w:r>
-      <w:r>
-        <w:t xml:space="preserve">엘레나: 리처드. 펀드가 9년 차예요. 매각이 필요한 게 아니에요. 유동성이 필요하죠. 출자자들을 위한 현금.</w:t>
+        <w:t xml:space="preserve">ELENA: Richard. His fund is in year nine, and his investors are pensions and firefighters. He doesn’t actually need a sale. He needs liquidity, cash he can return to his investors. A sale is just the only way he’s seen to get it.</w:t>
+      </w:r>
+      <w:r>
+        <w:t xml:space="preserve"> </w:t>
+      </w:r>
+      <w:r>
+        <w:t xml:space="preserve">엘레나: 리처드. 펀드가 9년 차고, 출자자는 연금과 소방관들이에요. 사실 매각이 필요한 게 아니에요. 유동성이 필요하죠. 출자자들에게 돌려줄 수 있는 현금. 매각은 그가 아는 유일한 방법일 뿐이에요.</w:t>
       </w:r>
     </w:p>
     <w:p>
@@ -2525,13 +2525,13 @@
         </w:numPr>
       </w:pPr>
       <w:r>
-        <w:t xml:space="preserve">MARCUS: A tender offer. Employees sell part of their vested options. Same buyers. Same price.</w:t>
-      </w:r>
-      <w:r>
-        <w:t xml:space="preserve"> </w:t>
-      </w:r>
-      <w:r>
-        <w:t xml:space="preserve">마커스: 텐더 오퍼. 직원들이 기득 옵션 일부를 팔아요. 같은 매수자. 같은 가격.</w:t>
+        <w:t xml:space="preserve">MARCUS: A tender offer. Employees sell part of their vested options, to the same buyers, at the same price as Richard. It’s voluntary, so nobody is forced to sell, and nobody has to wait for an IPO to pay off a loan.</w:t>
+      </w:r>
+      <w:r>
+        <w:t xml:space="preserve"> </w:t>
+      </w:r>
+      <w:r>
+        <w:t xml:space="preserve">마커스: 텐더 오퍼. 직원들이 기득 옵션 일부를 팔아요. 같은 매수자에게, 리처드와 같은 가격으로. 자발적이니까 아무도 억지로 팔 필요 없고, 대출을 갚으려고 IPO를 기다릴 필요도 없어요.</w:t>
       </w:r>
     </w:p>
     <w:p>
@@ -2644,13 +2644,13 @@
         </w:numPr>
       </w:pPr>
       <w:r>
-        <w:t xml:space="preserve">MARCUS: That’s not a defence. That’s leverage. Tom’s threat only works if we’re alone in Asia.</w:t>
-      </w:r>
-      <w:r>
-        <w:t xml:space="preserve"> </w:t>
-      </w:r>
-      <w:r>
-        <w:t xml:space="preserve">마커스: 그건 방어가 아니라. 레버리지예요. 톰의 위협은 우리가 아시아에서 혼자일 때만 통해요.</w:t>
+        <w:t xml:space="preserve">MARCUS: That’s not a defence. That’s leverage. Tom’s threat only works if we’re alone in Asia. If Daeyang and Mitsukawa are on paper with us, a price war in Korea becomes a fight against three companies, not one. That’s a fight Tom can’t sell to his board.</w:t>
+      </w:r>
+      <w:r>
+        <w:t xml:space="preserve"> </w:t>
+      </w:r>
+      <w:r>
+        <w:t xml:space="preserve">마커스: 그건 방어가 아니라 레버리지예요. 톰의 위협은 우리가 아시아에서 혼자일 때만 통해요. 대양과 미쓰카와가 서면으로 우리 편이면, 한국의 가격 전쟁은 한 회사가 아니라 세 회사와의 싸움이 돼요. 그건 톰이 자기 이사회에 납득시킬 수 없는 싸움이죠.</w:t>
       </w:r>
     </w:p>
     <w:p>
@@ -2909,13 +2909,13 @@
         </w:numPr>
       </w:pPr>
       <w:r>
-        <w:t xml:space="preserve">NOAH: The chemistry made us different. The hands make us impossible to copy.</w:t>
-      </w:r>
-      <w:r>
-        <w:t xml:space="preserve"> </w:t>
-      </w:r>
-      <w:r>
-        <w:t xml:space="preserve">노아: 화학이 우릴 다르게 만들었고. 손이 우릴 따라 할 수 없게 만들어요.</w:t>
+        <w:t xml:space="preserve">NOAH: The chemistry made us different. Anyone with enough money and time can copy chemistry eventually. But they can’t copy who we choose to sell to, because big companies can’t afford to turn customers away. The hands make us impossible to copy.</w:t>
+      </w:r>
+      <w:r>
+        <w:t xml:space="preserve"> </w:t>
+      </w:r>
+      <w:r>
+        <w:t xml:space="preserve">노아: 화학이 우릴 다르게 만들었어요. 돈과 시간만 있으면 누구든 결국 화학은 따라 할 수 있어요. 하지만 우리가 누구에게 팔기로 하는지는 따라 할 수 없어요. 큰 회사들은 고객을 돌려보낼 여유가 없으니까요. 손이 우릴 따라 할 수 없게 만들어요.</w:t>
       </w:r>
     </w:p>
     <w:p>
@@ -3085,13 +3085,13 @@
         </w:numPr>
       </w:pPr>
       <w:r>
-        <w:t xml:space="preserve">NOAH: Tomorrow. Diane at nine. Ms. Han at eight p.m., Seoul morning. Thursday is leverage day.</w:t>
-      </w:r>
-      <w:r>
-        <w:t xml:space="preserve"> </w:t>
-      </w:r>
-      <w:r>
-        <w:t xml:space="preserve">노아: 내일. 아침 9시 다이앤. 저녁 8시 한 상무, 서울은 아침. 목요일은 레버리지의 날이에요.</w:t>
+        <w:t xml:space="preserve">NOAH: Tomorrow, Diane at nine, so the secondary and the tender offer are legally possible before Friday. Then Ms. Han at eight p.m., which is Seoul morning, to push the Daeyang term sheet. Thursday is leverage day. Friday is the board.</w:t>
+      </w:r>
+      <w:r>
+        <w:t xml:space="preserve"> </w:t>
+      </w:r>
+      <w:r>
+        <w:t xml:space="preserve">노아: 내일. 아침 9시 다이앤, 세컨더리와 텐더 오퍼가 금요일 전에 법적으로 가능하게. 그다음 저녁 8시, 서울은 아침인 시간에 한 상무, 대양 텀시트를 밀어붙이려고. 목요일은 레버리지의 날. 금요일은 이사회예요.</w:t>
       </w:r>
     </w:p>
     <w:p>
@@ -3137,7 +3137,7 @@
     </w:p>
     <w:bookmarkEnd w:id="25"/>
     <w:bookmarkEnd w:id="26"/>
-    <w:bookmarkStart w:id="30" w:name="학습-부록"/>
+    <w:bookmarkStart w:id="31" w:name="학습-부록"/>
     <w:p>
       <w:pPr>
         <w:pStyle w:val="Heading2"/>
@@ -4469,8 +4469,325 @@
       </w:r>
     </w:p>
     <w:bookmarkEnd w:id="29"/>
+    <w:bookmarkStart w:id="30" w:name="긴-발화-분석"/>
+    <w:p>
+      <w:pPr>
+        <w:pStyle w:val="Heading3"/>
+      </w:pPr>
+      <w:r>
+        <w:t xml:space="preserve">④ 긴 발화 분석</w:t>
+      </w:r>
+    </w:p>
+    <w:p>
+      <w:pPr>
+        <w:pStyle w:val="BlockText"/>
+      </w:pPr>
+      <w:r>
+        <w:rPr>
+          <w:bCs/>
+          <w:b/>
+        </w:rPr>
+        <w:t xml:space="preserve">82턴 ELENA:</w:t>
+      </w:r>
+      <w:r>
+        <w:t xml:space="preserve"> </w:t>
+      </w:r>
+      <w:r>
+        <w:t xml:space="preserve">“</w:t>
+      </w:r>
+      <w:r>
+        <w:t xml:space="preserve">Richard. His fund is in year nine, and his investors are pensions and firefighters. He doesn’t actually need a sale. He needs liquidity, cash he can return to his investors. A sale is just the only way he’s seen to get it.</w:t>
+      </w:r>
+      <w:r>
+        <w:t xml:space="preserve">”</w:t>
+      </w:r>
+    </w:p>
+    <w:tbl>
+      <w:tblPr>
+        <w:tblStyle w:val="Table"/>
+        <w:tblW w:type="pct" w:w="5000"/>
+        <w:tblLook w:firstRow="1" w:lastRow="0" w:firstColumn="0" w:lastColumn="0" w:noHBand="0" w:noVBand="0" w:val="0020"/>
+        <w:jc w:val="start"/>
+      </w:tblPr>
+      <w:tblGrid>
+        <w:gridCol w:w="2640"/>
+        <w:gridCol w:w="2640"/>
+        <w:gridCol w:w="2640"/>
+      </w:tblGrid>
+      <w:tr>
+        <w:trPr>
+          <w:tblHeader w:val="true"/>
+        </w:trPr>
+        <w:tc>
+          <w:tcPr/>
+          <w:p>
+            <w:pPr>
+              <w:pStyle w:val="Compact"/>
+              <w:jc w:val="left"/>
+            </w:pPr>
+            <w:r>
+              <w:t xml:space="preserve">구조</w:t>
+            </w:r>
+          </w:p>
+        </w:tc>
+        <w:tc>
+          <w:tcPr/>
+          <w:p>
+            <w:pPr>
+              <w:pStyle w:val="Compact"/>
+              <w:jc w:val="left"/>
+            </w:pPr>
+            <w:r>
+              <w:t xml:space="preserve">영어</w:t>
+            </w:r>
+          </w:p>
+        </w:tc>
+        <w:tc>
+          <w:tcPr/>
+          <w:p>
+            <w:pPr>
+              <w:pStyle w:val="Compact"/>
+              <w:jc w:val="left"/>
+            </w:pPr>
+            <w:r>
+              <w:t xml:space="preserve">기능</w:t>
+            </w:r>
+          </w:p>
+        </w:tc>
+      </w:tr>
+      <w:tr>
+        <w:tc>
+          <w:tcPr/>
+          <w:p>
+            <w:pPr>
+              <w:pStyle w:val="Compact"/>
+              <w:jc w:val="left"/>
+            </w:pPr>
+            <w:r>
+              <w:t xml:space="preserve">① 대상·상황</w:t>
+            </w:r>
+          </w:p>
+        </w:tc>
+        <w:tc>
+          <w:tcPr/>
+          <w:p>
+            <w:pPr>
+              <w:pStyle w:val="Compact"/>
+              <w:jc w:val="left"/>
+            </w:pPr>
+            <w:r>
+              <w:t xml:space="preserve">Richard. His fund is in year nine, and his investors are pensions and firefighters.</w:t>
+            </w:r>
+          </w:p>
+        </w:tc>
+        <w:tc>
+          <w:tcPr/>
+          <w:p>
+            <w:pPr>
+              <w:pStyle w:val="Compact"/>
+              <w:jc w:val="left"/>
+            </w:pPr>
+            <w:r>
+              <w:t xml:space="preserve">이해관계자의 처지를 사실로 먼저 정리</w:t>
+            </w:r>
+          </w:p>
+        </w:tc>
+      </w:tr>
+      <w:tr>
+        <w:tc>
+          <w:tcPr/>
+          <w:p>
+            <w:pPr>
+              <w:pStyle w:val="Compact"/>
+              <w:jc w:val="left"/>
+            </w:pPr>
+            <w:r>
+              <w:t xml:space="preserve">② 겉 요구 부정</w:t>
+            </w:r>
+          </w:p>
+        </w:tc>
+        <w:tc>
+          <w:tcPr/>
+          <w:p>
+            <w:pPr>
+              <w:pStyle w:val="Compact"/>
+              <w:jc w:val="left"/>
+            </w:pPr>
+            <w:r>
+              <w:t xml:space="preserve">He doesn’t actually need a sale.</w:t>
+            </w:r>
+          </w:p>
+        </w:tc>
+        <w:tc>
+          <w:tcPr/>
+          <w:p>
+            <w:pPr>
+              <w:pStyle w:val="Compact"/>
+              <w:jc w:val="left"/>
+            </w:pPr>
+            <w:r>
+              <w:t xml:space="preserve">겉으로 드러난 요구(매각)를 분리</w:t>
+            </w:r>
+          </w:p>
+        </w:tc>
+      </w:tr>
+      <w:tr>
+        <w:tc>
+          <w:tcPr/>
+          <w:p>
+            <w:pPr>
+              <w:pStyle w:val="Compact"/>
+              <w:jc w:val="left"/>
+            </w:pPr>
+            <w:r>
+              <w:t xml:space="preserve">③ 진짜 필요</w:t>
+            </w:r>
+          </w:p>
+        </w:tc>
+        <w:tc>
+          <w:tcPr/>
+          <w:p>
+            <w:pPr>
+              <w:pStyle w:val="Compact"/>
+              <w:jc w:val="left"/>
+            </w:pPr>
+            <w:r>
+              <w:t xml:space="preserve">He needs liquidity, cash he can return to his investors.</w:t>
+            </w:r>
+          </w:p>
+        </w:tc>
+        <w:tc>
+          <w:tcPr/>
+          <w:p>
+            <w:pPr>
+              <w:pStyle w:val="Compact"/>
+              <w:jc w:val="left"/>
+            </w:pPr>
+            <w:r>
+              <w:t xml:space="preserve">핵심 필요를 한 단어로 명명하고 바로 풀어 설명</w:t>
+            </w:r>
+          </w:p>
+        </w:tc>
+      </w:tr>
+      <w:tr>
+        <w:tc>
+          <w:tcPr/>
+          <w:p>
+            <w:pPr>
+              <w:pStyle w:val="Compact"/>
+              <w:jc w:val="left"/>
+            </w:pPr>
+            <w:r>
+              <w:t xml:space="preserve">④ 재해석</w:t>
+            </w:r>
+          </w:p>
+        </w:tc>
+        <w:tc>
+          <w:tcPr/>
+          <w:p>
+            <w:pPr>
+              <w:pStyle w:val="Compact"/>
+              <w:jc w:val="left"/>
+            </w:pPr>
+            <w:r>
+              <w:t xml:space="preserve">A sale is just the only way he’s seen to get it.</w:t>
+            </w:r>
+          </w:p>
+        </w:tc>
+        <w:tc>
+          <w:tcPr/>
+          <w:p>
+            <w:pPr>
+              <w:pStyle w:val="Compact"/>
+              <w:jc w:val="left"/>
+            </w:pPr>
+            <w:r>
+              <w:t xml:space="preserve">요구는 수단일 뿐임을 보여 대안의 여지를 엶</w:t>
+            </w:r>
+          </w:p>
+        </w:tc>
+      </w:tr>
+    </w:tbl>
+    <w:p>
+      <w:pPr>
+        <w:pStyle w:val="BodyText"/>
+      </w:pPr>
+      <w:r>
+        <w:rPr>
+          <w:bCs/>
+          <w:b/>
+        </w:rPr>
+        <w:t xml:space="preserve">활용 패턴:</w:t>
+      </w:r>
+      <w:r>
+        <w:t xml:space="preserve"> </w:t>
+      </w:r>
+      <w:r>
+        <w:t xml:space="preserve">상황 사실 →</w:t>
+      </w:r>
+      <w:r>
+        <w:t xml:space="preserve"> </w:t>
+      </w:r>
+      <w:r>
+        <w:t xml:space="preserve">“</w:t>
+      </w:r>
+      <w:r>
+        <w:t xml:space="preserve">He doesn’t need A. He needs B.</w:t>
+      </w:r>
+      <w:r>
+        <w:t xml:space="preserve">”</w:t>
+      </w:r>
+      <w:r>
+        <w:t xml:space="preserve"> </w:t>
+      </w:r>
+      <w:r>
+        <w:t xml:space="preserve">→ A는 B를 얻는 한 가지 방법일 뿐</w:t>
+      </w:r>
+      <w:r>
+        <w:t xml:space="preserve"> </w:t>
+      </w:r>
+      <w:r>
+        <w:rPr>
+          <w:bCs/>
+          <w:b/>
+        </w:rPr>
+        <w:t xml:space="preserve">연결 표현:</w:t>
+      </w:r>
+      <w:r>
+        <w:t xml:space="preserve"> </w:t>
+      </w:r>
+      <w:r>
+        <w:t xml:space="preserve">doesn’t actually need…(실제로는 ~가 필요하지 않다) · needs liquidity(유동성이 필요하다) · cash he can return to…(~에게 돌려줄 현금) · the only way he’s seen to…(그가 아는 유일한 ~ 방법)</w:t>
+      </w:r>
+      <w:r>
+        <w:t xml:space="preserve"> </w:t>
+      </w:r>
+      <w:r>
+        <w:rPr>
+          <w:bCs/>
+          <w:b/>
+        </w:rPr>
+        <w:t xml:space="preserve">연습:</w:t>
+      </w:r>
+      <w:r>
+        <w:t xml:space="preserve"> </w:t>
+      </w:r>
+      <w:r>
+        <w:t xml:space="preserve">“</w:t>
+      </w:r>
+      <w:r>
+        <w:t xml:space="preserve">인력 두 명 충원</w:t>
+      </w:r>
+      <w:r>
+        <w:t xml:space="preserve">”</w:t>
+      </w:r>
+      <w:r>
+        <w:t xml:space="preserve">을 요구하는 타 부서장의 진짜 필요를 같은 구조로 팀에 설명해 보기(35~40단어).</w:t>
+      </w:r>
+    </w:p>
     <w:bookmarkEnd w:id="30"/>
     <w:bookmarkEnd w:id="31"/>
+    <w:bookmarkEnd w:id="32"/>
     <w:sectPr/>
   </w:body>
 </w:document>

--- a/대본/7부/08화_Founders_Night.docx
+++ b/대본/7부/08화_Founders_Night.docx
@@ -2,7 +2,7 @@
 <file path=word/document.xml><?xml version="1.0" encoding="utf-8"?>
 <w:document xmlns:w="http://schemas.openxmlformats.org/wordprocessingml/2006/main" xmlns:m="http://schemas.openxmlformats.org/officeDocument/2006/math" xmlns:r="http://schemas.openxmlformats.org/officeDocument/2006/relationships" xmlns:o="urn:schemas-microsoft-com:office:office" xmlns:v="urn:schemas-microsoft-com:vml" xmlns:w10="urn:schemas-microsoft-com:office:word" xmlns:a="http://schemas.openxmlformats.org/drawingml/2006/main" xmlns:pic="http://schemas.openxmlformats.org/drawingml/2006/picture" xmlns:wp="http://schemas.openxmlformats.org/drawingml/2006/wordprocessingDrawing">
   <w:body>
-    <w:bookmarkStart w:id="32" w:name="ship-it-7부-8화"/>
+    <w:bookmarkStart w:id="38" w:name="ship-it-7부-8화"/>
     <w:p>
       <w:pPr>
         <w:pStyle w:val="Heading1"/>
@@ -330,10 +330,7 @@
     </w:p>
     <w:p>
       <w:pPr>
-        <w:numPr>
-          <w:ilvl w:val="0"/>
-          <w:numId w:val="1001"/>
-        </w:numPr>
+        <w:pStyle w:val="FirstParagraph"/>
       </w:pPr>
       <w:r>
         <w:t xml:space="preserve">RITA: Well, look at this. The four musketeers. Seven years later. Marcus, you said</w:t>
@@ -356,11 +353,53 @@
       <w:r>
         <w:t xml:space="preserve">I’m holding you to it.</w:t>
       </w:r>
-      <w:r>
-        <w:t xml:space="preserve"> </w:t>
-      </w:r>
-      <w:r>
-        <w:t xml:space="preserve">리타: 이게 누구야. 삼총사, 아니 사총사. 7년 만에. 마커스,</w:t>
+    </w:p>
+    <w:p>
+      <w:pPr>
+        <w:pStyle w:val="BodyText"/>
+      </w:pPr>
+      <w:r>
+        <w:t xml:space="preserve">MARCUS: Rita. You haven’t changed. Neither has the smell of this place.</w:t>
+      </w:r>
+    </w:p>
+    <w:p>
+      <w:pPr>
+        <w:pStyle w:val="BodyText"/>
+      </w:pPr>
+      <w:r>
+        <w:t xml:space="preserve">RITA: Bench fourteen is a microbiome startup now. They’re very nice. They leave their samples everywhere.</w:t>
+      </w:r>
+    </w:p>
+    <w:p>
+      <w:pPr>
+        <w:pStyle w:val="BodyText"/>
+      </w:pPr>
+      <w:r>
+        <w:t xml:space="preserve">PRIYA: Bench fourteen, next to the fume hood. I cried there twice, if you want to know. Once from chemistry, after a week of failed batches. And once from fumes, because somebody left the hood open. I still don’t know who.</w:t>
+      </w:r>
+    </w:p>
+    <w:p>
+      <w:pPr>
+        <w:pStyle w:val="BodyText"/>
+      </w:pPr>
+      <w:r>
+        <w:t xml:space="preserve">ELENA: And the neighbours? The edible packaging people? The Friday snacks?</w:t>
+      </w:r>
+    </w:p>
+    <w:p>
+      <w:pPr>
+        <w:pStyle w:val="BodyText"/>
+      </w:pPr>
+      <w:r>
+        <w:t xml:space="preserve">RITA: They raised a Series B. Moved downtown. They left you a box. They read about you in the news.</w:t>
+      </w:r>
+    </w:p>
+    <w:p>
+      <w:pPr>
+        <w:pStyle w:val="BodyText"/>
+      </w:pPr>
+      <w:r>
+        <w:t xml:space="preserve">MARCUS: Edible spoons. Lemon flavour.</w:t>
       </w:r>
       <w:r>
         <w:t xml:space="preserve"> </w:t>
@@ -369,109 +408,66 @@
         <w:t xml:space="preserve">“</w:t>
       </w:r>
       <w:r>
-        <w:t xml:space="preserve">한 시간</w:t>
+        <w:t xml:space="preserve">For the filler people. You did it.</w:t>
       </w:r>
       <w:r>
         <w:t xml:space="preserve">”</w:t>
       </w:r>
-      <w:r>
-        <w:t xml:space="preserve">이라고 했죠. 그 말 지키게 할 거예요.</w:t>
-      </w:r>
-    </w:p>
-    <w:p>
-      <w:pPr>
-        <w:numPr>
-          <w:ilvl w:val="0"/>
-          <w:numId w:val="1001"/>
-        </w:numPr>
-      </w:pPr>
-      <w:r>
-        <w:t xml:space="preserve">MARCUS: Rita. You haven’t changed. Neither has the smell of this place.</w:t>
-      </w:r>
-      <w:r>
-        <w:t xml:space="preserve"> </w:t>
-      </w:r>
-      <w:r>
-        <w:t xml:space="preserve">마커스: 리타. 하나도 안 변했네요. 이곳 냄새도 그대로고.</w:t>
-      </w:r>
-    </w:p>
-    <w:p>
-      <w:pPr>
-        <w:numPr>
-          <w:ilvl w:val="0"/>
-          <w:numId w:val="1001"/>
-        </w:numPr>
-      </w:pPr>
-      <w:r>
-        <w:t xml:space="preserve">RITA: Bench fourteen is a microbiome startup now. They’re very nice. They leave their samples everywhere.</w:t>
-      </w:r>
-      <w:r>
-        <w:t xml:space="preserve"> </w:t>
-      </w:r>
-      <w:r>
-        <w:t xml:space="preserve">리타: 14번 실험대는 지금 마이크로바이옴 스타트업이에요. 아주 착해요. 샘플을 아무 데나 두지만.</w:t>
-      </w:r>
-    </w:p>
-    <w:p>
-      <w:pPr>
-        <w:numPr>
-          <w:ilvl w:val="0"/>
-          <w:numId w:val="1001"/>
-        </w:numPr>
-      </w:pPr>
-      <w:r>
-        <w:t xml:space="preserve">PRIYA: Bench fourteen, next to the fume hood. I cried there twice, if you want to know. Once from chemistry, after a week of failed batches. And once from fumes, because somebody left the hood open. I still don’t know who.</w:t>
-      </w:r>
-      <w:r>
-        <w:t xml:space="preserve"> </w:t>
-      </w:r>
-      <w:r>
-        <w:t xml:space="preserve">프리야: 14번 실험대. 흄 후드 옆. 알고 싶다면, 거기서 두 번 울었어요. 한 번은 화학 때문에, 일주일 내내 배치가 실패한 뒤에. 한 번은 연기 때문에, 누가 후드를 열어 놔서. 그게 누군지는 아직도 몰라요.</w:t>
-      </w:r>
-    </w:p>
-    <w:p>
-      <w:pPr>
-        <w:numPr>
-          <w:ilvl w:val="0"/>
-          <w:numId w:val="1001"/>
-        </w:numPr>
-      </w:pPr>
-      <w:r>
-        <w:t xml:space="preserve">ELENA: And the neighbours? The edible packaging people? The Friday snacks?</w:t>
-      </w:r>
-      <w:r>
-        <w:t xml:space="preserve"> </w:t>
-      </w:r>
-      <w:r>
-        <w:t xml:space="preserve">엘레나: 그럼 이웃은요? 먹는 포장재 회사? 금요일 간식?</w:t>
-      </w:r>
-    </w:p>
-    <w:p>
-      <w:pPr>
-        <w:numPr>
-          <w:ilvl w:val="0"/>
-          <w:numId w:val="1001"/>
-        </w:numPr>
-      </w:pPr>
-      <w:r>
-        <w:t xml:space="preserve">RITA: They raised a Series B. Moved downtown. They left you a box. They read about you in the news.</w:t>
-      </w:r>
-      <w:r>
-        <w:t xml:space="preserve"> </w:t>
-      </w:r>
-      <w:r>
-        <w:t xml:space="preserve">리타: 시리즈 B 받았어요. 시내로 이사 갔고요. 당신들한테 상자를 남겼어요. 뉴스에서 읽었대요.</w:t>
-      </w:r>
-    </w:p>
-    <w:p>
-      <w:pPr>
-        <w:numPr>
-          <w:ilvl w:val="0"/>
-          <w:numId w:val="1001"/>
-        </w:numPr>
-      </w:pPr>
-      <w:r>
-        <w:t xml:space="preserve">MARCUS: Edible spoons. Lemon flavour.</w:t>
+    </w:p>
+    <w:p>
+      <w:pPr>
+        <w:pStyle w:val="BodyText"/>
+      </w:pPr>
+      <w:r>
+        <w:t xml:space="preserve">NOAH: Did we? Tonight it doesn’t feel like it.</w:t>
+      </w:r>
+    </w:p>
+    <w:p>
+      <w:pPr>
+        <w:pStyle w:val="BodyText"/>
+      </w:pPr>
+      <w:r>
+        <w:t xml:space="preserve">RITA: I’ll leave you alone. The conference room is free after nine. Same as always.</w:t>
+      </w:r>
+    </w:p>
+    <w:p>
+      <w:pPr>
+        <w:pStyle w:val="BodyText"/>
+      </w:pPr>
+      <w:r>
+        <w:t xml:space="preserve">ELENA: Noah. Did you bring it?</w:t>
+      </w:r>
+    </w:p>
+    <w:p>
+      <w:pPr>
+        <w:pStyle w:val="BodyText"/>
+      </w:pPr>
+      <w:r>
+        <w:t xml:space="preserve">NOAH: Elaine gave it to me in the parking lot. She’s kept it in a safe. For seven years.</w:t>
+      </w:r>
+    </w:p>
+    <w:p>
+      <w:pPr>
+        <w:pStyle w:val="BodyText"/>
+      </w:pPr>
+      <w:r>
+        <w:t xml:space="preserve">PRIYA: Open it. Slowly. It’s probably fragile.</w:t>
+      </w:r>
+    </w:p>
+    <w:p>
+      <w:pPr>
+        <w:pStyle w:val="BodyText"/>
+      </w:pPr>
+      <w:r>
+        <w:t xml:space="preserve">MARCUS: There’s barbecue sauce on it. Smoke and Pine. I remember that sauce.</w:t>
+      </w:r>
+    </w:p>
+    <w:p>
+      <w:pPr>
+        <w:pStyle w:val="BodyText"/>
+      </w:pPr>
+      <w:r>
+        <w:t xml:space="preserve">ELENA: And in the corner. My handwriting.</w:t>
       </w:r>
       <w:r>
         <w:t xml:space="preserve"> </w:t>
@@ -480,188 +476,18 @@
         <w:t xml:space="preserve">“</w:t>
       </w:r>
       <w:r>
-        <w:t xml:space="preserve">For the filler people. You did it.</w:t>
+        <w:t xml:space="preserve">Second, don’t lose the napkin.</w:t>
       </w:r>
       <w:r>
         <w:t xml:space="preserve">”</w:t>
       </w:r>
-      <w:r>
-        <w:t xml:space="preserve"> </w:t>
-      </w:r>
-      <w:r>
-        <w:t xml:space="preserve">마커스: 먹는 숟가락. 레몬 맛.</w:t>
-      </w:r>
-      <w:r>
-        <w:t xml:space="preserve"> </w:t>
-      </w:r>
-      <w:r>
-        <w:t xml:space="preserve">“</w:t>
-      </w:r>
-      <w:r>
-        <w:t xml:space="preserve">필러 사람들에게. 해냈네요.</w:t>
-      </w:r>
-      <w:r>
-        <w:t xml:space="preserve">”</w:t>
-      </w:r>
-    </w:p>
-    <w:p>
-      <w:pPr>
-        <w:numPr>
-          <w:ilvl w:val="0"/>
-          <w:numId w:val="1001"/>
-        </w:numPr>
-      </w:pPr>
-      <w:r>
-        <w:t xml:space="preserve">NOAH: Did we? Tonight it doesn’t feel like it.</w:t>
-      </w:r>
-      <w:r>
-        <w:t xml:space="preserve"> </w:t>
-      </w:r>
-      <w:r>
-        <w:t xml:space="preserve">노아: 해냈나? 오늘 밤은 그런 느낌이 안 드네요.</w:t>
-      </w:r>
-    </w:p>
-    <w:p>
-      <w:pPr>
-        <w:numPr>
-          <w:ilvl w:val="0"/>
-          <w:numId w:val="1001"/>
-        </w:numPr>
-      </w:pPr>
-      <w:r>
-        <w:t xml:space="preserve">RITA: I’ll leave you alone. The conference room is free after nine. Same as always.</w:t>
-      </w:r>
-      <w:r>
-        <w:t xml:space="preserve"> </w:t>
-      </w:r>
-      <w:r>
-        <w:t xml:space="preserve">리타: 자리 비켜 줄게요. 회의실은 9시 이후 무료예요. 늘 그랬듯이.</w:t>
-      </w:r>
-    </w:p>
-    <w:p>
-      <w:pPr>
-        <w:numPr>
-          <w:ilvl w:val="0"/>
-          <w:numId w:val="1001"/>
-        </w:numPr>
-      </w:pPr>
-      <w:r>
-        <w:t xml:space="preserve">ELENA: Noah. Did you bring it?</w:t>
-      </w:r>
-      <w:r>
-        <w:t xml:space="preserve"> </w:t>
-      </w:r>
-      <w:r>
-        <w:t xml:space="preserve">엘레나: 노아. 가져왔어요?</w:t>
-      </w:r>
-    </w:p>
-    <w:p>
-      <w:pPr>
-        <w:numPr>
-          <w:ilvl w:val="0"/>
-          <w:numId w:val="1001"/>
-        </w:numPr>
-      </w:pPr>
-      <w:r>
-        <w:t xml:space="preserve">NOAH: Elaine gave it to me in the parking lot. She’s kept it in a safe. For seven years.</w:t>
-      </w:r>
-      <w:r>
-        <w:t xml:space="preserve"> </w:t>
-      </w:r>
-      <w:r>
-        <w:t xml:space="preserve">노아: 일레인이 주차장에서 줬어요. 금고에 보관했대요. 7년 동안.</w:t>
-      </w:r>
-    </w:p>
-    <w:p>
-      <w:pPr>
-        <w:numPr>
-          <w:ilvl w:val="0"/>
-          <w:numId w:val="1001"/>
-        </w:numPr>
-      </w:pPr>
-      <w:r>
-        <w:t xml:space="preserve">PRIYA: Open it. Slowly. It’s probably fragile.</w:t>
-      </w:r>
-      <w:r>
-        <w:t xml:space="preserve"> </w:t>
-      </w:r>
-      <w:r>
-        <w:t xml:space="preserve">프리야: 펴 봐요. 천천히. 약할 거예요.</w:t>
-      </w:r>
-    </w:p>
-    <w:p>
-      <w:pPr>
-        <w:numPr>
-          <w:ilvl w:val="0"/>
-          <w:numId w:val="1001"/>
-        </w:numPr>
-      </w:pPr>
-      <w:r>
-        <w:t xml:space="preserve">MARCUS: There’s barbecue sauce on it. Smoke and Pine. I remember that sauce.</w:t>
-      </w:r>
-      <w:r>
-        <w:t xml:space="preserve"> </w:t>
-      </w:r>
-      <w:r>
-        <w:t xml:space="preserve">마커스: 바비큐 소스가 묻어 있네요. 스모크 앤 파인. 그 소스 기억나요.</w:t>
-      </w:r>
-    </w:p>
-    <w:p>
-      <w:pPr>
-        <w:numPr>
-          <w:ilvl w:val="0"/>
-          <w:numId w:val="1001"/>
-        </w:numPr>
-      </w:pPr>
-      <w:r>
-        <w:t xml:space="preserve">ELENA: And in the corner. My handwriting.</w:t>
-      </w:r>
-      <w:r>
-        <w:t xml:space="preserve"> </w:t>
-      </w:r>
-      <w:r>
-        <w:t xml:space="preserve">“</w:t>
-      </w:r>
-      <w:r>
-        <w:t xml:space="preserve">Second, don’t lose the napkin.</w:t>
-      </w:r>
-      <w:r>
-        <w:t xml:space="preserve">”</w:t>
-      </w:r>
-      <w:r>
-        <w:t xml:space="preserve"> </w:t>
-      </w:r>
-      <w:r>
-        <w:t xml:space="preserve">엘레나: 그리고 모서리에. 내 글씨.</w:t>
-      </w:r>
-      <w:r>
-        <w:t xml:space="preserve"> </w:t>
-      </w:r>
-      <w:r>
-        <w:t xml:space="preserve">“</w:t>
-      </w:r>
-      <w:r>
-        <w:t xml:space="preserve">둘째, 냅킨을 잃어버리지 말 것.</w:t>
-      </w:r>
-      <w:r>
-        <w:t xml:space="preserve">”</w:t>
-      </w:r>
-    </w:p>
-    <w:p>
-      <w:pPr>
-        <w:numPr>
-          <w:ilvl w:val="0"/>
-          <w:numId w:val="1001"/>
-        </w:numPr>
+    </w:p>
+    <w:p>
+      <w:pPr>
+        <w:pStyle w:val="BodyText"/>
       </w:pPr>
       <w:r>
         <w:t xml:space="preserve">NOAH: One and a half million dollars. Four conditions. And my signature, which looks like a child signed it. I remember my hand was shaking, because I knew that if this didn’t work, I’d lose Elaine’s money and your careers at the same time.</w:t>
-      </w:r>
-      <w:r>
-        <w:t xml:space="preserve"> </w:t>
-      </w:r>
-      <w:r>
-        <w:t xml:space="preserve">노아: 150만 달러. 조건 네 개. 그리고 내 서명. 애가 서명한 것 같네요. 손이 떨렸던 게 기억나요. 이게 안 되면 일레인의 돈과 여러분의 경력을 한꺼번에 날린다는 걸 알았으니까요.</w:t>
       </w:r>
     </w:p>
     <w:bookmarkEnd w:id="21"/>
@@ -676,44 +502,23 @@
     </w:p>
     <w:p>
       <w:pPr>
-        <w:numPr>
-          <w:ilvl w:val="0"/>
-          <w:numId w:val="1002"/>
-        </w:numPr>
+        <w:pStyle w:val="FirstParagraph"/>
       </w:pPr>
       <w:r>
         <w:t xml:space="preserve">PRIYA: You were a child. We all were. We had one bench and no idea.</w:t>
       </w:r>
-      <w:r>
-        <w:t xml:space="preserve"> </w:t>
-      </w:r>
-      <w:r>
-        <w:t xml:space="preserve">프리야: 애였죠. 우리 다. 실험대 하나에 아무것도 몰랐어요.</w:t>
-      </w:r>
-    </w:p>
-    <w:p>
-      <w:pPr>
-        <w:numPr>
-          <w:ilvl w:val="0"/>
-          <w:numId w:val="1002"/>
-        </w:numPr>
+    </w:p>
+    <w:p>
+      <w:pPr>
+        <w:pStyle w:val="BodyText"/>
       </w:pPr>
       <w:r>
         <w:t xml:space="preserve">MARCUS: We had one idea. That was the point. Elaine made us say it in one sentence.</w:t>
       </w:r>
-      <w:r>
-        <w:t xml:space="preserve"> </w:t>
-      </w:r>
-      <w:r>
-        <w:t xml:space="preserve">마커스: 아이디어는 하나 있었죠. 그게 핵심이었어요. 일레인이 한 문장으로 말하게 했잖아요.</w:t>
-      </w:r>
-    </w:p>
-    <w:p>
-      <w:pPr>
-        <w:numPr>
-          <w:ilvl w:val="0"/>
-          <w:numId w:val="1002"/>
-        </w:numPr>
+    </w:p>
+    <w:p>
+      <w:pPr>
+        <w:pStyle w:val="BodyText"/>
       </w:pPr>
       <w:r>
         <w:t xml:space="preserve">ELENA:</w:t>
@@ -736,11 +541,13 @@
       <w:r>
         <w:t xml:space="preserve">And Priya answered. In business words. For the first time.</w:t>
       </w:r>
-      <w:r>
-        <w:t xml:space="preserve"> </w:t>
-      </w:r>
-      <w:r>
-        <w:t xml:space="preserve">엘레나:</w:t>
+    </w:p>
+    <w:p>
+      <w:pPr>
+        <w:pStyle w:val="BodyText"/>
+      </w:pPr>
+      <w:r>
+        <w:t xml:space="preserve">PRIYA:</w:t>
       </w:r>
       <w:r>
         <w:t xml:space="preserve"> </w:t>
@@ -749,27 +556,50 @@
         <w:t xml:space="preserve">“</w:t>
       </w:r>
       <w:r>
-        <w:t xml:space="preserve">그 한 가지가 뭐예요?</w:t>
+        <w:t xml:space="preserve">Twelve months of duration. And three times faster dissolution. At the same time. Break the trade-off, and we win.</w:t>
       </w:r>
       <w:r>
         <w:t xml:space="preserve">”</w:t>
       </w:r>
-      <w:r>
-        <w:t xml:space="preserve"> </w:t>
-      </w:r>
-      <w:r>
-        <w:t xml:space="preserve">그리고 프리야가 답했죠. 사업 용어로. 처음으로.</w:t>
-      </w:r>
-    </w:p>
-    <w:p>
-      <w:pPr>
-        <w:numPr>
-          <w:ilvl w:val="0"/>
-          <w:numId w:val="1002"/>
-        </w:numPr>
-      </w:pPr>
-      <w:r>
-        <w:t xml:space="preserve">PRIYA:</w:t>
+    </w:p>
+    <w:p>
+      <w:pPr>
+        <w:pStyle w:val="BodyText"/>
+      </w:pPr>
+      <w:r>
+        <w:t xml:space="preserve">NOAH: And we did. We broke it. FDA approved it. Four hundred people sell it. In four countries.</w:t>
+      </w:r>
+    </w:p>
+    <w:p>
+      <w:pPr>
+        <w:pStyle w:val="BodyText"/>
+      </w:pPr>
+      <w:r>
+        <w:t xml:space="preserve">ELENA: So the one thing is done. We broke the trade-off, and now everybody wants to buy the result. That’s the problem, isn’t it? A company that has finished its one thing starts to drift, or gets sold. We need a new one.</w:t>
+      </w:r>
+    </w:p>
+    <w:p>
+      <w:pPr>
+        <w:pStyle w:val="BodyText"/>
+      </w:pPr>
+      <w:r>
+        <w:t xml:space="preserve">MARCUS: Before that, the whiteboard. Rita still has one. Same place.</w:t>
+      </w:r>
+    </w:p>
+    <w:p>
+      <w:pPr>
+        <w:pStyle w:val="BodyText"/>
+      </w:pPr>
+      <w:r>
+        <w:t xml:space="preserve">PRIYA: Our principles. Day one, we wrote two. Let’s write all of them. From memory.</w:t>
+      </w:r>
+    </w:p>
+    <w:p>
+      <w:pPr>
+        <w:pStyle w:val="BodyText"/>
+      </w:pPr>
+      <w:r>
+        <w:t xml:space="preserve">ELENA: One.</w:t>
       </w:r>
       <w:r>
         <w:t xml:space="preserve"> </w:t>
@@ -778,7 +608,7 @@
         <w:t xml:space="preserve">“</w:t>
       </w:r>
       <w:r>
-        <w:t xml:space="preserve">Twelve months of duration. And three times faster dissolution. At the same time. Break the trade-off, and we win.</w:t>
+        <w:t xml:space="preserve">First, do no harm.</w:t>
       </w:r>
       <w:r>
         <w:t xml:space="preserve">”</w:t>
@@ -787,7 +617,15 @@
         <w:t xml:space="preserve"> </w:t>
       </w:r>
       <w:r>
-        <w:t xml:space="preserve">프리야:</w:t>
+        <w:t xml:space="preserve">My contribution. Non-negotiable.</w:t>
+      </w:r>
+    </w:p>
+    <w:p>
+      <w:pPr>
+        <w:pStyle w:val="BodyText"/>
+      </w:pPr>
+      <w:r>
+        <w:t xml:space="preserve">NOAH: Two.</w:t>
       </w:r>
       <w:r>
         <w:t xml:space="preserve"> </w:t>
@@ -796,7 +634,7 @@
         <w:t xml:space="preserve">“</w:t>
       </w:r>
       <w:r>
-        <w:t xml:space="preserve">12개월 지속. 그리고 세 배 빠른 용해. 동시에. 트레이드오프를 깨면 이긴다.</w:t>
+        <w:t xml:space="preserve">Inside, argue. Outside, one voice.</w:t>
       </w:r>
       <w:r>
         <w:t xml:space="preserve">”</w:t>
@@ -804,78 +642,119 @@
     </w:p>
     <w:p>
       <w:pPr>
-        <w:numPr>
-          <w:ilvl w:val="0"/>
-          <w:numId w:val="1002"/>
-        </w:numPr>
-      </w:pPr>
-      <w:r>
-        <w:t xml:space="preserve">NOAH: And we did. We broke it. FDA approved it. Four hundred people sell it. In four countries.</w:t>
-      </w:r>
-      <w:r>
-        <w:t xml:space="preserve"> </w:t>
-      </w:r>
-      <w:r>
-        <w:t xml:space="preserve">노아: 그리고 해냈죠. 깼어요. FDA가 승인했고. 400명이 팔아요. 네 나라에서.</w:t>
-      </w:r>
-    </w:p>
-    <w:p>
-      <w:pPr>
-        <w:numPr>
-          <w:ilvl w:val="0"/>
-          <w:numId w:val="1002"/>
-        </w:numPr>
-      </w:pPr>
-      <w:r>
-        <w:t xml:space="preserve">ELENA: So the one thing is done. We broke the trade-off, and now everybody wants to buy the result. That’s the problem, isn’t it? A company that has finished its one thing starts to drift, or gets sold. We need a new one.</w:t>
-      </w:r>
-      <w:r>
-        <w:t xml:space="preserve"> </w:t>
-      </w:r>
-      <w:r>
-        <w:t xml:space="preserve">엘레나: 그러니까 그 한 가지는 끝났네요. 트레이드오프를 깼고, 이제 다들 그 결과를 사고 싶어 하죠. 그게 문제죠? 자기 한 가지를 끝낸 회사는 표류하거나, 팔려요. 새로운 게 필요해요.</w:t>
-      </w:r>
-    </w:p>
-    <w:p>
-      <w:pPr>
-        <w:numPr>
-          <w:ilvl w:val="0"/>
-          <w:numId w:val="1002"/>
-        </w:numPr>
-      </w:pPr>
-      <w:r>
-        <w:t xml:space="preserve">MARCUS: Before that, the whiteboard. Rita still has one. Same place.</w:t>
-      </w:r>
-      <w:r>
-        <w:t xml:space="preserve"> </w:t>
-      </w:r>
-      <w:r>
-        <w:t xml:space="preserve">마커스: 그 전에 화이트보드. 리타한테 아직 있어요. 같은 자리에.</w:t>
-      </w:r>
-    </w:p>
-    <w:p>
-      <w:pPr>
-        <w:numPr>
-          <w:ilvl w:val="0"/>
-          <w:numId w:val="1002"/>
-        </w:numPr>
-      </w:pPr>
-      <w:r>
-        <w:t xml:space="preserve">PRIYA: Our principles. Day one, we wrote two. Let’s write all of them. From memory.</w:t>
-      </w:r>
-      <w:r>
-        <w:t xml:space="preserve"> </w:t>
-      </w:r>
-      <w:r>
-        <w:t xml:space="preserve">프리야: 우리 원칙. 첫날 두 개를 썼죠. 전부 다 써 봐요. 기억으로.</w:t>
-      </w:r>
-    </w:p>
-    <w:p>
-      <w:pPr>
-        <w:numPr>
-          <w:ilvl w:val="0"/>
-          <w:numId w:val="1002"/>
-        </w:numPr>
+        <w:pStyle w:val="BodyText"/>
+      </w:pPr>
+      <w:r>
+        <w:t xml:space="preserve">MARCUS: Three was never confirmed.</w:t>
+      </w:r>
+      <w:r>
+        <w:t xml:space="preserve"> </w:t>
+      </w:r>
+      <w:r>
+        <w:t xml:space="preserve">“</w:t>
+      </w:r>
+      <w:r>
+        <w:t xml:space="preserve">Protect what’s working. Fix what isn’t.</w:t>
+      </w:r>
+      <w:r>
+        <w:t xml:space="preserve">”</w:t>
+      </w:r>
+      <w:r>
+        <w:t xml:space="preserve"> </w:t>
+      </w:r>
+      <w:r>
+        <w:t xml:space="preserve">From the gel crisis. Year two.</w:t>
+      </w:r>
+    </w:p>
+    <w:p>
+      <w:pPr>
+        <w:pStyle w:val="BodyText"/>
+      </w:pPr>
+      <w:r>
+        <w:t xml:space="preserve">PRIYA: Seven years as a</w:t>
+      </w:r>
+      <w:r>
+        <w:t xml:space="preserve"> </w:t>
+      </w:r>
+      <w:r>
+        <w:t xml:space="preserve">“</w:t>
+      </w:r>
+      <w:r>
+        <w:t xml:space="preserve">candidate.</w:t>
+      </w:r>
+      <w:r>
+        <w:t xml:space="preserve">”</w:t>
+      </w:r>
+      <w:r>
+        <w:t xml:space="preserve"> </w:t>
+      </w:r>
+      <w:r>
+        <w:t xml:space="preserve">That’s longer than my visa process.</w:t>
+      </w:r>
+    </w:p>
+    <w:p>
+      <w:pPr>
+        <w:pStyle w:val="BodyText"/>
+      </w:pPr>
+      <w:r>
+        <w:t xml:space="preserve">ELENA: Four. Leo’s.</w:t>
+      </w:r>
+      <w:r>
+        <w:t xml:space="preserve"> </w:t>
+      </w:r>
+      <w:r>
+        <w:t xml:space="preserve">“</w:t>
+      </w:r>
+      <w:r>
+        <w:t xml:space="preserve">I’d rather find the problem than hide it.</w:t>
+      </w:r>
+      <w:r>
+        <w:t xml:space="preserve">”</w:t>
+      </w:r>
+      <w:r>
+        <w:t xml:space="preserve"> </w:t>
+      </w:r>
+      <w:r>
+        <w:t xml:space="preserve">The quality team voted.</w:t>
+      </w:r>
+    </w:p>
+    <w:p>
+      <w:pPr>
+        <w:pStyle w:val="BodyText"/>
+      </w:pPr>
+      <w:r>
+        <w:t xml:space="preserve">NOAH: Five.</w:t>
+      </w:r>
+      <w:r>
+        <w:t xml:space="preserve"> </w:t>
+      </w:r>
+      <w:r>
+        <w:t xml:space="preserve">“</w:t>
+      </w:r>
+      <w:r>
+        <w:t xml:space="preserve">Medicine and sales in the same room, from the start.</w:t>
+      </w:r>
+      <w:r>
+        <w:t xml:space="preserve">”</w:t>
+      </w:r>
+      <w:r>
+        <w:t xml:space="preserve"> </w:t>
+      </w:r>
+      <w:r>
+        <w:t xml:space="preserve">After the Glow fight.</w:t>
+      </w:r>
+    </w:p>
+    <w:p>
+      <w:pPr>
+        <w:pStyle w:val="BodyText"/>
+      </w:pPr>
+      <w:r>
+        <w:t xml:space="preserve">MARCUS: Now read them. As if Halvern owns us.</w:t>
+      </w:r>
+    </w:p>
+    <w:p>
+      <w:pPr>
+        <w:pStyle w:val="BodyText"/>
       </w:pPr>
       <w:r>
         <w:t xml:space="preserve">ELENA: One.</w:t>
@@ -887,7 +766,7 @@
         <w:t xml:space="preserve">“</w:t>
       </w:r>
       <w:r>
-        <w:t xml:space="preserve">First, do no harm.</w:t>
+        <w:t xml:space="preserve">Do no harm.</w:t>
       </w:r>
       <w:r>
         <w:t xml:space="preserve">”</w:t>
@@ -896,13 +775,15 @@
         <w:t xml:space="preserve"> </w:t>
       </w:r>
       <w:r>
-        <w:t xml:space="preserve">My contribution. Non-negotiable.</w:t>
-      </w:r>
-      <w:r>
-        <w:t xml:space="preserve"> </w:t>
-      </w:r>
-      <w:r>
-        <w:t xml:space="preserve">엘레나: 하나.</w:t>
+        <w:t xml:space="preserve">Except where integration says otherwise.</w:t>
+      </w:r>
+    </w:p>
+    <w:p>
+      <w:pPr>
+        <w:pStyle w:val="BodyText"/>
+      </w:pPr>
+      <w:r>
+        <w:t xml:space="preserve">PRIYA: Two.</w:t>
       </w:r>
       <w:r>
         <w:t xml:space="preserve"> </w:t>
@@ -911,7 +792,7 @@
         <w:t xml:space="preserve">“</w:t>
       </w:r>
       <w:r>
-        <w:t xml:space="preserve">첫째, 해를 끼치지 말라.</w:t>
+        <w:t xml:space="preserve">Inside, argue.</w:t>
       </w:r>
       <w:r>
         <w:t xml:space="preserve">”</w:t>
@@ -920,18 +801,15 @@
         <w:t xml:space="preserve"> </w:t>
       </w:r>
       <w:r>
-        <w:t xml:space="preserve">내 기여. 협상 불가.</w:t>
-      </w:r>
-    </w:p>
-    <w:p>
-      <w:pPr>
-        <w:numPr>
-          <w:ilvl w:val="0"/>
-          <w:numId w:val="1002"/>
-        </w:numPr>
-      </w:pPr>
-      <w:r>
-        <w:t xml:space="preserve">NOAH: Two.</w:t>
+        <w:t xml:space="preserve">Except Halvern doesn’t do vetoes.</w:t>
+      </w:r>
+    </w:p>
+    <w:p>
+      <w:pPr>
+        <w:pStyle w:val="BodyText"/>
+      </w:pPr>
+      <w:r>
+        <w:t xml:space="preserve">NOAH: Three.</w:t>
       </w:r>
       <w:r>
         <w:t xml:space="preserve"> </w:t>
@@ -940,7 +818,7 @@
         <w:t xml:space="preserve">“</w:t>
       </w:r>
       <w:r>
-        <w:t xml:space="preserve">Inside, argue. Outside, one voice.</w:t>
+        <w:t xml:space="preserve">Protect what’s working.</w:t>
       </w:r>
       <w:r>
         <w:t xml:space="preserve">”</w:t>
@@ -949,7 +827,15 @@
         <w:t xml:space="preserve"> </w:t>
       </w:r>
       <w:r>
-        <w:t xml:space="preserve">노아: 둘.</w:t>
+        <w:t xml:space="preserve">The rule that works is the first thing they’ll change.</w:t>
+      </w:r>
+    </w:p>
+    <w:p>
+      <w:pPr>
+        <w:pStyle w:val="BodyText"/>
+      </w:pPr>
+      <w:r>
+        <w:t xml:space="preserve">MARCUS: Four.</w:t>
       </w:r>
       <w:r>
         <w:t xml:space="preserve"> </w:t>
@@ -958,21 +844,24 @@
         <w:t xml:space="preserve">“</w:t>
       </w:r>
       <w:r>
-        <w:t xml:space="preserve">안에선 논쟁하고. 밖에선 한목소리.</w:t>
+        <w:t xml:space="preserve">Find the problem.</w:t>
       </w:r>
       <w:r>
         <w:t xml:space="preserve">”</w:t>
       </w:r>
-    </w:p>
-    <w:p>
-      <w:pPr>
-        <w:numPr>
-          <w:ilvl w:val="0"/>
-          <w:numId w:val="1002"/>
-        </w:numPr>
-      </w:pPr>
-      <w:r>
-        <w:t xml:space="preserve">MARCUS: Three was never confirmed.</w:t>
+      <w:r>
+        <w:t xml:space="preserve"> </w:t>
+      </w:r>
+      <w:r>
+        <w:t xml:space="preserve">Halvern has never published a complication registry.</w:t>
+      </w:r>
+    </w:p>
+    <w:p>
+      <w:pPr>
+        <w:pStyle w:val="BodyText"/>
+      </w:pPr>
+      <w:r>
+        <w:t xml:space="preserve">ELENA: Five.</w:t>
       </w:r>
       <w:r>
         <w:t xml:space="preserve"> </w:t>
@@ -981,7 +870,7 @@
         <w:t xml:space="preserve">“</w:t>
       </w:r>
       <w:r>
-        <w:t xml:space="preserve">Protect what’s working. Fix what isn’t.</w:t>
+        <w:t xml:space="preserve">Medicine and sales in the same room.</w:t>
       </w:r>
       <w:r>
         <w:t xml:space="preserve">”</w:t>
@@ -990,724 +879,127 @@
         <w:t xml:space="preserve"> </w:t>
       </w:r>
       <w:r>
-        <w:t xml:space="preserve">From the gel crisis. Year two.</w:t>
-      </w:r>
-      <w:r>
-        <w:t xml:space="preserve"> </w:t>
-      </w:r>
-      <w:r>
-        <w:t xml:space="preserve">마커스: 셋은 확정된 적이 없어요.</w:t>
-      </w:r>
-      <w:r>
-        <w:t xml:space="preserve"> </w:t>
-      </w:r>
-      <w:r>
-        <w:t xml:space="preserve">“</w:t>
-      </w:r>
-      <w:r>
-        <w:t xml:space="preserve">되는 건 지키고. 안 되는 건 고친다.</w:t>
-      </w:r>
-      <w:r>
-        <w:t xml:space="preserve">”</w:t>
-      </w:r>
-      <w:r>
-        <w:t xml:space="preserve"> </w:t>
-      </w:r>
-      <w:r>
-        <w:t xml:space="preserve">젤 위기 때. 2년 차.</w:t>
-      </w:r>
-    </w:p>
-    <w:p>
-      <w:pPr>
-        <w:numPr>
-          <w:ilvl w:val="0"/>
-          <w:numId w:val="1002"/>
-        </w:numPr>
-      </w:pPr>
-      <w:r>
-        <w:t xml:space="preserve">PRIYA: Seven years as a</w:t>
-      </w:r>
-      <w:r>
-        <w:t xml:space="preserve"> </w:t>
-      </w:r>
-      <w:r>
-        <w:t xml:space="preserve">“</w:t>
-      </w:r>
-      <w:r>
-        <w:t xml:space="preserve">candidate.</w:t>
-      </w:r>
-      <w:r>
-        <w:t xml:space="preserve">”</w:t>
-      </w:r>
-      <w:r>
-        <w:t xml:space="preserve"> </w:t>
-      </w:r>
-      <w:r>
-        <w:t xml:space="preserve">That’s longer than my visa process.</w:t>
-      </w:r>
-      <w:r>
-        <w:t xml:space="preserve"> </w:t>
-      </w:r>
-      <w:r>
-        <w:t xml:space="preserve">프리야: 7년 동안</w:t>
-      </w:r>
-      <w:r>
-        <w:t xml:space="preserve"> </w:t>
-      </w:r>
-      <w:r>
-        <w:t xml:space="preserve">“</w:t>
-      </w:r>
-      <w:r>
-        <w:t xml:space="preserve">후보</w:t>
-      </w:r>
-      <w:r>
-        <w:t xml:space="preserve">”</w:t>
-      </w:r>
-      <w:r>
-        <w:t xml:space="preserve">였네요. 내 비자 절차보다 길어요.</w:t>
-      </w:r>
-    </w:p>
-    <w:p>
-      <w:pPr>
-        <w:numPr>
-          <w:ilvl w:val="0"/>
-          <w:numId w:val="1002"/>
-        </w:numPr>
-      </w:pPr>
-      <w:r>
-        <w:t xml:space="preserve">ELENA: Four. Leo’s.</w:t>
-      </w:r>
-      <w:r>
-        <w:t xml:space="preserve"> </w:t>
-      </w:r>
-      <w:r>
-        <w:t xml:space="preserve">“</w:t>
-      </w:r>
-      <w:r>
-        <w:t xml:space="preserve">I’d rather find the problem than hide it.</w:t>
-      </w:r>
-      <w:r>
-        <w:t xml:space="preserve">”</w:t>
-      </w:r>
-      <w:r>
-        <w:t xml:space="preserve"> </w:t>
-      </w:r>
-      <w:r>
-        <w:t xml:space="preserve">The quality team voted.</w:t>
-      </w:r>
-      <w:r>
-        <w:t xml:space="preserve"> </w:t>
-      </w:r>
-      <w:r>
-        <w:t xml:space="preserve">엘레나: 넷. 레오의 것.</w:t>
-      </w:r>
-      <w:r>
-        <w:t xml:space="preserve"> </w:t>
-      </w:r>
-      <w:r>
-        <w:t xml:space="preserve">“</w:t>
-      </w:r>
-      <w:r>
-        <w:t xml:space="preserve">문제를 숨기느니 찾겠다.</w:t>
-      </w:r>
-      <w:r>
-        <w:t xml:space="preserve">”</w:t>
-      </w:r>
-      <w:r>
-        <w:t xml:space="preserve"> </w:t>
-      </w:r>
-      <w:r>
-        <w:t xml:space="preserve">품질팀이 투표했죠.</w:t>
-      </w:r>
-    </w:p>
-    <w:p>
-      <w:pPr>
-        <w:numPr>
-          <w:ilvl w:val="0"/>
-          <w:numId w:val="1002"/>
-        </w:numPr>
-      </w:pPr>
-      <w:r>
-        <w:t xml:space="preserve">NOAH: Five.</w:t>
-      </w:r>
-      <w:r>
-        <w:t xml:space="preserve"> </w:t>
-      </w:r>
-      <w:r>
-        <w:t xml:space="preserve">“</w:t>
-      </w:r>
-      <w:r>
-        <w:t xml:space="preserve">Medicine and sales in the same room, from the start.</w:t>
-      </w:r>
-      <w:r>
-        <w:t xml:space="preserve">”</w:t>
-      </w:r>
-      <w:r>
-        <w:t xml:space="preserve"> </w:t>
-      </w:r>
-      <w:r>
-        <w:t xml:space="preserve">After the Glow fight.</w:t>
-      </w:r>
-      <w:r>
-        <w:t xml:space="preserve"> </w:t>
-      </w:r>
-      <w:r>
-        <w:t xml:space="preserve">노아: 다섯.</w:t>
-      </w:r>
-      <w:r>
-        <w:t xml:space="preserve"> </w:t>
-      </w:r>
-      <w:r>
-        <w:t xml:space="preserve">“</w:t>
-      </w:r>
-      <w:r>
-        <w:t xml:space="preserve">의학과 영업은 처음부터 같은 방에.</w:t>
-      </w:r>
-      <w:r>
-        <w:t xml:space="preserve">”</w:t>
-      </w:r>
-      <w:r>
-        <w:t xml:space="preserve"> </w:t>
-      </w:r>
-      <w:r>
-        <w:t xml:space="preserve">글로우 싸움 이후에.</w:t>
-      </w:r>
-    </w:p>
-    <w:p>
-      <w:pPr>
-        <w:numPr>
-          <w:ilvl w:val="0"/>
-          <w:numId w:val="1002"/>
-        </w:numPr>
-      </w:pPr>
-      <w:r>
-        <w:t xml:space="preserve">MARCUS: Now read them. As if Halvern owns us.</w:t>
-      </w:r>
-      <w:r>
-        <w:t xml:space="preserve"> </w:t>
-      </w:r>
-      <w:r>
-        <w:t xml:space="preserve">마커스: 이제 읽어 봐요. 할번이 우릴 소유한 것처럼.</w:t>
-      </w:r>
-    </w:p>
-    <w:p>
-      <w:pPr>
-        <w:numPr>
-          <w:ilvl w:val="0"/>
-          <w:numId w:val="1002"/>
-        </w:numPr>
-      </w:pPr>
-      <w:r>
-        <w:t xml:space="preserve">ELENA: One.</w:t>
-      </w:r>
-      <w:r>
-        <w:t xml:space="preserve"> </w:t>
-      </w:r>
-      <w:r>
-        <w:t xml:space="preserve">“</w:t>
-      </w:r>
-      <w:r>
-        <w:t xml:space="preserve">Do no harm.</w:t>
-      </w:r>
-      <w:r>
-        <w:t xml:space="preserve">”</w:t>
-      </w:r>
-      <w:r>
-        <w:t xml:space="preserve"> </w:t>
-      </w:r>
-      <w:r>
-        <w:t xml:space="preserve">Except where integration says otherwise.</w:t>
-      </w:r>
-      <w:r>
-        <w:t xml:space="preserve"> </w:t>
-      </w:r>
-      <w:r>
-        <w:t xml:space="preserve">엘레나: 하나.</w:t>
-      </w:r>
-      <w:r>
-        <w:t xml:space="preserve"> </w:t>
-      </w:r>
-      <w:r>
-        <w:t xml:space="preserve">“</w:t>
-      </w:r>
-      <w:r>
-        <w:t xml:space="preserve">해를 끼치지 말라.</w:t>
-      </w:r>
-      <w:r>
-        <w:t xml:space="preserve">”</w:t>
-      </w:r>
-      <w:r>
-        <w:t xml:space="preserve"> </w:t>
-      </w:r>
-      <w:r>
-        <w:t xml:space="preserve">통합 과정이 달리 정하지 않는 한.</w:t>
-      </w:r>
-    </w:p>
-    <w:p>
-      <w:pPr>
-        <w:numPr>
-          <w:ilvl w:val="0"/>
-          <w:numId w:val="1002"/>
-        </w:numPr>
-      </w:pPr>
-      <w:r>
-        <w:t xml:space="preserve">PRIYA: Two.</w:t>
-      </w:r>
-      <w:r>
-        <w:t xml:space="preserve"> </w:t>
-      </w:r>
-      <w:r>
-        <w:t xml:space="preserve">“</w:t>
-      </w:r>
-      <w:r>
-        <w:t xml:space="preserve">Inside, argue.</w:t>
-      </w:r>
-      <w:r>
-        <w:t xml:space="preserve">”</w:t>
-      </w:r>
-      <w:r>
-        <w:t xml:space="preserve"> </w:t>
-      </w:r>
-      <w:r>
-        <w:t xml:space="preserve">Except Halvern doesn’t do vetoes.</w:t>
-      </w:r>
-      <w:r>
-        <w:t xml:space="preserve"> </w:t>
-      </w:r>
-      <w:r>
-        <w:t xml:space="preserve">프리야: 둘.</w:t>
-      </w:r>
-      <w:r>
-        <w:t xml:space="preserve"> </w:t>
-      </w:r>
-      <w:r>
-        <w:t xml:space="preserve">“</w:t>
-      </w:r>
-      <w:r>
-        <w:t xml:space="preserve">안에선 논쟁.</w:t>
-      </w:r>
-      <w:r>
-        <w:t xml:space="preserve">”</w:t>
-      </w:r>
-      <w:r>
-        <w:t xml:space="preserve"> </w:t>
-      </w:r>
-      <w:r>
-        <w:t xml:space="preserve">할번은 거부권을 안 하는 것만 빼고.</w:t>
-      </w:r>
-    </w:p>
-    <w:p>
-      <w:pPr>
-        <w:numPr>
-          <w:ilvl w:val="0"/>
-          <w:numId w:val="1002"/>
-        </w:numPr>
-      </w:pPr>
-      <w:r>
-        <w:t xml:space="preserve">NOAH: Three.</w:t>
-      </w:r>
-      <w:r>
-        <w:t xml:space="preserve"> </w:t>
-      </w:r>
-      <w:r>
-        <w:t xml:space="preserve">“</w:t>
-      </w:r>
-      <w:r>
-        <w:t xml:space="preserve">Protect what’s working.</w:t>
-      </w:r>
-      <w:r>
-        <w:t xml:space="preserve">”</w:t>
-      </w:r>
-      <w:r>
-        <w:t xml:space="preserve"> </w:t>
-      </w:r>
-      <w:r>
-        <w:t xml:space="preserve">The rule that works is the first thing they’ll change.</w:t>
-      </w:r>
-      <w:r>
-        <w:t xml:space="preserve"> </w:t>
-      </w:r>
-      <w:r>
-        <w:t xml:space="preserve">노아: 셋.</w:t>
-      </w:r>
-      <w:r>
-        <w:t xml:space="preserve"> </w:t>
-      </w:r>
-      <w:r>
-        <w:t xml:space="preserve">“</w:t>
-      </w:r>
-      <w:r>
-        <w:t xml:space="preserve">되는 건 지킨다.</w:t>
-      </w:r>
-      <w:r>
-        <w:t xml:space="preserve">”</w:t>
-      </w:r>
-      <w:r>
-        <w:t xml:space="preserve"> </w:t>
-      </w:r>
-      <w:r>
-        <w:t xml:space="preserve">잘 되는 규칙이 그들이 제일 먼저 바꿀 거예요.</w:t>
-      </w:r>
-    </w:p>
-    <w:p>
-      <w:pPr>
-        <w:numPr>
-          <w:ilvl w:val="0"/>
-          <w:numId w:val="1002"/>
-        </w:numPr>
-      </w:pPr>
-      <w:r>
-        <w:t xml:space="preserve">MARCUS: Four.</w:t>
-      </w:r>
-      <w:r>
-        <w:t xml:space="preserve"> </w:t>
-      </w:r>
-      <w:r>
-        <w:t xml:space="preserve">“</w:t>
-      </w:r>
-      <w:r>
-        <w:t xml:space="preserve">Find the problem.</w:t>
-      </w:r>
-      <w:r>
-        <w:t xml:space="preserve">”</w:t>
-      </w:r>
-      <w:r>
-        <w:t xml:space="preserve"> </w:t>
-      </w:r>
-      <w:r>
-        <w:t xml:space="preserve">Halvern has never published a complication registry.</w:t>
-      </w:r>
-      <w:r>
-        <w:t xml:space="preserve"> </w:t>
-      </w:r>
-      <w:r>
-        <w:t xml:space="preserve">마커스: 넷.</w:t>
-      </w:r>
-      <w:r>
-        <w:t xml:space="preserve"> </w:t>
-      </w:r>
-      <w:r>
-        <w:t xml:space="preserve">“</w:t>
-      </w:r>
-      <w:r>
-        <w:t xml:space="preserve">문제를 찾는다.</w:t>
-      </w:r>
-      <w:r>
-        <w:t xml:space="preserve">”</w:t>
-      </w:r>
-      <w:r>
-        <w:t xml:space="preserve"> </w:t>
-      </w:r>
-      <w:r>
-        <w:t xml:space="preserve">할번은 합병증 레지스트리를 공개한 적이 없어요.</w:t>
-      </w:r>
-    </w:p>
-    <w:p>
-      <w:pPr>
-        <w:numPr>
-          <w:ilvl w:val="0"/>
-          <w:numId w:val="1002"/>
-        </w:numPr>
-      </w:pPr>
-      <w:r>
-        <w:t xml:space="preserve">ELENA: Five.</w:t>
-      </w:r>
-      <w:r>
-        <w:t xml:space="preserve"> </w:t>
-      </w:r>
-      <w:r>
-        <w:t xml:space="preserve">“</w:t>
-      </w:r>
-      <w:r>
-        <w:t xml:space="preserve">Medicine and sales in the same room.</w:t>
-      </w:r>
-      <w:r>
-        <w:t xml:space="preserve">”</w:t>
-      </w:r>
-      <w:r>
-        <w:t xml:space="preserve"> </w:t>
-      </w:r>
-      <w:r>
         <w:t xml:space="preserve">In Halvern, medicine has an advisory room. Down the hall.</w:t>
       </w:r>
-      <w:r>
-        <w:t xml:space="preserve"> </w:t>
-      </w:r>
-      <w:r>
-        <w:t xml:space="preserve">엘레나: 다섯.</w:t>
-      </w:r>
-      <w:r>
-        <w:t xml:space="preserve"> </w:t>
-      </w:r>
-      <w:r>
-        <w:t xml:space="preserve">“</w:t>
-      </w:r>
-      <w:r>
-        <w:t xml:space="preserve">의학과 영업은 같은 방에.</w:t>
-      </w:r>
-      <w:r>
-        <w:t xml:space="preserve">”</w:t>
-      </w:r>
-      <w:r>
-        <w:t xml:space="preserve"> </w:t>
-      </w:r>
-      <w:r>
-        <w:t xml:space="preserve">할번에선 의학이 자문실에 있죠. 복도 끝에.</w:t>
-      </w:r>
-    </w:p>
-    <w:p>
-      <w:pPr>
-        <w:numPr>
-          <w:ilvl w:val="0"/>
-          <w:numId w:val="1002"/>
-        </w:numPr>
+    </w:p>
+    <w:p>
+      <w:pPr>
+        <w:pStyle w:val="BodyText"/>
       </w:pPr>
       <w:r>
         <w:t xml:space="preserve">PRIYA: That’s not a whiteboard anymore. That’s an obituary.</w:t>
       </w:r>
-      <w:r>
-        <w:t xml:space="preserve"> </w:t>
-      </w:r>
-      <w:r>
-        <w:t xml:space="preserve">프리야: 그건 이제 화이트보드가 아니라. 부고예요.</w:t>
-      </w:r>
-    </w:p>
-    <w:p>
-      <w:pPr>
-        <w:numPr>
-          <w:ilvl w:val="0"/>
-          <w:numId w:val="1002"/>
-        </w:numPr>
+    </w:p>
+    <w:p>
+      <w:pPr>
+        <w:pStyle w:val="BodyText"/>
       </w:pPr>
       <w:r>
         <w:t xml:space="preserve">NOAH: So we say no. Simple.</w:t>
       </w:r>
-      <w:r>
-        <w:t xml:space="preserve"> </w:t>
-      </w:r>
-      <w:r>
-        <w:t xml:space="preserve">노아: 그럼 거절하죠. 간단하게.</w:t>
-      </w:r>
-    </w:p>
-    <w:p>
-      <w:pPr>
-        <w:numPr>
-          <w:ilvl w:val="0"/>
-          <w:numId w:val="1002"/>
-        </w:numPr>
+    </w:p>
+    <w:p>
+      <w:pPr>
+        <w:pStyle w:val="BodyText"/>
       </w:pPr>
       <w:r>
         <w:t xml:space="preserve">MARCUS: Not simple. Not yet. First, something I’ve been meaning to say. For two weeks.</w:t>
       </w:r>
-      <w:r>
-        <w:t xml:space="preserve"> </w:t>
-      </w:r>
-      <w:r>
-        <w:t xml:space="preserve">마커스: 간단하지 않아요. 아직은. 먼저, 계속 하려던 말이 있어요. 2주 동안.</w:t>
-      </w:r>
-    </w:p>
-    <w:p>
-      <w:pPr>
-        <w:numPr>
-          <w:ilvl w:val="0"/>
-          <w:numId w:val="1002"/>
-        </w:numPr>
+    </w:p>
+    <w:p>
+      <w:pPr>
+        <w:pStyle w:val="BodyText"/>
       </w:pPr>
       <w:r>
         <w:t xml:space="preserve">ELENA: Go ahead, Marcus.</w:t>
       </w:r>
-      <w:r>
-        <w:t xml:space="preserve"> </w:t>
-      </w:r>
-      <w:r>
-        <w:t xml:space="preserve">엘레나: 해요, 마커스.</w:t>
-      </w:r>
-    </w:p>
-    <w:p>
-      <w:pPr>
-        <w:numPr>
-          <w:ilvl w:val="0"/>
-          <w:numId w:val="1002"/>
-        </w:numPr>
+    </w:p>
+    <w:p>
+      <w:pPr>
+        <w:pStyle w:val="BodyText"/>
       </w:pPr>
       <w:r>
         <w:t xml:space="preserve">MARCUS: If I were alone, I’d take the money. Tonight. No hesitation.</w:t>
       </w:r>
-      <w:r>
-        <w:t xml:space="preserve"> </w:t>
-      </w:r>
-      <w:r>
-        <w:t xml:space="preserve">마커스: 내가 혼자였다면, 돈을 받았을 거예요. 오늘 밤. 망설임 없이.</w:t>
-      </w:r>
-    </w:p>
-    <w:p>
-      <w:pPr>
-        <w:numPr>
-          <w:ilvl w:val="0"/>
-          <w:numId w:val="1002"/>
-        </w:numPr>
+    </w:p>
+    <w:p>
+      <w:pPr>
+        <w:pStyle w:val="BodyText"/>
       </w:pPr>
       <w:r>
         <w:t xml:space="preserve">PRIYA: …Thank you for saying it.</w:t>
       </w:r>
-      <w:r>
-        <w:t xml:space="preserve"> </w:t>
-      </w:r>
-      <w:r>
-        <w:t xml:space="preserve">프리야: …말해 줘서 고마워요.</w:t>
-      </w:r>
-    </w:p>
-    <w:p>
-      <w:pPr>
-        <w:numPr>
-          <w:ilvl w:val="0"/>
-          <w:numId w:val="1002"/>
-        </w:numPr>
+    </w:p>
+    <w:p>
+      <w:pPr>
+        <w:pStyle w:val="BodyText"/>
       </w:pPr>
       <w:r>
         <w:t xml:space="preserve">MARCUS: Denise and I still have a mortgage. Jamal got into Rice. Do you know what Rice costs?</w:t>
       </w:r>
-      <w:r>
-        <w:t xml:space="preserve"> </w:t>
-      </w:r>
-      <w:r>
-        <w:t xml:space="preserve">마커스: 데니스랑 난 아직 주택 대출이 있어요. 자말이 라이스 대학에 붙었어요. 라이스가 얼마인지 알아요?</w:t>
-      </w:r>
-    </w:p>
-    <w:p>
-      <w:pPr>
-        <w:numPr>
-          <w:ilvl w:val="0"/>
-          <w:numId w:val="1002"/>
-        </w:numPr>
+    </w:p>
+    <w:p>
+      <w:pPr>
+        <w:pStyle w:val="BodyText"/>
       </w:pPr>
       <w:r>
         <w:t xml:space="preserve">NOAH: Congratulations. I didn’t know he got in.</w:t>
       </w:r>
-      <w:r>
-        <w:t xml:space="preserve"> </w:t>
-      </w:r>
-      <w:r>
-        <w:t xml:space="preserve">노아: 축하해요. 합격한 줄 몰랐어요.</w:t>
-      </w:r>
-    </w:p>
-    <w:p>
-      <w:pPr>
-        <w:numPr>
-          <w:ilvl w:val="0"/>
-          <w:numId w:val="1002"/>
-        </w:numPr>
+    </w:p>
+    <w:p>
+      <w:pPr>
+        <w:pStyle w:val="BodyText"/>
       </w:pPr>
       <w:r>
         <w:t xml:space="preserve">MARCUS: Last week. I didn’t tell anyone. It felt wrong. In the middle of all this.</w:t>
       </w:r>
-      <w:r>
-        <w:t xml:space="preserve"> </w:t>
-      </w:r>
-      <w:r>
-        <w:t xml:space="preserve">마커스: 지난주에요. 아무한테도 안 말했어요. 이 와중에 말하는 게 이상해서.</w:t>
-      </w:r>
-    </w:p>
-    <w:p>
-      <w:pPr>
-        <w:numPr>
-          <w:ilvl w:val="0"/>
-          <w:numId w:val="1002"/>
-        </w:numPr>
+    </w:p>
+    <w:p>
+      <w:pPr>
+        <w:pStyle w:val="BodyText"/>
       </w:pPr>
       <w:r>
         <w:t xml:space="preserve">ELENA: Marcus, that’s the best news anyone’s had in two weeks.</w:t>
       </w:r>
-      <w:r>
-        <w:t xml:space="preserve"> </w:t>
-      </w:r>
-      <w:r>
-        <w:t xml:space="preserve">엘레나: 마커스, 2주 동안 들은 소식 중 최고예요.</w:t>
-      </w:r>
-    </w:p>
-    <w:p>
-      <w:pPr>
-        <w:numPr>
-          <w:ilvl w:val="0"/>
-          <w:numId w:val="1002"/>
-        </w:numPr>
+    </w:p>
+    <w:p>
+      <w:pPr>
+        <w:pStyle w:val="BodyText"/>
       </w:pPr>
       <w:r>
         <w:t xml:space="preserve">MARCUS: But I’m not alone. That’s the point. Four people built this, in this building, at that bench, with no money and one idea. I won’t sell my quarter of it for tuition, and I won’t ask the other three to sell theirs so I can.</w:t>
       </w:r>
-      <w:r>
-        <w:t xml:space="preserve"> </w:t>
-      </w:r>
-      <w:r>
-        <w:t xml:space="preserve">마커스: 하지만 난 혼자가 아니에요. 그게 핵심이죠. 넷이서 이걸 만들었어요. 이 건물에서, 저 실험대에서, 돈도 없이 아이디어 하나로. 학비 때문에 내 4분의 1을 팔진 않을 거예요. 그리고 내가 팔 수 있게 나머지 셋한테 팔라고 하지도 않을 거고요.</w:t>
-      </w:r>
-    </w:p>
-    <w:p>
-      <w:pPr>
-        <w:numPr>
-          <w:ilvl w:val="0"/>
-          <w:numId w:val="1002"/>
-        </w:numPr>
+    </w:p>
+    <w:p>
+      <w:pPr>
+        <w:pStyle w:val="BodyText"/>
       </w:pPr>
       <w:r>
         <w:t xml:space="preserve">PRIYA: Your quarter. Even though your shares are only eighteen percent.</w:t>
       </w:r>
-      <w:r>
-        <w:t xml:space="preserve"> </w:t>
-      </w:r>
-      <w:r>
-        <w:t xml:space="preserve">프리야: 당신의 4분의 1. 지분은 18%밖에 안 되는데도.</w:t>
-      </w:r>
-    </w:p>
-    <w:p>
-      <w:pPr>
-        <w:numPr>
-          <w:ilvl w:val="0"/>
-          <w:numId w:val="1002"/>
-        </w:numPr>
+    </w:p>
+    <w:p>
+      <w:pPr>
+        <w:pStyle w:val="BodyText"/>
       </w:pPr>
       <w:r>
         <w:t xml:space="preserve">MARCUS: Shares are math, Priya. Quarters are people.</w:t>
       </w:r>
-      <w:r>
-        <w:t xml:space="preserve"> </w:t>
-      </w:r>
-      <w:r>
-        <w:t xml:space="preserve">마커스: 지분은 수학이에요, 프리야. 4분의 1은 사람이고.</w:t>
-      </w:r>
-    </w:p>
-    <w:p>
-      <w:pPr>
-        <w:numPr>
-          <w:ilvl w:val="0"/>
-          <w:numId w:val="1002"/>
-        </w:numPr>
+    </w:p>
+    <w:p>
+      <w:pPr>
+        <w:pStyle w:val="BodyText"/>
       </w:pPr>
       <w:r>
         <w:t xml:space="preserve">NOAH: I’ll remember that. For the board.</w:t>
       </w:r>
-      <w:r>
-        <w:t xml:space="preserve"> </w:t>
-      </w:r>
-      <w:r>
-        <w:t xml:space="preserve">노아: 기억해 둘게요. 이사회용으로.</w:t>
-      </w:r>
-    </w:p>
-    <w:p>
-      <w:pPr>
-        <w:numPr>
-          <w:ilvl w:val="0"/>
-          <w:numId w:val="1002"/>
-        </w:numPr>
+    </w:p>
+    <w:p>
+      <w:pPr>
+        <w:pStyle w:val="BodyText"/>
       </w:pPr>
       <w:r>
         <w:t xml:space="preserve">ELENA: My turn. I’ve been meaning to say something too. For about two years.</w:t>
-      </w:r>
-      <w:r>
-        <w:t xml:space="preserve"> </w:t>
-      </w:r>
-      <w:r>
-        <w:t xml:space="preserve">엘레나: 내 차례. 나도 하려던 말이 있어요. 2년쯤.</w:t>
       </w:r>
     </w:p>
     <w:bookmarkEnd w:id="22"/>
@@ -1722,78 +1014,39 @@
     </w:p>
     <w:p>
       <w:pPr>
-        <w:numPr>
-          <w:ilvl w:val="0"/>
-          <w:numId w:val="1003"/>
-        </w:numPr>
+        <w:pStyle w:val="FirstParagraph"/>
       </w:pPr>
       <w:r>
         <w:t xml:space="preserve">ELENA: During the Glow fight, I wrote a resignation letter. You remember. I never sent it.</w:t>
       </w:r>
-      <w:r>
-        <w:t xml:space="preserve"> </w:t>
-      </w:r>
-      <w:r>
-        <w:t xml:space="preserve">엘레나: 글로우 싸움 때 사직서를 썼어요. 기억하죠. 보내진 않았고요.</w:t>
-      </w:r>
-    </w:p>
-    <w:p>
-      <w:pPr>
-        <w:numPr>
-          <w:ilvl w:val="0"/>
-          <w:numId w:val="1003"/>
-        </w:numPr>
+    </w:p>
+    <w:p>
+      <w:pPr>
+        <w:pStyle w:val="BodyText"/>
       </w:pPr>
       <w:r>
         <w:t xml:space="preserve">NOAH: You said it was in a drawer.</w:t>
       </w:r>
-      <w:r>
-        <w:t xml:space="preserve"> </w:t>
-      </w:r>
-      <w:r>
-        <w:t xml:space="preserve">노아: 서랍에 있다고 했죠.</w:t>
-      </w:r>
-    </w:p>
-    <w:p>
-      <w:pPr>
-        <w:numPr>
-          <w:ilvl w:val="0"/>
-          <w:numId w:val="1003"/>
-        </w:numPr>
+    </w:p>
+    <w:p>
+      <w:pPr>
+        <w:pStyle w:val="BodyText"/>
       </w:pPr>
       <w:r>
         <w:t xml:space="preserve">ELENA: It was. Until this morning. I took it out. I read it. And I tore it up.</w:t>
       </w:r>
-      <w:r>
-        <w:t xml:space="preserve"> </w:t>
-      </w:r>
-      <w:r>
-        <w:t xml:space="preserve">엘레나: 있었어요. 오늘 아침까지. 꺼냈어요. 읽었어요. 그리고 찢었어요.</w:t>
-      </w:r>
-    </w:p>
-    <w:p>
-      <w:pPr>
-        <w:numPr>
-          <w:ilvl w:val="0"/>
-          <w:numId w:val="1003"/>
-        </w:numPr>
+    </w:p>
+    <w:p>
+      <w:pPr>
+        <w:pStyle w:val="BodyText"/>
       </w:pPr>
       <w:r>
         <w:t xml:space="preserve">PRIYA: Why this morning?</w:t>
       </w:r>
-      <w:r>
-        <w:t xml:space="preserve"> </w:t>
-      </w:r>
-      <w:r>
-        <w:t xml:space="preserve">프리야: 왜 오늘 아침에요?</w:t>
-      </w:r>
-    </w:p>
-    <w:p>
-      <w:pPr>
-        <w:numPr>
-          <w:ilvl w:val="0"/>
-          <w:numId w:val="1003"/>
-        </w:numPr>
+    </w:p>
+    <w:p>
+      <w:pPr>
+        <w:pStyle w:val="BodyText"/>
       </w:pPr>
       <w:r>
         <w:t xml:space="preserve">ELENA: If we sell, I don’t need a letter. Tom said it.</w:t>
@@ -1816,11 +1069,93 @@
       <w:r>
         <w:t xml:space="preserve">I’d just leave.</w:t>
       </w:r>
-      <w:r>
-        <w:t xml:space="preserve"> </w:t>
-      </w:r>
-      <w:r>
-        <w:t xml:space="preserve">엘레나: 팔면 편지가 필요 없어요. 톰이 말했죠.</w:t>
+    </w:p>
+    <w:p>
+      <w:pPr>
+        <w:pStyle w:val="BodyText"/>
+      </w:pPr>
+      <w:r>
+        <w:t xml:space="preserve">MARCUS: And if we don’t sell?</w:t>
+      </w:r>
+    </w:p>
+    <w:p>
+      <w:pPr>
+        <w:pStyle w:val="BodyText"/>
+      </w:pPr>
+      <w:r>
+        <w:t xml:space="preserve">ELENA: Then I don’t need it either, because this company keeps its promises. For two years, part of me kept that letter ready, just in case we broke one. We never did. So I’ve stopped waiting, and that’s why I tore it up.</w:t>
+      </w:r>
+    </w:p>
+    <w:p>
+      <w:pPr>
+        <w:pStyle w:val="BodyText"/>
+      </w:pPr>
+      <w:r>
+        <w:t xml:space="preserve">NOAH: Elena. That’s the nicest thing you’ve ever said to me.</w:t>
+      </w:r>
+    </w:p>
+    <w:p>
+      <w:pPr>
+        <w:pStyle w:val="BodyText"/>
+      </w:pPr>
+      <w:r>
+        <w:t xml:space="preserve">ELENA: Don’t get used to it. Priya. Your turn.</w:t>
+      </w:r>
+    </w:p>
+    <w:p>
+      <w:pPr>
+        <w:pStyle w:val="BodyText"/>
+      </w:pPr>
+      <w:r>
+        <w:t xml:space="preserve">PRIYA: …Mine is harder. Because it’s about the future. Not the past.</w:t>
+      </w:r>
+    </w:p>
+    <w:p>
+      <w:pPr>
+        <w:pStyle w:val="BodyText"/>
+      </w:pPr>
+      <w:r>
+        <w:t xml:space="preserve">NOAH: Take your time.</w:t>
+      </w:r>
+    </w:p>
+    <w:p>
+      <w:pPr>
+        <w:pStyle w:val="BodyText"/>
+      </w:pPr>
+      <w:r>
+        <w:t xml:space="preserve">PRIYA: I love this company. But I don’t love being CTO anymore. My days are budgets, hiring and board slides, and the last time I ran an experiment myself, I had to ask a junior chemist where the pipettes were. I miss the bench.</w:t>
+      </w:r>
+    </w:p>
+    <w:p>
+      <w:pPr>
+        <w:pStyle w:val="BodyText"/>
+      </w:pPr>
+      <w:r>
+        <w:t xml:space="preserve">MARCUS: You want to leave?</w:t>
+      </w:r>
+    </w:p>
+    <w:p>
+      <w:pPr>
+        <w:pStyle w:val="BodyText"/>
+      </w:pPr>
+      <w:r>
+        <w:t xml:space="preserve">PRIYA: No. Never. I want to go back to science. The skin booster. The toxin work. Maybe a different title.</w:t>
+      </w:r>
+    </w:p>
+    <w:p>
+      <w:pPr>
+        <w:pStyle w:val="BodyText"/>
+      </w:pPr>
+      <w:r>
+        <w:t xml:space="preserve">ELENA: When were you going to tell us?</w:t>
+      </w:r>
+    </w:p>
+    <w:p>
+      <w:pPr>
+        <w:pStyle w:val="BodyText"/>
+      </w:pPr>
+      <w:r>
+        <w:t xml:space="preserve">PRIYA: After Asia. After the IPO. After… There’s always an</w:t>
       </w:r>
       <w:r>
         <w:t xml:space="preserve"> </w:t>
@@ -1829,7 +1164,7 @@
         <w:t xml:space="preserve">“</w:t>
       </w:r>
       <w:r>
-        <w:t xml:space="preserve">할번은 거부권을 안 한다.</w:t>
+        <w:t xml:space="preserve">after.</w:t>
       </w:r>
       <w:r>
         <w:t xml:space="preserve">”</w:t>
@@ -1838,188 +1173,71 @@
         <w:t xml:space="preserve"> </w:t>
       </w:r>
       <w:r>
-        <w:t xml:space="preserve">그냥 떠나면 돼요.</w:t>
-      </w:r>
-    </w:p>
-    <w:p>
-      <w:pPr>
-        <w:numPr>
-          <w:ilvl w:val="0"/>
-          <w:numId w:val="1003"/>
-        </w:numPr>
-      </w:pPr>
-      <w:r>
-        <w:t xml:space="preserve">MARCUS: And if we don’t sell?</w:t>
-      </w:r>
-      <w:r>
-        <w:t xml:space="preserve"> </w:t>
-      </w:r>
-      <w:r>
-        <w:t xml:space="preserve">마커스: 그럼 안 팔면요?</w:t>
-      </w:r>
-    </w:p>
-    <w:p>
-      <w:pPr>
-        <w:numPr>
-          <w:ilvl w:val="0"/>
-          <w:numId w:val="1003"/>
-        </w:numPr>
-      </w:pPr>
-      <w:r>
-        <w:t xml:space="preserve">ELENA: Then I don’t need it either, because this company keeps its promises. For two years, part of me kept that letter ready, just in case we broke one. We never did. So I’ve stopped waiting, and that’s why I tore it up.</w:t>
-      </w:r>
-      <w:r>
-        <w:t xml:space="preserve"> </w:t>
-      </w:r>
-      <w:r>
-        <w:t xml:space="preserve">엘레나: 그래도 필요 없어요. 이 회사는 약속을 지키니까요. 2년 동안 내 일부는 혹시 우리가 약속을 하나라도 어길까 봐 그 편지를 준비해 뒀어요. 한 번도 어기지 않았죠. 그래서 기다리는 걸 그만뒀고, 그래서 찢었어요.</w:t>
-      </w:r>
-    </w:p>
-    <w:p>
-      <w:pPr>
-        <w:numPr>
-          <w:ilvl w:val="0"/>
-          <w:numId w:val="1003"/>
-        </w:numPr>
-      </w:pPr>
-      <w:r>
-        <w:t xml:space="preserve">NOAH: Elena. That’s the nicest thing you’ve ever said to me.</w:t>
-      </w:r>
-      <w:r>
-        <w:t xml:space="preserve"> </w:t>
-      </w:r>
-      <w:r>
-        <w:t xml:space="preserve">노아: 엘레나. 나한테 한 말 중 가장 다정하네요.</w:t>
-      </w:r>
-    </w:p>
-    <w:p>
-      <w:pPr>
-        <w:numPr>
-          <w:ilvl w:val="0"/>
-          <w:numId w:val="1003"/>
-        </w:numPr>
-      </w:pPr>
-      <w:r>
-        <w:t xml:space="preserve">ELENA: Don’t get used to it. Priya. Your turn.</w:t>
-      </w:r>
-      <w:r>
-        <w:t xml:space="preserve"> </w:t>
-      </w:r>
-      <w:r>
-        <w:t xml:space="preserve">엘레나: 익숙해지지 마요. 프리야. 당신 차례.</w:t>
-      </w:r>
-    </w:p>
-    <w:p>
-      <w:pPr>
-        <w:numPr>
-          <w:ilvl w:val="0"/>
-          <w:numId w:val="1003"/>
-        </w:numPr>
-      </w:pPr>
-      <w:r>
-        <w:t xml:space="preserve">PRIYA: …Mine is harder. Because it’s about the future. Not the past.</w:t>
-      </w:r>
-      <w:r>
-        <w:t xml:space="preserve"> </w:t>
-      </w:r>
-      <w:r>
-        <w:t xml:space="preserve">프리야: …내 건 더 어려워요. 과거가 아니라 미래에 관한 거라서.</w:t>
-      </w:r>
-    </w:p>
-    <w:p>
-      <w:pPr>
-        <w:numPr>
-          <w:ilvl w:val="0"/>
-          <w:numId w:val="1003"/>
-        </w:numPr>
-      </w:pPr>
-      <w:r>
-        <w:t xml:space="preserve">NOAH: Take your time.</w:t>
-      </w:r>
-      <w:r>
-        <w:t xml:space="preserve"> </w:t>
-      </w:r>
-      <w:r>
-        <w:t xml:space="preserve">노아: 천천히 해요.</w:t>
-      </w:r>
-    </w:p>
-    <w:p>
-      <w:pPr>
-        <w:numPr>
-          <w:ilvl w:val="0"/>
-          <w:numId w:val="1003"/>
-        </w:numPr>
-      </w:pPr>
-      <w:r>
-        <w:t xml:space="preserve">PRIYA: I love this company. But I don’t love being CTO anymore. My days are budgets, hiring and board slides, and the last time I ran an experiment myself, I had to ask a junior chemist where the pipettes were. I miss the bench.</w:t>
-      </w:r>
-      <w:r>
-        <w:t xml:space="preserve"> </w:t>
-      </w:r>
-      <w:r>
-        <w:t xml:space="preserve">프리야: 이 회사를 사랑해요. 하지만 CTO는 더 이상 사랑하지 않아요. 내 하루는 예산, 채용, 이사회 슬라이드고, 마지막으로 직접 실험했을 땐 신입 화학자한테 피펫이 어디 있냐고 물어야 했어요. 실험대가 그리워요.</w:t>
-      </w:r>
-    </w:p>
-    <w:p>
-      <w:pPr>
-        <w:numPr>
-          <w:ilvl w:val="0"/>
-          <w:numId w:val="1003"/>
-        </w:numPr>
-      </w:pPr>
-      <w:r>
-        <w:t xml:space="preserve">MARCUS: You want to leave?</w:t>
-      </w:r>
-      <w:r>
-        <w:t xml:space="preserve"> </w:t>
-      </w:r>
-      <w:r>
-        <w:t xml:space="preserve">마커스: 떠나고 싶어요?</w:t>
-      </w:r>
-    </w:p>
-    <w:p>
-      <w:pPr>
-        <w:numPr>
-          <w:ilvl w:val="0"/>
-          <w:numId w:val="1003"/>
-        </w:numPr>
-      </w:pPr>
-      <w:r>
-        <w:t xml:space="preserve">PRIYA: No. Never. I want to go back to science. The skin booster. The toxin work. Maybe a different title.</w:t>
-      </w:r>
-      <w:r>
-        <w:t xml:space="preserve"> </w:t>
-      </w:r>
-      <w:r>
-        <w:t xml:space="preserve">프리야: 아니요. 절대. 과학으로 돌아가고 싶어요. 스킨부스터. 톡신 연구. 어쩌면 다른 직함으로.</w:t>
-      </w:r>
-    </w:p>
-    <w:p>
-      <w:pPr>
-        <w:numPr>
-          <w:ilvl w:val="0"/>
-          <w:numId w:val="1003"/>
-        </w:numPr>
-      </w:pPr>
-      <w:r>
-        <w:t xml:space="preserve">ELENA: When were you going to tell us?</w:t>
-      </w:r>
-      <w:r>
-        <w:t xml:space="preserve"> </w:t>
-      </w:r>
-      <w:r>
-        <w:t xml:space="preserve">엘레나: 언제 말하려고 했어요?</w:t>
-      </w:r>
-    </w:p>
-    <w:p>
-      <w:pPr>
-        <w:numPr>
-          <w:ilvl w:val="0"/>
-          <w:numId w:val="1003"/>
-        </w:numPr>
-      </w:pPr>
-      <w:r>
-        <w:t xml:space="preserve">PRIYA: After Asia. After the IPO. After… There’s always an</w:t>
+        <w:t xml:space="preserve">Claire would say that’s a trap.</w:t>
+      </w:r>
+    </w:p>
+    <w:p>
+      <w:pPr>
+        <w:pStyle w:val="BodyText"/>
+      </w:pPr>
+      <w:r>
+        <w:t xml:space="preserve">NOAH: She would. And she’d be right. Thank you, Priya. We’ll figure it out. Properly. Not tonight.</w:t>
+      </w:r>
+    </w:p>
+    <w:p>
+      <w:pPr>
+        <w:pStyle w:val="BodyText"/>
+      </w:pPr>
+      <w:r>
+        <w:t xml:space="preserve">MARCUS: Noah. You’re last. That’s fair. You made us wait two weeks.</w:t>
+      </w:r>
+    </w:p>
+    <w:p>
+      <w:pPr>
+        <w:pStyle w:val="BodyText"/>
+      </w:pPr>
+      <w:r>
+        <w:t xml:space="preserve">NOAH: …I’ve been meaning to say this since Tom’s dinner.</w:t>
+      </w:r>
+    </w:p>
+    <w:p>
+      <w:pPr>
+        <w:pStyle w:val="BodyText"/>
+      </w:pPr>
+      <w:r>
+        <w:t xml:space="preserve">ELENA: Go on.</w:t>
+      </w:r>
+    </w:p>
+    <w:p>
+      <w:pPr>
+        <w:pStyle w:val="BodyText"/>
+      </w:pPr>
+      <w:r>
+        <w:t xml:space="preserve">NOAH: It wasn’t the money. The eighteen million never tempted me. I was afraid you’d all want to sell, and I’d be the only one who didn’t. Then I’d have to choose between the company and the three people I built it with.</w:t>
+      </w:r>
+    </w:p>
+    <w:p>
+      <w:pPr>
+        <w:pStyle w:val="BodyText"/>
+      </w:pPr>
+      <w:r>
+        <w:t xml:space="preserve">PRIYA: So you stayed silent. To protect us from your opinion.</w:t>
+      </w:r>
+    </w:p>
+    <w:p>
+      <w:pPr>
+        <w:pStyle w:val="BodyText"/>
+      </w:pPr>
+      <w:r>
+        <w:t xml:space="preserve">NOAH: To protect me. If I said no and you said yes, I’d be Tom. Choosing for everyone.</w:t>
+      </w:r>
+    </w:p>
+    <w:p>
+      <w:pPr>
+        <w:pStyle w:val="BodyText"/>
+      </w:pPr>
+      <w:r>
+        <w:t xml:space="preserve">MARCUS: Principle two, Noah.</w:t>
       </w:r>
       <w:r>
         <w:t xml:space="preserve"> </w:t>
@@ -2028,7 +1246,7 @@
         <w:t xml:space="preserve">“</w:t>
       </w:r>
       <w:r>
-        <w:t xml:space="preserve">after.</w:t>
+        <w:t xml:space="preserve">Inside, argue.</w:t>
       </w:r>
       <w:r>
         <w:t xml:space="preserve">”</w:t>
@@ -2037,13 +1255,55 @@
         <w:t xml:space="preserve"> </w:t>
       </w:r>
       <w:r>
-        <w:t xml:space="preserve">Claire would say that’s a trap.</w:t>
-      </w:r>
-      <w:r>
-        <w:t xml:space="preserve"> </w:t>
-      </w:r>
-      <w:r>
-        <w:t xml:space="preserve">프리야: 아시아 이후. IPO 이후. 이후… 항상</w:t>
+        <w:t xml:space="preserve">You forgot to argue.</w:t>
+      </w:r>
+    </w:p>
+    <w:p>
+      <w:pPr>
+        <w:pStyle w:val="BodyText"/>
+      </w:pPr>
+      <w:r>
+        <w:t xml:space="preserve">NOAH: I forgot to argue. You’re right.</w:t>
+      </w:r>
+    </w:p>
+    <w:p>
+      <w:pPr>
+        <w:pStyle w:val="BodyText"/>
+      </w:pPr>
+      <w:r>
+        <w:t xml:space="preserve">ELENA: Then argue now. What do you want?</w:t>
+      </w:r>
+    </w:p>
+    <w:p>
+      <w:pPr>
+        <w:pStyle w:val="BodyText"/>
+      </w:pPr>
+      <w:r>
+        <w:t xml:space="preserve">NOAH: I want to say no to Tom. And I want Ha-eun’s loans paid. And Marcus’s son at Rice.</w:t>
+      </w:r>
+    </w:p>
+    <w:p>
+      <w:pPr>
+        <w:pStyle w:val="BodyText"/>
+      </w:pPr>
+      <w:r>
+        <w:t xml:space="preserve">PRIYA: Those aren’t opposites. You keep treating them like opposites.</w:t>
+      </w:r>
+    </w:p>
+    <w:p>
+      <w:pPr>
+        <w:pStyle w:val="BodyText"/>
+      </w:pPr>
+      <w:r>
+        <w:t xml:space="preserve">NOAH: …What do you mean?</w:t>
+      </w:r>
+    </w:p>
+    <w:p>
+      <w:pPr>
+        <w:pStyle w:val="BodyText"/>
+      </w:pPr>
+      <w:r>
+        <w:t xml:space="preserve">PRIYA: Define the problem. Not</w:t>
       </w:r>
       <w:r>
         <w:t xml:space="preserve"> </w:t>
@@ -2052,323 +1312,16 @@
         <w:t xml:space="preserve">“</w:t>
       </w:r>
       <w:r>
-        <w:t xml:space="preserve">이후</w:t>
+        <w:t xml:space="preserve">sell or don’t sell.</w:t>
       </w:r>
       <w:r>
         <w:t xml:space="preserve">”</w:t>
       </w:r>
       <w:r>
-        <w:t xml:space="preserve">가 있죠. 클레어라면 그게 함정이라고 할 거예요.</w:t>
-      </w:r>
-    </w:p>
-    <w:p>
-      <w:pPr>
-        <w:numPr>
-          <w:ilvl w:val="0"/>
-          <w:numId w:val="1003"/>
-        </w:numPr>
-      </w:pPr>
-      <w:r>
-        <w:t xml:space="preserve">NOAH: She would. And she’d be right. Thank you, Priya. We’ll figure it out. Properly. Not tonight.</w:t>
-      </w:r>
-      <w:r>
-        <w:t xml:space="preserve"> </w:t>
-      </w:r>
-      <w:r>
-        <w:t xml:space="preserve">노아: 그럴 거예요. 그리고 맞을 거고요. 고마워요, 프리야. 제대로 방법을 찾을게요. 오늘 밤 말고.</w:t>
-      </w:r>
-    </w:p>
-    <w:p>
-      <w:pPr>
-        <w:numPr>
-          <w:ilvl w:val="0"/>
-          <w:numId w:val="1003"/>
-        </w:numPr>
-      </w:pPr>
-      <w:r>
-        <w:t xml:space="preserve">MARCUS: Noah. You’re last. That’s fair. You made us wait two weeks.</w:t>
-      </w:r>
-      <w:r>
-        <w:t xml:space="preserve"> </w:t>
-      </w:r>
-      <w:r>
-        <w:t xml:space="preserve">마커스: 노아. 당신이 마지막이에요. 공평하죠. 2주를 기다리게 했으니까.</w:t>
-      </w:r>
-    </w:p>
-    <w:p>
-      <w:pPr>
-        <w:numPr>
-          <w:ilvl w:val="0"/>
-          <w:numId w:val="1003"/>
-        </w:numPr>
-      </w:pPr>
-      <w:r>
-        <w:t xml:space="preserve">NOAH: …I’ve been meaning to say this since Tom’s dinner.</w:t>
-      </w:r>
-      <w:r>
-        <w:t xml:space="preserve"> </w:t>
-      </w:r>
-      <w:r>
-        <w:t xml:space="preserve">노아: …톰 저녁 이후로 계속 하려던 말이에요.</w:t>
-      </w:r>
-    </w:p>
-    <w:p>
-      <w:pPr>
-        <w:numPr>
-          <w:ilvl w:val="0"/>
-          <w:numId w:val="1003"/>
-        </w:numPr>
-      </w:pPr>
-      <w:r>
-        <w:t xml:space="preserve">ELENA: Go on.</w:t>
-      </w:r>
-      <w:r>
-        <w:t xml:space="preserve"> </w:t>
-      </w:r>
-      <w:r>
-        <w:t xml:space="preserve">엘레나: 해요.</w:t>
-      </w:r>
-    </w:p>
-    <w:p>
-      <w:pPr>
-        <w:numPr>
-          <w:ilvl w:val="0"/>
-          <w:numId w:val="1003"/>
-        </w:numPr>
-      </w:pPr>
-      <w:r>
-        <w:t xml:space="preserve">NOAH: It wasn’t the money. The eighteen million never tempted me. I was afraid you’d all want to sell, and I’d be the only one who didn’t. Then I’d have to choose between the company and the three people I built it with.</w:t>
-      </w:r>
-      <w:r>
-        <w:t xml:space="preserve"> </w:t>
-      </w:r>
-      <w:r>
-        <w:t xml:space="preserve">노아: 돈 때문이 아니었어요. 1,800만은 한 번도 유혹이 안 됐어요. 다들 팔고 싶어 하고 나만 아닐까 봐 무서웠어요. 그러면 회사와, 함께 회사를 만든 세 사람 중에서 골라야 하니까요.</w:t>
-      </w:r>
-    </w:p>
-    <w:p>
-      <w:pPr>
-        <w:numPr>
-          <w:ilvl w:val="0"/>
-          <w:numId w:val="1003"/>
-        </w:numPr>
-      </w:pPr>
-      <w:r>
-        <w:t xml:space="preserve">PRIYA: So you stayed silent. To protect us from your opinion.</w:t>
-      </w:r>
-      <w:r>
-        <w:t xml:space="preserve"> </w:t>
-      </w:r>
-      <w:r>
-        <w:t xml:space="preserve">프리야: 그래서 침묵했군요. 당신 의견으로부터 우릴 보호하려고.</w:t>
-      </w:r>
-    </w:p>
-    <w:p>
-      <w:pPr>
-        <w:numPr>
-          <w:ilvl w:val="0"/>
-          <w:numId w:val="1003"/>
-        </w:numPr>
-      </w:pPr>
-      <w:r>
-        <w:t xml:space="preserve">NOAH: To protect me. If I said no and you said yes, I’d be Tom. Choosing for everyone.</w:t>
-      </w:r>
-      <w:r>
-        <w:t xml:space="preserve"> </w:t>
-      </w:r>
-      <w:r>
-        <w:t xml:space="preserve">노아: 나를 보호하려고요. 내가 노라고 하고 당신들이 예스라면, 내가 톰이 되는 거잖아요. 모두를 대신해 고르는.</w:t>
-      </w:r>
-    </w:p>
-    <w:p>
-      <w:pPr>
-        <w:numPr>
-          <w:ilvl w:val="0"/>
-          <w:numId w:val="1003"/>
-        </w:numPr>
-      </w:pPr>
-      <w:r>
-        <w:t xml:space="preserve">MARCUS: Principle two, Noah.</w:t>
-      </w:r>
-      <w:r>
-        <w:t xml:space="preserve"> </w:t>
-      </w:r>
-      <w:r>
-        <w:t xml:space="preserve">“</w:t>
-      </w:r>
-      <w:r>
-        <w:t xml:space="preserve">Inside, argue.</w:t>
-      </w:r>
-      <w:r>
-        <w:t xml:space="preserve">”</w:t>
-      </w:r>
-      <w:r>
-        <w:t xml:space="preserve"> </w:t>
-      </w:r>
-      <w:r>
-        <w:t xml:space="preserve">You forgot to argue.</w:t>
-      </w:r>
-      <w:r>
-        <w:t xml:space="preserve"> </w:t>
-      </w:r>
-      <w:r>
-        <w:t xml:space="preserve">마커스: 원칙 둘, 노아.</w:t>
-      </w:r>
-      <w:r>
-        <w:t xml:space="preserve"> </w:t>
-      </w:r>
-      <w:r>
-        <w:t xml:space="preserve">“</w:t>
-      </w:r>
-      <w:r>
-        <w:t xml:space="preserve">안에선 논쟁한다.</w:t>
-      </w:r>
-      <w:r>
-        <w:t xml:space="preserve">”</w:t>
-      </w:r>
-      <w:r>
-        <w:t xml:space="preserve"> </w:t>
-      </w:r>
-      <w:r>
-        <w:t xml:space="preserve">논쟁하는 걸 잊었어요.</w:t>
-      </w:r>
-    </w:p>
-    <w:p>
-      <w:pPr>
-        <w:numPr>
-          <w:ilvl w:val="0"/>
-          <w:numId w:val="1003"/>
-        </w:numPr>
-      </w:pPr>
-      <w:r>
-        <w:t xml:space="preserve">NOAH: I forgot to argue. You’re right.</w:t>
-      </w:r>
-      <w:r>
-        <w:t xml:space="preserve"> </w:t>
-      </w:r>
-      <w:r>
-        <w:t xml:space="preserve">노아: 논쟁하는 걸 잊었네요. 맞아요.</w:t>
-      </w:r>
-    </w:p>
-    <w:p>
-      <w:pPr>
-        <w:numPr>
-          <w:ilvl w:val="0"/>
-          <w:numId w:val="1003"/>
-        </w:numPr>
-      </w:pPr>
-      <w:r>
-        <w:t xml:space="preserve">ELENA: Then argue now. What do you want?</w:t>
-      </w:r>
-      <w:r>
-        <w:t xml:space="preserve"> </w:t>
-      </w:r>
-      <w:r>
-        <w:t xml:space="preserve">엘레나: 그럼 지금 논쟁해요. 뭘 원해요?</w:t>
-      </w:r>
-    </w:p>
-    <w:p>
-      <w:pPr>
-        <w:numPr>
-          <w:ilvl w:val="0"/>
-          <w:numId w:val="1003"/>
-        </w:numPr>
-      </w:pPr>
-      <w:r>
-        <w:t xml:space="preserve">NOAH: I want to say no to Tom. And I want Ha-eun’s loans paid. And Marcus’s son at Rice.</w:t>
-      </w:r>
-      <w:r>
-        <w:t xml:space="preserve"> </w:t>
-      </w:r>
-      <w:r>
-        <w:t xml:space="preserve">노아: 톰에게 노라고 하고 싶어요. 그리고 하은의 대출이 갚아지길. 마커스 아들이 라이스에 가길.</w:t>
-      </w:r>
-    </w:p>
-    <w:p>
-      <w:pPr>
-        <w:numPr>
-          <w:ilvl w:val="0"/>
-          <w:numId w:val="1003"/>
-        </w:numPr>
-      </w:pPr>
-      <w:r>
-        <w:t xml:space="preserve">PRIYA: Those aren’t opposites. You keep treating them like opposites.</w:t>
-      </w:r>
-      <w:r>
-        <w:t xml:space="preserve"> </w:t>
-      </w:r>
-      <w:r>
-        <w:t xml:space="preserve">프리야: 그건 반대가 아니에요. 계속 반대인 것처럼 다루고 있어요.</w:t>
-      </w:r>
-    </w:p>
-    <w:p>
-      <w:pPr>
-        <w:numPr>
-          <w:ilvl w:val="0"/>
-          <w:numId w:val="1003"/>
-        </w:numPr>
-      </w:pPr>
-      <w:r>
-        <w:t xml:space="preserve">NOAH: …What do you mean?</w:t>
-      </w:r>
-      <w:r>
-        <w:t xml:space="preserve"> </w:t>
-      </w:r>
-      <w:r>
-        <w:t xml:space="preserve">노아: …무슨 뜻이에요?</w:t>
-      </w:r>
-    </w:p>
-    <w:p>
-      <w:pPr>
-        <w:numPr>
-          <w:ilvl w:val="0"/>
-          <w:numId w:val="1003"/>
-        </w:numPr>
-      </w:pPr>
-      <w:r>
-        <w:t xml:space="preserve">PRIYA: Define the problem. Not</w:t>
-      </w:r>
-      <w:r>
-        <w:t xml:space="preserve"> </w:t>
-      </w:r>
-      <w:r>
-        <w:t xml:space="preserve">“</w:t>
-      </w:r>
-      <w:r>
-        <w:t xml:space="preserve">sell or don’t sell.</w:t>
-      </w:r>
-      <w:r>
-        <w:t xml:space="preserve">”</w:t>
-      </w:r>
-      <w:r>
         <w:t xml:space="preserve"> </w:t>
       </w:r>
       <w:r>
         <w:t xml:space="preserve">What does each person actually need?</w:t>
-      </w:r>
-      <w:r>
-        <w:t xml:space="preserve"> </w:t>
-      </w:r>
-      <w:r>
-        <w:t xml:space="preserve">프리야: 문제를 정의해요.</w:t>
-      </w:r>
-      <w:r>
-        <w:t xml:space="preserve"> </w:t>
-      </w:r>
-      <w:r>
-        <w:t xml:space="preserve">“</w:t>
-      </w:r>
-      <w:r>
-        <w:t xml:space="preserve">파느냐 마느냐</w:t>
-      </w:r>
-      <w:r>
-        <w:t xml:space="preserve">”</w:t>
-      </w:r>
-      <w:r>
-        <w:t xml:space="preserve"> </w:t>
-      </w:r>
-      <w:r>
-        <w:t xml:space="preserve">말고. 각자가 실제로 필요한 게 뭔지.</w:t>
       </w:r>
     </w:p>
     <w:bookmarkEnd w:id="23"/>
@@ -2383,427 +1336,202 @@
     </w:p>
     <w:p>
       <w:pPr>
-        <w:numPr>
-          <w:ilvl w:val="0"/>
-          <w:numId w:val="1004"/>
-        </w:numPr>
+        <w:pStyle w:val="FirstParagraph"/>
       </w:pPr>
       <w:r>
         <w:t xml:space="preserve">MARCUS: Okay. New column. Who needs what. Not who wants what.</w:t>
       </w:r>
-      <w:r>
-        <w:t xml:space="preserve"> </w:t>
-      </w:r>
-      <w:r>
-        <w:t xml:space="preserve">마커스: 좋아요. 새 칸. 누가 무엇을 필요로 하나. 원하는 게 아니라.</w:t>
-      </w:r>
-    </w:p>
-    <w:p>
-      <w:pPr>
-        <w:numPr>
-          <w:ilvl w:val="0"/>
-          <w:numId w:val="1004"/>
-        </w:numPr>
+    </w:p>
+    <w:p>
+      <w:pPr>
+        <w:pStyle w:val="BodyText"/>
       </w:pPr>
       <w:r>
         <w:t xml:space="preserve">ELENA: Richard. His fund is in year nine, and his investors are pensions and firefighters. He doesn’t actually need a sale. He needs liquidity, cash he can return to his investors. A sale is just the only way he’s seen to get it.</w:t>
       </w:r>
-      <w:r>
-        <w:t xml:space="preserve"> </w:t>
-      </w:r>
-      <w:r>
-        <w:t xml:space="preserve">엘레나: 리처드. 펀드가 9년 차고, 출자자는 연금과 소방관들이에요. 사실 매각이 필요한 게 아니에요. 유동성이 필요하죠. 출자자들에게 돌려줄 수 있는 현금. 매각은 그가 아는 유일한 방법일 뿐이에요.</w:t>
-      </w:r>
-    </w:p>
-    <w:p>
-      <w:pPr>
-        <w:numPr>
-          <w:ilvl w:val="0"/>
-          <w:numId w:val="1004"/>
-        </w:numPr>
+    </w:p>
+    <w:p>
+      <w:pPr>
+        <w:pStyle w:val="BodyText"/>
       </w:pPr>
       <w:r>
         <w:t xml:space="preserve">PRIYA: So he sells some of his shares. Not the company. Just his shares.</w:t>
       </w:r>
-      <w:r>
-        <w:t xml:space="preserve"> </w:t>
-      </w:r>
-      <w:r>
-        <w:t xml:space="preserve">프리야: 그럼 자기 지분 일부를 팔면 되죠. 회사가 아니라. 자기 지분만.</w:t>
-      </w:r>
-    </w:p>
-    <w:p>
-      <w:pPr>
-        <w:numPr>
-          <w:ilvl w:val="0"/>
-          <w:numId w:val="1004"/>
-        </w:numPr>
+    </w:p>
+    <w:p>
+      <w:pPr>
+        <w:pStyle w:val="BodyText"/>
       </w:pPr>
       <w:r>
         <w:t xml:space="preserve">NOAH: A secondary sale. To whom?</w:t>
       </w:r>
-      <w:r>
-        <w:t xml:space="preserve"> </w:t>
-      </w:r>
-      <w:r>
-        <w:t xml:space="preserve">노아: 세컨더리 매각. 누구한테?</w:t>
-      </w:r>
-    </w:p>
-    <w:p>
-      <w:pPr>
-        <w:numPr>
-          <w:ilvl w:val="0"/>
-          <w:numId w:val="1004"/>
-        </w:numPr>
+    </w:p>
+    <w:p>
+      <w:pPr>
+        <w:pStyle w:val="BodyText"/>
       </w:pPr>
       <w:r>
         <w:t xml:space="preserve">MARCUS: Victor. He said one point two is a refund. He wants more of us. At the right price.</w:t>
       </w:r>
-      <w:r>
-        <w:t xml:space="preserve"> </w:t>
-      </w:r>
-      <w:r>
-        <w:t xml:space="preserve">마커스: 빅터. 12억은 환불이라고 했잖아요. 우리 지분을 더 원해요. 적정 가격에.</w:t>
-      </w:r>
-    </w:p>
-    <w:p>
-      <w:pPr>
-        <w:numPr>
-          <w:ilvl w:val="0"/>
-          <w:numId w:val="1004"/>
-        </w:numPr>
+    </w:p>
+    <w:p>
+      <w:pPr>
+        <w:pStyle w:val="BodyText"/>
       </w:pPr>
       <w:r>
         <w:t xml:space="preserve">ELENA: And Ingrid. Fjord invests in principles. She’d buy more if the principles survive.</w:t>
       </w:r>
-      <w:r>
-        <w:t xml:space="preserve"> </w:t>
-      </w:r>
-      <w:r>
-        <w:t xml:space="preserve">엘레나: 그리고 잉그리드. 피오르드는 원칙에 투자해요. 원칙이 살아남으면 더 살 거예요.</w:t>
-      </w:r>
-    </w:p>
-    <w:p>
-      <w:pPr>
-        <w:numPr>
-          <w:ilvl w:val="0"/>
-          <w:numId w:val="1004"/>
-        </w:numPr>
+    </w:p>
+    <w:p>
+      <w:pPr>
+        <w:pStyle w:val="BodyText"/>
       </w:pPr>
       <w:r>
         <w:t xml:space="preserve">NOAH: So Richard gets cash. Victor and Ingrid get more shares. Nobody sells the company.</w:t>
       </w:r>
-      <w:r>
-        <w:t xml:space="preserve"> </w:t>
-      </w:r>
-      <w:r>
-        <w:t xml:space="preserve">노아: 그러니까 리처드는 현금을 받고. 빅터와 잉그리드는 지분을 더 받고. 아무도 회사를 팔지 않고.</w:t>
-      </w:r>
-    </w:p>
-    <w:p>
-      <w:pPr>
-        <w:numPr>
-          <w:ilvl w:val="0"/>
-          <w:numId w:val="1004"/>
-        </w:numPr>
+    </w:p>
+    <w:p>
+      <w:pPr>
+        <w:pStyle w:val="BodyText"/>
       </w:pPr>
       <w:r>
         <w:t xml:space="preserve">PRIYA: Next. The four hundred. They don’t need Halvern. They need liquidity too.</w:t>
       </w:r>
-      <w:r>
-        <w:t xml:space="preserve"> </w:t>
-      </w:r>
-      <w:r>
-        <w:t xml:space="preserve">프리야: 다음. 400명. 할번이 필요한 게 아니에요. 그들도 유동성이 필요하죠.</w:t>
-      </w:r>
-    </w:p>
-    <w:p>
-      <w:pPr>
-        <w:numPr>
-          <w:ilvl w:val="0"/>
-          <w:numId w:val="1004"/>
-        </w:numPr>
+    </w:p>
+    <w:p>
+      <w:pPr>
+        <w:pStyle w:val="BodyText"/>
       </w:pPr>
       <w:r>
         <w:t xml:space="preserve">MARCUS: A tender offer. Employees sell part of their vested options, to the same buyers, at the same price as Richard. It’s voluntary, so nobody is forced to sell, and nobody has to wait for an IPO to pay off a loan.</w:t>
       </w:r>
-      <w:r>
-        <w:t xml:space="preserve"> </w:t>
-      </w:r>
-      <w:r>
-        <w:t xml:space="preserve">마커스: 텐더 오퍼. 직원들이 기득 옵션 일부를 팔아요. 같은 매수자에게, 리처드와 같은 가격으로. 자발적이니까 아무도 억지로 팔 필요 없고, 대출을 갚으려고 IPO를 기다릴 필요도 없어요.</w:t>
-      </w:r>
-    </w:p>
-    <w:p>
-      <w:pPr>
-        <w:numPr>
-          <w:ilvl w:val="0"/>
-          <w:numId w:val="1004"/>
-        </w:numPr>
+    </w:p>
+    <w:p>
+      <w:pPr>
+        <w:pStyle w:val="BodyText"/>
       </w:pPr>
       <w:r>
         <w:t xml:space="preserve">ELENA: How much?</w:t>
       </w:r>
-      <w:r>
-        <w:t xml:space="preserve"> </w:t>
-      </w:r>
-      <w:r>
-        <w:t xml:space="preserve">엘레나: 얼마나요?</w:t>
-      </w:r>
-    </w:p>
-    <w:p>
-      <w:pPr>
-        <w:numPr>
-          <w:ilvl w:val="0"/>
-          <w:numId w:val="1004"/>
-        </w:numPr>
+    </w:p>
+    <w:p>
+      <w:pPr>
+        <w:pStyle w:val="BodyText"/>
       </w:pPr>
       <w:r>
         <w:t xml:space="preserve">MARCUS: Up to fifteen percent of what’s vested. Enough for loans. And tuition. Not enough to leave.</w:t>
       </w:r>
-      <w:r>
-        <w:t xml:space="preserve"> </w:t>
-      </w:r>
-      <w:r>
-        <w:t xml:space="preserve">마커스: 기득분의 최대 15%. 대출 갚을 만큼. 그리고 학비. 떠날 만큼은 아니고.</w:t>
-      </w:r>
-    </w:p>
-    <w:p>
-      <w:pPr>
-        <w:numPr>
-          <w:ilvl w:val="0"/>
-          <w:numId w:val="1004"/>
-        </w:numPr>
+    </w:p>
+    <w:p>
+      <w:pPr>
+        <w:pStyle w:val="BodyText"/>
       </w:pPr>
       <w:r>
         <w:t xml:space="preserve">NOAH: Ha-eun pays off her loans. Leo’s kids. Jamal goes to Rice. And we keep the company.</w:t>
       </w:r>
-      <w:r>
-        <w:t xml:space="preserve"> </w:t>
-      </w:r>
-      <w:r>
-        <w:t xml:space="preserve">노아: 하은은 대출을 갚고. 레오의 아이들. 자말은 라이스에 가고. 그리고 우린 회사를 지켜요.</w:t>
-      </w:r>
-    </w:p>
-    <w:p>
-      <w:pPr>
-        <w:numPr>
-          <w:ilvl w:val="0"/>
-          <w:numId w:val="1004"/>
-        </w:numPr>
+    </w:p>
+    <w:p>
+      <w:pPr>
+        <w:pStyle w:val="BodyText"/>
       </w:pPr>
       <w:r>
         <w:t xml:space="preserve">ELENA: And Victoria? She’s worried about Tom’s price war in Korea.</w:t>
       </w:r>
-      <w:r>
-        <w:t xml:space="preserve"> </w:t>
-      </w:r>
-      <w:r>
-        <w:t xml:space="preserve">엘레나: 그럼 빅토리아는요? 한국에서 톰의 가격 전쟁을 걱정하잖아요.</w:t>
-      </w:r>
-    </w:p>
-    <w:p>
-      <w:pPr>
-        <w:numPr>
-          <w:ilvl w:val="0"/>
-          <w:numId w:val="1004"/>
-        </w:numPr>
+    </w:p>
+    <w:p>
+      <w:pPr>
+        <w:pStyle w:val="BodyText"/>
       </w:pPr>
       <w:r>
         <w:t xml:space="preserve">PRIYA: Then we make Korea stronger than Tom’s threat. The Daeyang term sheet. Signed before June thirtieth.</w:t>
       </w:r>
-      <w:r>
-        <w:t xml:space="preserve"> </w:t>
-      </w:r>
-      <w:r>
-        <w:t xml:space="preserve">프리야: 그럼 한국을 톰의 위협보다 강하게 만들어요. 대양 텀시트. 6월 30일 전에 서명.</w:t>
-      </w:r>
-    </w:p>
-    <w:p>
-      <w:pPr>
-        <w:numPr>
-          <w:ilvl w:val="0"/>
-          <w:numId w:val="1004"/>
-        </w:numPr>
+    </w:p>
+    <w:p>
+      <w:pPr>
+        <w:pStyle w:val="BodyText"/>
       </w:pPr>
       <w:r>
         <w:t xml:space="preserve">NOAH: And Mitsukawa’s ringi. Same date. Two partners. On paper. Before the vote counts.</w:t>
       </w:r>
-      <w:r>
-        <w:t xml:space="preserve"> </w:t>
-      </w:r>
-      <w:r>
-        <w:t xml:space="preserve">노아: 그리고 미쓰카와 링기. 같은 날짜. 파트너 둘. 서면으로. 표가 세어지기 전에.</w:t>
-      </w:r>
-    </w:p>
-    <w:p>
-      <w:pPr>
-        <w:numPr>
-          <w:ilvl w:val="0"/>
-          <w:numId w:val="1004"/>
-        </w:numPr>
+    </w:p>
+    <w:p>
+      <w:pPr>
+        <w:pStyle w:val="BodyText"/>
       </w:pPr>
       <w:r>
         <w:t xml:space="preserve">MARCUS: That’s not a defence. That’s leverage. Tom’s threat only works if we’re alone in Asia. If Daeyang and Mitsukawa are on paper with us, a price war in Korea becomes a fight against three companies, not one. That’s a fight Tom can’t sell to his board.</w:t>
       </w:r>
-      <w:r>
-        <w:t xml:space="preserve"> </w:t>
-      </w:r>
-      <w:r>
-        <w:t xml:space="preserve">마커스: 그건 방어가 아니라 레버리지예요. 톰의 위협은 우리가 아시아에서 혼자일 때만 통해요. 대양과 미쓰카와가 서면으로 우리 편이면, 한국의 가격 전쟁은 한 회사가 아니라 세 회사와의 싸움이 돼요. 그건 톰이 자기 이사회에 납득시킬 수 없는 싸움이죠.</w:t>
-      </w:r>
-    </w:p>
-    <w:p>
-      <w:pPr>
-        <w:numPr>
-          <w:ilvl w:val="0"/>
-          <w:numId w:val="1004"/>
-        </w:numPr>
+    </w:p>
+    <w:p>
+      <w:pPr>
+        <w:pStyle w:val="BodyText"/>
       </w:pPr>
       <w:r>
         <w:t xml:space="preserve">ELENA: So. Say no to Halvern. Secondary for Richard. Tender offer for the four hundred. Partners in Asia by June thirtieth.</w:t>
       </w:r>
-      <w:r>
-        <w:t xml:space="preserve"> </w:t>
-      </w:r>
-      <w:r>
-        <w:t xml:space="preserve">엘레나: 그러니까. 할번엔 노. 리처드에겐 세컨더리. 400명에겐 텐더 오퍼. 6월 30일까지 아시아 파트너.</w:t>
-      </w:r>
-    </w:p>
-    <w:p>
-      <w:pPr>
-        <w:numPr>
-          <w:ilvl w:val="0"/>
-          <w:numId w:val="1004"/>
-        </w:numPr>
+    </w:p>
+    <w:p>
+      <w:pPr>
+        <w:pStyle w:val="BodyText"/>
       </w:pPr>
       <w:r>
         <w:t xml:space="preserve">NOAH: Vote. Founders only. Hands up.</w:t>
       </w:r>
-      <w:r>
-        <w:t xml:space="preserve"> </w:t>
-      </w:r>
-      <w:r>
-        <w:t xml:space="preserve">노아: 표결. 창업자만. 손 들어요.</w:t>
-      </w:r>
-    </w:p>
-    <w:p>
-      <w:pPr>
-        <w:numPr>
-          <w:ilvl w:val="0"/>
-          <w:numId w:val="1004"/>
-        </w:numPr>
+    </w:p>
+    <w:p>
+      <w:pPr>
+        <w:pStyle w:val="BodyText"/>
       </w:pPr>
       <w:r>
         <w:t xml:space="preserve">PRIYA: Yes.</w:t>
       </w:r>
-      <w:r>
-        <w:t xml:space="preserve"> </w:t>
-      </w:r>
-      <w:r>
-        <w:t xml:space="preserve">프리야: 찬성.</w:t>
-      </w:r>
-    </w:p>
-    <w:p>
-      <w:pPr>
-        <w:numPr>
-          <w:ilvl w:val="0"/>
-          <w:numId w:val="1004"/>
-        </w:numPr>
+    </w:p>
+    <w:p>
+      <w:pPr>
+        <w:pStyle w:val="BodyText"/>
       </w:pPr>
       <w:r>
         <w:t xml:space="preserve">MARCUS: Yes.</w:t>
       </w:r>
-      <w:r>
-        <w:t xml:space="preserve"> </w:t>
-      </w:r>
-      <w:r>
-        <w:t xml:space="preserve">마커스: 찬성.</w:t>
-      </w:r>
-    </w:p>
-    <w:p>
-      <w:pPr>
-        <w:numPr>
-          <w:ilvl w:val="0"/>
-          <w:numId w:val="1004"/>
-        </w:numPr>
+    </w:p>
+    <w:p>
+      <w:pPr>
+        <w:pStyle w:val="BodyText"/>
       </w:pPr>
       <w:r>
         <w:t xml:space="preserve">ELENA: Yes.</w:t>
       </w:r>
-      <w:r>
-        <w:t xml:space="preserve"> </w:t>
-      </w:r>
-      <w:r>
-        <w:t xml:space="preserve">엘레나: 찬성.</w:t>
-      </w:r>
-    </w:p>
-    <w:p>
-      <w:pPr>
-        <w:numPr>
-          <w:ilvl w:val="0"/>
-          <w:numId w:val="1004"/>
-        </w:numPr>
+    </w:p>
+    <w:p>
+      <w:pPr>
+        <w:pStyle w:val="BodyText"/>
       </w:pPr>
       <w:r>
         <w:t xml:space="preserve">NOAH: Yes. Unanimous. Principle two. Inside, we argued. Outside, one voice.</w:t>
       </w:r>
-      <w:r>
-        <w:t xml:space="preserve"> </w:t>
-      </w:r>
-      <w:r>
-        <w:t xml:space="preserve">노아: 찬성. 만장일치. 원칙 둘. 안에선 논쟁했고. 밖에선 한목소리.</w:t>
-      </w:r>
-    </w:p>
-    <w:p>
-      <w:pPr>
-        <w:numPr>
-          <w:ilvl w:val="0"/>
-          <w:numId w:val="1004"/>
-        </w:numPr>
+    </w:p>
+    <w:p>
+      <w:pPr>
+        <w:pStyle w:val="BodyText"/>
       </w:pPr>
       <w:r>
         <w:t xml:space="preserve">MARCUS: Two is one. One is none. Four is a company.</w:t>
       </w:r>
-      <w:r>
-        <w:t xml:space="preserve"> </w:t>
-      </w:r>
-      <w:r>
-        <w:t xml:space="preserve">마커스: 둘은 하나. 하나는 없는 거. 넷은 회사다.</w:t>
-      </w:r>
-    </w:p>
-    <w:p>
-      <w:pPr>
-        <w:numPr>
-          <w:ilvl w:val="0"/>
-          <w:numId w:val="1004"/>
-        </w:numPr>
+    </w:p>
+    <w:p>
+      <w:pPr>
+        <w:pStyle w:val="BodyText"/>
       </w:pPr>
       <w:r>
         <w:t xml:space="preserve">PRIYA: That’s terrible, Marcus. Write it on the board.</w:t>
       </w:r>
-      <w:r>
-        <w:t xml:space="preserve"> </w:t>
-      </w:r>
-      <w:r>
-        <w:t xml:space="preserve">프리야: 끔찍하네요, 마커스. 화이트보드에 써요.</w:t>
-      </w:r>
-    </w:p>
-    <w:p>
-      <w:pPr>
-        <w:numPr>
-          <w:ilvl w:val="0"/>
-          <w:numId w:val="1004"/>
-        </w:numPr>
+    </w:p>
+    <w:p>
+      <w:pPr>
+        <w:pStyle w:val="BodyText"/>
       </w:pPr>
       <w:r>
         <w:t xml:space="preserve">ELENA: And the one thing? Elaine will ask on Friday. She always asks.</w:t>
-      </w:r>
-      <w:r>
-        <w:t xml:space="preserve"> </w:t>
-      </w:r>
-      <w:r>
-        <w:t xml:space="preserve">엘레나: 그럼 그 한 가지는요? 일레인이 금요일에 물을 거예요. 늘 물어요.</w:t>
       </w:r>
     </w:p>
     <w:bookmarkEnd w:id="24"/>
@@ -2818,146 +1546,71 @@
     </w:p>
     <w:p>
       <w:pPr>
-        <w:numPr>
-          <w:ilvl w:val="0"/>
-          <w:numId w:val="1005"/>
-        </w:numPr>
+        <w:pStyle w:val="FirstParagraph"/>
       </w:pPr>
       <w:r>
         <w:t xml:space="preserve">NOAH: Priya. You answered it seven years ago. Answer it again.</w:t>
       </w:r>
-      <w:r>
-        <w:t xml:space="preserve"> </w:t>
-      </w:r>
-      <w:r>
-        <w:t xml:space="preserve">노아: 프리야. 7년 전에 당신이 답했죠. 다시 답해 봐요.</w:t>
-      </w:r>
-    </w:p>
-    <w:p>
-      <w:pPr>
-        <w:numPr>
-          <w:ilvl w:val="0"/>
-          <w:numId w:val="1005"/>
-        </w:numPr>
+    </w:p>
+    <w:p>
+      <w:pPr>
+        <w:pStyle w:val="BodyText"/>
       </w:pPr>
       <w:r>
         <w:t xml:space="preserve">PRIYA: Seven years ago, it was the chemistry. Break the trade-off.</w:t>
       </w:r>
-      <w:r>
-        <w:t xml:space="preserve"> </w:t>
-      </w:r>
-      <w:r>
-        <w:t xml:space="preserve">프리야: 7년 전엔 화학이었어요. 트레이드오프를 깨는 것.</w:t>
-      </w:r>
-    </w:p>
-    <w:p>
-      <w:pPr>
-        <w:numPr>
-          <w:ilvl w:val="0"/>
-          <w:numId w:val="1005"/>
-        </w:numPr>
+    </w:p>
+    <w:p>
+      <w:pPr>
+        <w:pStyle w:val="BodyText"/>
       </w:pPr>
       <w:r>
         <w:t xml:space="preserve">ELENA: And now?</w:t>
       </w:r>
-      <w:r>
-        <w:t xml:space="preserve"> </w:t>
-      </w:r>
-      <w:r>
-        <w:t xml:space="preserve">엘레나: 그럼 지금은요?</w:t>
-      </w:r>
-    </w:p>
-    <w:p>
-      <w:pPr>
-        <w:numPr>
-          <w:ilvl w:val="0"/>
-          <w:numId w:val="1005"/>
-        </w:numPr>
+    </w:p>
+    <w:p>
+      <w:pPr>
+        <w:pStyle w:val="BodyText"/>
       </w:pPr>
       <w:r>
         <w:t xml:space="preserve">PRIYA: Now it’s the hands. Whose hands hold our syringe. Every syringe. In every country.</w:t>
       </w:r>
-      <w:r>
-        <w:t xml:space="preserve"> </w:t>
-      </w:r>
-      <w:r>
-        <w:t xml:space="preserve">프리야: 지금은 손이에요. 누구의 손이 우리 주사기를 쥐는가. 모든 주사기. 모든 나라에서.</w:t>
-      </w:r>
-    </w:p>
-    <w:p>
-      <w:pPr>
-        <w:numPr>
-          <w:ilvl w:val="0"/>
-          <w:numId w:val="1005"/>
-        </w:numPr>
+    </w:p>
+    <w:p>
+      <w:pPr>
+        <w:pStyle w:val="BodyText"/>
       </w:pPr>
       <w:r>
         <w:t xml:space="preserve">MARCUS: Ji-woo’s hands. Margaret’s. Sarah’s. Not a beautician in a kitchen.</w:t>
       </w:r>
-      <w:r>
-        <w:t xml:space="preserve"> </w:t>
-      </w:r>
-      <w:r>
-        <w:t xml:space="preserve">마커스: 지우의 손. 마거릿의. 사라의. 부엌의 미용사가 아니라.</w:t>
-      </w:r>
-    </w:p>
-    <w:p>
-      <w:pPr>
-        <w:numPr>
-          <w:ilvl w:val="0"/>
-          <w:numId w:val="1005"/>
-        </w:numPr>
+    </w:p>
+    <w:p>
+      <w:pPr>
+        <w:pStyle w:val="BodyText"/>
       </w:pPr>
       <w:r>
         <w:t xml:space="preserve">NOAH: The chemistry made us different. Anyone with enough money and time can copy chemistry eventually. But they can’t copy who we choose to sell to, because big companies can’t afford to turn customers away. The hands make us impossible to copy.</w:t>
       </w:r>
-      <w:r>
-        <w:t xml:space="preserve"> </w:t>
-      </w:r>
-      <w:r>
-        <w:t xml:space="preserve">노아: 화학이 우릴 다르게 만들었어요. 돈과 시간만 있으면 누구든 결국 화학은 따라 할 수 있어요. 하지만 우리가 누구에게 팔기로 하는지는 따라 할 수 없어요. 큰 회사들은 고객을 돌려보낼 여유가 없으니까요. 손이 우릴 따라 할 수 없게 만들어요.</w:t>
-      </w:r>
-    </w:p>
-    <w:p>
-      <w:pPr>
-        <w:numPr>
-          <w:ilvl w:val="0"/>
-          <w:numId w:val="1005"/>
-        </w:numPr>
+    </w:p>
+    <w:p>
+      <w:pPr>
+        <w:pStyle w:val="BodyText"/>
       </w:pPr>
       <w:r>
         <w:t xml:space="preserve">ELENA: Write it on the napkin. Next to my joke.</w:t>
       </w:r>
-      <w:r>
-        <w:t xml:space="preserve"> </w:t>
-      </w:r>
-      <w:r>
-        <w:t xml:space="preserve">엘레나: 냅킨에 써요. 내 농담 옆에.</w:t>
-      </w:r>
-    </w:p>
-    <w:p>
-      <w:pPr>
-        <w:numPr>
-          <w:ilvl w:val="0"/>
-          <w:numId w:val="1005"/>
-        </w:numPr>
+    </w:p>
+    <w:p>
+      <w:pPr>
+        <w:pStyle w:val="BodyText"/>
       </w:pPr>
       <w:r>
         <w:t xml:space="preserve">NOAH: On the original? Elaine will kill me.</w:t>
       </w:r>
-      <w:r>
-        <w:t xml:space="preserve"> </w:t>
-      </w:r>
-      <w:r>
-        <w:t xml:space="preserve">노아: 원본에? 일레인이 날 죽일 거예요.</w:t>
-      </w:r>
-    </w:p>
-    <w:p>
-      <w:pPr>
-        <w:numPr>
-          <w:ilvl w:val="0"/>
-          <w:numId w:val="1005"/>
-        </w:numPr>
+    </w:p>
+    <w:p>
+      <w:pPr>
+        <w:pStyle w:val="BodyText"/>
       </w:pPr>
       <w:r>
         <w:t xml:space="preserve">ELENA: Elaine said,</w:t>
@@ -2980,11 +1633,13 @@
       <w:r>
         <w:t xml:space="preserve">It’s yours. Write.</w:t>
       </w:r>
-      <w:r>
-        <w:t xml:space="preserve"> </w:t>
-      </w:r>
-      <w:r>
-        <w:t xml:space="preserve">엘레나: 일레인이</w:t>
+    </w:p>
+    <w:p>
+      <w:pPr>
+        <w:pStyle w:val="BodyText"/>
+      </w:pPr>
+      <w:r>
+        <w:t xml:space="preserve">NOAH:</w:t>
       </w:r>
       <w:r>
         <w:t xml:space="preserve"> </w:t>
@@ -2993,139 +1648,50 @@
         <w:t xml:space="preserve">“</w:t>
       </w:r>
       <w:r>
-        <w:t xml:space="preserve">오늘 밤, 다시 당신 거</w:t>
+        <w:t xml:space="preserve">The one thing, year seven: whose hands hold our syringe.</w:t>
       </w:r>
       <w:r>
         <w:t xml:space="preserve">”</w:t>
       </w:r>
-      <w:r>
-        <w:t xml:space="preserve">라고 했잖아요. 당신 거예요. 써요.</w:t>
-      </w:r>
-    </w:p>
-    <w:p>
-      <w:pPr>
-        <w:numPr>
-          <w:ilvl w:val="0"/>
-          <w:numId w:val="1005"/>
-        </w:numPr>
-      </w:pPr>
-      <w:r>
-        <w:t xml:space="preserve">NOAH:</w:t>
-      </w:r>
-      <w:r>
-        <w:t xml:space="preserve"> </w:t>
-      </w:r>
-      <w:r>
-        <w:t xml:space="preserve">“</w:t>
-      </w:r>
-      <w:r>
-        <w:t xml:space="preserve">The one thing, year seven: whose hands hold our syringe.</w:t>
-      </w:r>
-      <w:r>
-        <w:t xml:space="preserve">”</w:t>
-      </w:r>
-      <w:r>
-        <w:t xml:space="preserve"> </w:t>
-      </w:r>
-      <w:r>
-        <w:t xml:space="preserve">노아:</w:t>
-      </w:r>
-      <w:r>
-        <w:t xml:space="preserve"> </w:t>
-      </w:r>
-      <w:r>
-        <w:t xml:space="preserve">“</w:t>
-      </w:r>
-      <w:r>
-        <w:t xml:space="preserve">그 한 가지, 7년 차: 누구의 손이 우리 주사기를 쥐는가.</w:t>
-      </w:r>
-      <w:r>
-        <w:t xml:space="preserve">”</w:t>
-      </w:r>
-    </w:p>
-    <w:p>
-      <w:pPr>
-        <w:numPr>
-          <w:ilvl w:val="0"/>
-          <w:numId w:val="1005"/>
-        </w:numPr>
+    </w:p>
+    <w:p>
+      <w:pPr>
+        <w:pStyle w:val="BodyText"/>
       </w:pPr>
       <w:r>
         <w:t xml:space="preserve">RITA: It’s two a.m., musketeers. You said one hour. That was five hours ago.</w:t>
       </w:r>
-      <w:r>
-        <w:t xml:space="preserve"> </w:t>
-      </w:r>
-      <w:r>
-        <w:t xml:space="preserve">리타: 새벽 2시예요, 사총사. 한 시간이라고 했잖아요. 다섯 시간 전에.</w:t>
-      </w:r>
-    </w:p>
-    <w:p>
-      <w:pPr>
-        <w:numPr>
-          <w:ilvl w:val="0"/>
-          <w:numId w:val="1005"/>
-        </w:numPr>
+    </w:p>
+    <w:p>
+      <w:pPr>
+        <w:pStyle w:val="BodyText"/>
       </w:pPr>
       <w:r>
         <w:t xml:space="preserve">MARCUS: Sorry, Rita. Put it on my tab. I’ll pay in edible spoons.</w:t>
       </w:r>
-      <w:r>
-        <w:t xml:space="preserve"> </w:t>
-      </w:r>
-      <w:r>
-        <w:t xml:space="preserve">마커스: 미안해요, 리타. 내 외상으로 달아 둬요. 먹는 숟가락으로 갚을게요.</w:t>
-      </w:r>
-    </w:p>
-    <w:p>
-      <w:pPr>
-        <w:numPr>
-          <w:ilvl w:val="0"/>
-          <w:numId w:val="1005"/>
-        </w:numPr>
+    </w:p>
+    <w:p>
+      <w:pPr>
+        <w:pStyle w:val="BodyText"/>
       </w:pPr>
       <w:r>
         <w:t xml:space="preserve">NOAH: Tomorrow, Diane at nine, so the secondary and the tender offer are legally possible before Friday. Then Ms. Han at eight p.m., which is Seoul morning, to push the Daeyang term sheet. Thursday is leverage day. Friday is the board.</w:t>
       </w:r>
-      <w:r>
-        <w:t xml:space="preserve"> </w:t>
-      </w:r>
-      <w:r>
-        <w:t xml:space="preserve">노아: 내일. 아침 9시 다이앤, 세컨더리와 텐더 오퍼가 금요일 전에 법적으로 가능하게. 그다음 저녁 8시, 서울은 아침인 시간에 한 상무, 대양 텀시트를 밀어붙이려고. 목요일은 레버리지의 날. 금요일은 이사회예요.</w:t>
-      </w:r>
-    </w:p>
-    <w:p>
-      <w:pPr>
-        <w:numPr>
-          <w:ilvl w:val="0"/>
-          <w:numId w:val="1005"/>
-        </w:numPr>
+    </w:p>
+    <w:p>
+      <w:pPr>
+        <w:pStyle w:val="BodyText"/>
       </w:pPr>
       <w:r>
         <w:t xml:space="preserve">ELENA: Noah. It’s two a.m. Your rules.</w:t>
       </w:r>
-      <w:r>
-        <w:t xml:space="preserve"> </w:t>
-      </w:r>
-      <w:r>
-        <w:t xml:space="preserve">엘레나: 노아. 새벽 2시예요. 당신 규칙.</w:t>
-      </w:r>
-    </w:p>
-    <w:p>
-      <w:pPr>
-        <w:numPr>
-          <w:ilvl w:val="0"/>
-          <w:numId w:val="1005"/>
-        </w:numPr>
+    </w:p>
+    <w:p>
+      <w:pPr>
+        <w:pStyle w:val="BodyText"/>
       </w:pPr>
       <w:r>
         <w:t xml:space="preserve">NOAH: I know. Tonight was an emergency. Of the good kind. Deputy approves?</w:t>
-      </w:r>
-      <w:r>
-        <w:t xml:space="preserve"> </w:t>
-      </w:r>
-      <w:r>
-        <w:t xml:space="preserve">노아: 알아요. 오늘 밤은 응급이었어요. 좋은 종류의. 대리가 승인하나요?</w:t>
       </w:r>
     </w:p>
     <w:p>
@@ -3316,7 +1882,7 @@
               <w:jc w:val="left"/>
             </w:pPr>
             <w:r>
-              <w:t xml:space="preserve">38·50·69턴. 미뤄 둔 말 꺼내기.</w:t>
+              <w:t xml:space="preserve">장면1. 미뤄 둔 말 꺼내기.</w:t>
             </w:r>
           </w:p>
         </w:tc>
@@ -3366,7 +1932,7 @@
               <w:jc w:val="left"/>
             </w:pPr>
             <w:r>
-              <w:t xml:space="preserve">41턴. 불편한 솔직함에 대한 응답.</w:t>
+              <w:t xml:space="preserve">장면1. 불편한 솔직함에 대한 응답.</w:t>
             </w:r>
           </w:p>
         </w:tc>
@@ -3416,7 +1982,7 @@
               <w:jc w:val="left"/>
             </w:pPr>
             <w:r>
-              <w:t xml:space="preserve">48턴. 공동창업의 의미.</w:t>
+              <w:t xml:space="preserve">장면1. 공동창업의 의미.</w:t>
             </w:r>
           </w:p>
         </w:tc>
@@ -3466,7 +2032,7 @@
               <w:jc w:val="left"/>
             </w:pPr>
             <w:r>
-              <w:t xml:space="preserve">76·80턴. 문제 재정의.</w:t>
+              <w:t xml:space="preserve">장면2. 문제 재정의.</w:t>
             </w:r>
           </w:p>
         </w:tc>
@@ -3516,7 +2082,7 @@
               <w:jc w:val="left"/>
             </w:pPr>
             <w:r>
-              <w:t xml:space="preserve">78턴. 거짓 양자택일 깨기.</w:t>
+              <w:t xml:space="preserve">장면2. 거짓 양자택일 깨기.</w:t>
             </w:r>
           </w:p>
         </w:tc>
@@ -3566,7 +2132,7 @@
               <w:jc w:val="left"/>
             </w:pPr>
             <w:r>
-              <w:t xml:space="preserve">82턴. 투자자의 진짜 필요.</w:t>
+              <w:t xml:space="preserve">절정·전환. 투자자의 진짜 필요.</w:t>
             </w:r>
           </w:p>
         </w:tc>
@@ -3616,7 +2182,7 @@
               <w:jc w:val="left"/>
             </w:pPr>
             <w:r>
-              <w:t xml:space="preserve">84턴. 회사를 팔지 않고 현금화.</w:t>
+              <w:t xml:space="preserve">절정·전환. 회사를 팔지 않고 현금화.</w:t>
             </w:r>
           </w:p>
         </w:tc>
@@ -3666,7 +2232,7 @@
               <w:jc w:val="left"/>
             </w:pPr>
             <w:r>
-              <w:t xml:space="preserve">89턴. 직원 유동성 제공.</w:t>
+              <w:t xml:space="preserve">절정·전환. 직원 유동성 제공.</w:t>
             </w:r>
           </w:p>
         </w:tc>
@@ -3716,7 +2282,7 @@
               <w:jc w:val="left"/>
             </w:pPr>
             <w:r>
-              <w:t xml:space="preserve">96턴. 대안을 협상력으로 전환.</w:t>
+              <w:t xml:space="preserve">절정·전환. 대안을 협상력으로 전환.</w:t>
             </w:r>
           </w:p>
         </w:tc>
@@ -4487,7 +3053,7 @@
           <w:bCs/>
           <w:b/>
         </w:rPr>
-        <w:t xml:space="preserve">82턴 ELENA:</w:t>
+        <w:t xml:space="preserve">ELENA (절정·전환):</w:t>
       </w:r>
       <w:r>
         <w:t xml:space="preserve"> </w:t>
@@ -4785,9 +3351,1390 @@
         <w:t xml:space="preserve">을 요구하는 타 부서장의 진짜 필요를 같은 구조로 팀에 설명해 보기(35~40단어).</w:t>
       </w:r>
     </w:p>
+    <w:p>
+      <w:r>
+        <w:pict>
+          <v:rect style="width:0;height:1.5pt" o:hralign="center" o:hrstd="t" o:hr="t"/>
+        </w:pict>
+      </w:r>
+    </w:p>
     <w:bookmarkEnd w:id="30"/>
     <w:bookmarkEnd w:id="31"/>
+    <w:bookmarkStart w:id="37" w:name="한국어-번역"/>
+    <w:p>
+      <w:pPr>
+        <w:pStyle w:val="Heading2"/>
+      </w:pPr>
+      <w:r>
+        <w:t xml:space="preserve">한국어 번역</w:t>
+      </w:r>
+    </w:p>
+    <w:bookmarkStart w:id="32" w:name="도입-밤-9시-capital-bioworks-1"/>
+    <w:p>
+      <w:pPr>
+        <w:pStyle w:val="Heading3"/>
+      </w:pPr>
+      <w:r>
+        <w:t xml:space="preserve">도입 — 밤 9시, Capital BioWorks</w:t>
+      </w:r>
+    </w:p>
+    <w:p>
+      <w:pPr>
+        <w:pStyle w:val="FirstParagraph"/>
+      </w:pPr>
+      <w:r>
+        <w:t xml:space="preserve">리타: 이게 누구야. 삼총사, 아니 사총사. 7년 만에. 마커스,</w:t>
+      </w:r>
+      <w:r>
+        <w:t xml:space="preserve"> </w:t>
+      </w:r>
+      <w:r>
+        <w:t xml:space="preserve">“</w:t>
+      </w:r>
+      <w:r>
+        <w:t xml:space="preserve">한 시간</w:t>
+      </w:r>
+      <w:r>
+        <w:t xml:space="preserve">”</w:t>
+      </w:r>
+      <w:r>
+        <w:t xml:space="preserve">이라고 했죠. 그 말 지키게 할 거예요.</w:t>
+      </w:r>
+    </w:p>
+    <w:p>
+      <w:pPr>
+        <w:pStyle w:val="BodyText"/>
+      </w:pPr>
+      <w:r>
+        <w:t xml:space="preserve">마커스: 리타. 하나도 안 변했네요. 이곳 냄새도 그대로고.</w:t>
+      </w:r>
+    </w:p>
+    <w:p>
+      <w:pPr>
+        <w:pStyle w:val="BodyText"/>
+      </w:pPr>
+      <w:r>
+        <w:t xml:space="preserve">리타: 14번 실험대는 지금 마이크로바이옴 스타트업이에요. 아주 착해요. 샘플을 아무 데나 두지만.</w:t>
+      </w:r>
+    </w:p>
+    <w:p>
+      <w:pPr>
+        <w:pStyle w:val="BodyText"/>
+      </w:pPr>
+      <w:r>
+        <w:t xml:space="preserve">프리야: 14번 실험대. 흄 후드 옆. 알고 싶다면, 거기서 두 번 울었어요. 한 번은 화학 때문에, 일주일 내내 배치가 실패한 뒤에. 한 번은 연기 때문에, 누가 후드를 열어 놔서. 그게 누군지는 아직도 몰라요.</w:t>
+      </w:r>
+    </w:p>
+    <w:p>
+      <w:pPr>
+        <w:pStyle w:val="BodyText"/>
+      </w:pPr>
+      <w:r>
+        <w:t xml:space="preserve">엘레나: 그럼 이웃은요? 먹는 포장재 회사? 금요일 간식?</w:t>
+      </w:r>
+    </w:p>
+    <w:p>
+      <w:pPr>
+        <w:pStyle w:val="BodyText"/>
+      </w:pPr>
+      <w:r>
+        <w:t xml:space="preserve">리타: 시리즈 B 받았어요. 시내로 이사 갔고요. 당신들한테 상자를 남겼어요. 뉴스에서 읽었대요.</w:t>
+      </w:r>
+    </w:p>
+    <w:p>
+      <w:pPr>
+        <w:pStyle w:val="BodyText"/>
+      </w:pPr>
+      <w:r>
+        <w:t xml:space="preserve">마커스: 먹는 숟가락. 레몬 맛.</w:t>
+      </w:r>
+      <w:r>
+        <w:t xml:space="preserve"> </w:t>
+      </w:r>
+      <w:r>
+        <w:t xml:space="preserve">“</w:t>
+      </w:r>
+      <w:r>
+        <w:t xml:space="preserve">필러 사람들에게. 해냈네요.</w:t>
+      </w:r>
+      <w:r>
+        <w:t xml:space="preserve">”</w:t>
+      </w:r>
+    </w:p>
+    <w:p>
+      <w:pPr>
+        <w:pStyle w:val="BodyText"/>
+      </w:pPr>
+      <w:r>
+        <w:t xml:space="preserve">노아: 해냈나? 오늘 밤은 그런 느낌이 안 드네요.</w:t>
+      </w:r>
+    </w:p>
+    <w:p>
+      <w:pPr>
+        <w:pStyle w:val="BodyText"/>
+      </w:pPr>
+      <w:r>
+        <w:t xml:space="preserve">리타: 자리 비켜 줄게요. 회의실은 9시 이후 무료예요. 늘 그랬듯이.</w:t>
+      </w:r>
+    </w:p>
+    <w:p>
+      <w:pPr>
+        <w:pStyle w:val="BodyText"/>
+      </w:pPr>
+      <w:r>
+        <w:t xml:space="preserve">엘레나: 노아. 가져왔어요?</w:t>
+      </w:r>
+    </w:p>
+    <w:p>
+      <w:pPr>
+        <w:pStyle w:val="BodyText"/>
+      </w:pPr>
+      <w:r>
+        <w:t xml:space="preserve">노아: 일레인이 주차장에서 줬어요. 금고에 보관했대요. 7년 동안.</w:t>
+      </w:r>
+    </w:p>
+    <w:p>
+      <w:pPr>
+        <w:pStyle w:val="BodyText"/>
+      </w:pPr>
+      <w:r>
+        <w:t xml:space="preserve">프리야: 펴 봐요. 천천히. 약할 거예요.</w:t>
+      </w:r>
+    </w:p>
+    <w:p>
+      <w:pPr>
+        <w:pStyle w:val="BodyText"/>
+      </w:pPr>
+      <w:r>
+        <w:t xml:space="preserve">마커스: 바비큐 소스가 묻어 있네요. 스모크 앤 파인. 그 소스 기억나요.</w:t>
+      </w:r>
+    </w:p>
+    <w:p>
+      <w:pPr>
+        <w:pStyle w:val="BodyText"/>
+      </w:pPr>
+      <w:r>
+        <w:t xml:space="preserve">엘레나: 그리고 모서리에. 내 글씨.</w:t>
+      </w:r>
+      <w:r>
+        <w:t xml:space="preserve"> </w:t>
+      </w:r>
+      <w:r>
+        <w:t xml:space="preserve">“</w:t>
+      </w:r>
+      <w:r>
+        <w:t xml:space="preserve">둘째, 냅킨을 잃어버리지 말 것.</w:t>
+      </w:r>
+      <w:r>
+        <w:t xml:space="preserve">”</w:t>
+      </w:r>
+    </w:p>
+    <w:p>
+      <w:pPr>
+        <w:pStyle w:val="BodyText"/>
+      </w:pPr>
+      <w:r>
+        <w:t xml:space="preserve">노아: 150만 달러. 조건 네 개. 그리고 내 서명. 애가 서명한 것 같네요. 손이 떨렸던 게 기억나요. 이게 안 되면 일레인의 돈과 여러분의 경력을 한꺼번에 날린다는 걸 알았으니까요.</w:t>
+      </w:r>
+    </w:p>
     <w:bookmarkEnd w:id="32"/>
+    <w:bookmarkStart w:id="33" w:name="장면1-냅킨과-화이트보드-1"/>
+    <w:p>
+      <w:pPr>
+        <w:pStyle w:val="Heading3"/>
+      </w:pPr>
+      <w:r>
+        <w:t xml:space="preserve">장면1 — 냅킨과 화이트보드</w:t>
+      </w:r>
+    </w:p>
+    <w:p>
+      <w:pPr>
+        <w:pStyle w:val="FirstParagraph"/>
+      </w:pPr>
+      <w:r>
+        <w:t xml:space="preserve">프리야: 애였죠. 우리 다. 실험대 하나에 아무것도 몰랐어요.</w:t>
+      </w:r>
+    </w:p>
+    <w:p>
+      <w:pPr>
+        <w:pStyle w:val="BodyText"/>
+      </w:pPr>
+      <w:r>
+        <w:t xml:space="preserve">마커스: 아이디어는 하나 있었죠. 그게 핵심이었어요. 일레인이 한 문장으로 말하게 했잖아요.</w:t>
+      </w:r>
+    </w:p>
+    <w:p>
+      <w:pPr>
+        <w:pStyle w:val="BodyText"/>
+      </w:pPr>
+      <w:r>
+        <w:t xml:space="preserve">엘레나:</w:t>
+      </w:r>
+      <w:r>
+        <w:t xml:space="preserve"> </w:t>
+      </w:r>
+      <w:r>
+        <w:t xml:space="preserve">“</w:t>
+      </w:r>
+      <w:r>
+        <w:t xml:space="preserve">그 한 가지가 뭐예요?</w:t>
+      </w:r>
+      <w:r>
+        <w:t xml:space="preserve">”</w:t>
+      </w:r>
+      <w:r>
+        <w:t xml:space="preserve"> </w:t>
+      </w:r>
+      <w:r>
+        <w:t xml:space="preserve">그리고 프리야가 답했죠. 사업 용어로. 처음으로.</w:t>
+      </w:r>
+    </w:p>
+    <w:p>
+      <w:pPr>
+        <w:pStyle w:val="BodyText"/>
+      </w:pPr>
+      <w:r>
+        <w:t xml:space="preserve">프리야:</w:t>
+      </w:r>
+      <w:r>
+        <w:t xml:space="preserve"> </w:t>
+      </w:r>
+      <w:r>
+        <w:t xml:space="preserve">“</w:t>
+      </w:r>
+      <w:r>
+        <w:t xml:space="preserve">12개월 지속. 그리고 세 배 빠른 용해. 동시에. 트레이드오프를 깨면 이긴다.</w:t>
+      </w:r>
+      <w:r>
+        <w:t xml:space="preserve">”</w:t>
+      </w:r>
+    </w:p>
+    <w:p>
+      <w:pPr>
+        <w:pStyle w:val="BodyText"/>
+      </w:pPr>
+      <w:r>
+        <w:t xml:space="preserve">노아: 그리고 해냈죠. 깼어요. FDA가 승인했고. 400명이 팔아요. 네 나라에서.</w:t>
+      </w:r>
+    </w:p>
+    <w:p>
+      <w:pPr>
+        <w:pStyle w:val="BodyText"/>
+      </w:pPr>
+      <w:r>
+        <w:t xml:space="preserve">엘레나: 그러니까 그 한 가지는 끝났네요. 트레이드오프를 깼고, 이제 다들 그 결과를 사고 싶어 하죠. 그게 문제죠? 자기 한 가지를 끝낸 회사는 표류하거나, 팔려요. 새로운 게 필요해요.</w:t>
+      </w:r>
+    </w:p>
+    <w:p>
+      <w:pPr>
+        <w:pStyle w:val="BodyText"/>
+      </w:pPr>
+      <w:r>
+        <w:t xml:space="preserve">마커스: 그 전에 화이트보드. 리타한테 아직 있어요. 같은 자리에.</w:t>
+      </w:r>
+    </w:p>
+    <w:p>
+      <w:pPr>
+        <w:pStyle w:val="BodyText"/>
+      </w:pPr>
+      <w:r>
+        <w:t xml:space="preserve">프리야: 우리 원칙. 첫날 두 개를 썼죠. 전부 다 써 봐요. 기억으로.</w:t>
+      </w:r>
+    </w:p>
+    <w:p>
+      <w:pPr>
+        <w:pStyle w:val="BodyText"/>
+      </w:pPr>
+      <w:r>
+        <w:t xml:space="preserve">엘레나: 하나.</w:t>
+      </w:r>
+      <w:r>
+        <w:t xml:space="preserve"> </w:t>
+      </w:r>
+      <w:r>
+        <w:t xml:space="preserve">“</w:t>
+      </w:r>
+      <w:r>
+        <w:t xml:space="preserve">첫째, 해를 끼치지 말라.</w:t>
+      </w:r>
+      <w:r>
+        <w:t xml:space="preserve">”</w:t>
+      </w:r>
+      <w:r>
+        <w:t xml:space="preserve"> </w:t>
+      </w:r>
+      <w:r>
+        <w:t xml:space="preserve">내 기여. 협상 불가.</w:t>
+      </w:r>
+    </w:p>
+    <w:p>
+      <w:pPr>
+        <w:pStyle w:val="BodyText"/>
+      </w:pPr>
+      <w:r>
+        <w:t xml:space="preserve">노아: 둘.</w:t>
+      </w:r>
+      <w:r>
+        <w:t xml:space="preserve"> </w:t>
+      </w:r>
+      <w:r>
+        <w:t xml:space="preserve">“</w:t>
+      </w:r>
+      <w:r>
+        <w:t xml:space="preserve">안에선 논쟁하고. 밖에선 한목소리.</w:t>
+      </w:r>
+      <w:r>
+        <w:t xml:space="preserve">”</w:t>
+      </w:r>
+    </w:p>
+    <w:p>
+      <w:pPr>
+        <w:pStyle w:val="BodyText"/>
+      </w:pPr>
+      <w:r>
+        <w:t xml:space="preserve">마커스: 셋은 확정된 적이 없어요.</w:t>
+      </w:r>
+      <w:r>
+        <w:t xml:space="preserve"> </w:t>
+      </w:r>
+      <w:r>
+        <w:t xml:space="preserve">“</w:t>
+      </w:r>
+      <w:r>
+        <w:t xml:space="preserve">되는 건 지키고. 안 되는 건 고친다.</w:t>
+      </w:r>
+      <w:r>
+        <w:t xml:space="preserve">”</w:t>
+      </w:r>
+      <w:r>
+        <w:t xml:space="preserve"> </w:t>
+      </w:r>
+      <w:r>
+        <w:t xml:space="preserve">젤 위기 때. 2년 차.</w:t>
+      </w:r>
+    </w:p>
+    <w:p>
+      <w:pPr>
+        <w:pStyle w:val="BodyText"/>
+      </w:pPr>
+      <w:r>
+        <w:t xml:space="preserve">프리야: 7년 동안</w:t>
+      </w:r>
+      <w:r>
+        <w:t xml:space="preserve"> </w:t>
+      </w:r>
+      <w:r>
+        <w:t xml:space="preserve">“</w:t>
+      </w:r>
+      <w:r>
+        <w:t xml:space="preserve">후보</w:t>
+      </w:r>
+      <w:r>
+        <w:t xml:space="preserve">”</w:t>
+      </w:r>
+      <w:r>
+        <w:t xml:space="preserve">였네요. 내 비자 절차보다 길어요.</w:t>
+      </w:r>
+    </w:p>
+    <w:p>
+      <w:pPr>
+        <w:pStyle w:val="BodyText"/>
+      </w:pPr>
+      <w:r>
+        <w:t xml:space="preserve">엘레나: 넷. 레오의 것.</w:t>
+      </w:r>
+      <w:r>
+        <w:t xml:space="preserve"> </w:t>
+      </w:r>
+      <w:r>
+        <w:t xml:space="preserve">“</w:t>
+      </w:r>
+      <w:r>
+        <w:t xml:space="preserve">문제를 숨기느니 찾겠다.</w:t>
+      </w:r>
+      <w:r>
+        <w:t xml:space="preserve">”</w:t>
+      </w:r>
+      <w:r>
+        <w:t xml:space="preserve"> </w:t>
+      </w:r>
+      <w:r>
+        <w:t xml:space="preserve">품질팀이 투표했죠.</w:t>
+      </w:r>
+    </w:p>
+    <w:p>
+      <w:pPr>
+        <w:pStyle w:val="BodyText"/>
+      </w:pPr>
+      <w:r>
+        <w:t xml:space="preserve">노아: 다섯.</w:t>
+      </w:r>
+      <w:r>
+        <w:t xml:space="preserve"> </w:t>
+      </w:r>
+      <w:r>
+        <w:t xml:space="preserve">“</w:t>
+      </w:r>
+      <w:r>
+        <w:t xml:space="preserve">의학과 영업은 처음부터 같은 방에.</w:t>
+      </w:r>
+      <w:r>
+        <w:t xml:space="preserve">”</w:t>
+      </w:r>
+      <w:r>
+        <w:t xml:space="preserve"> </w:t>
+      </w:r>
+      <w:r>
+        <w:t xml:space="preserve">글로우 싸움 이후에.</w:t>
+      </w:r>
+    </w:p>
+    <w:p>
+      <w:pPr>
+        <w:pStyle w:val="BodyText"/>
+      </w:pPr>
+      <w:r>
+        <w:t xml:space="preserve">마커스: 이제 읽어 봐요. 할번이 우릴 소유한 것처럼.</w:t>
+      </w:r>
+    </w:p>
+    <w:p>
+      <w:pPr>
+        <w:pStyle w:val="BodyText"/>
+      </w:pPr>
+      <w:r>
+        <w:t xml:space="preserve">엘레나: 하나.</w:t>
+      </w:r>
+      <w:r>
+        <w:t xml:space="preserve"> </w:t>
+      </w:r>
+      <w:r>
+        <w:t xml:space="preserve">“</w:t>
+      </w:r>
+      <w:r>
+        <w:t xml:space="preserve">해를 끼치지 말라.</w:t>
+      </w:r>
+      <w:r>
+        <w:t xml:space="preserve">”</w:t>
+      </w:r>
+      <w:r>
+        <w:t xml:space="preserve"> </w:t>
+      </w:r>
+      <w:r>
+        <w:t xml:space="preserve">통합 과정이 달리 정하지 않는 한.</w:t>
+      </w:r>
+    </w:p>
+    <w:p>
+      <w:pPr>
+        <w:pStyle w:val="BodyText"/>
+      </w:pPr>
+      <w:r>
+        <w:t xml:space="preserve">프리야: 둘.</w:t>
+      </w:r>
+      <w:r>
+        <w:t xml:space="preserve"> </w:t>
+      </w:r>
+      <w:r>
+        <w:t xml:space="preserve">“</w:t>
+      </w:r>
+      <w:r>
+        <w:t xml:space="preserve">안에선 논쟁.</w:t>
+      </w:r>
+      <w:r>
+        <w:t xml:space="preserve">”</w:t>
+      </w:r>
+      <w:r>
+        <w:t xml:space="preserve"> </w:t>
+      </w:r>
+      <w:r>
+        <w:t xml:space="preserve">할번은 거부권을 안 하는 것만 빼고.</w:t>
+      </w:r>
+    </w:p>
+    <w:p>
+      <w:pPr>
+        <w:pStyle w:val="BodyText"/>
+      </w:pPr>
+      <w:r>
+        <w:t xml:space="preserve">노아: 셋.</w:t>
+      </w:r>
+      <w:r>
+        <w:t xml:space="preserve"> </w:t>
+      </w:r>
+      <w:r>
+        <w:t xml:space="preserve">“</w:t>
+      </w:r>
+      <w:r>
+        <w:t xml:space="preserve">되는 건 지킨다.</w:t>
+      </w:r>
+      <w:r>
+        <w:t xml:space="preserve">”</w:t>
+      </w:r>
+      <w:r>
+        <w:t xml:space="preserve"> </w:t>
+      </w:r>
+      <w:r>
+        <w:t xml:space="preserve">잘 되는 규칙이 그들이 제일 먼저 바꿀 거예요.</w:t>
+      </w:r>
+    </w:p>
+    <w:p>
+      <w:pPr>
+        <w:pStyle w:val="BodyText"/>
+      </w:pPr>
+      <w:r>
+        <w:t xml:space="preserve">마커스: 넷.</w:t>
+      </w:r>
+      <w:r>
+        <w:t xml:space="preserve"> </w:t>
+      </w:r>
+      <w:r>
+        <w:t xml:space="preserve">“</w:t>
+      </w:r>
+      <w:r>
+        <w:t xml:space="preserve">문제를 찾는다.</w:t>
+      </w:r>
+      <w:r>
+        <w:t xml:space="preserve">”</w:t>
+      </w:r>
+      <w:r>
+        <w:t xml:space="preserve"> </w:t>
+      </w:r>
+      <w:r>
+        <w:t xml:space="preserve">할번은 합병증 레지스트리를 공개한 적이 없어요.</w:t>
+      </w:r>
+    </w:p>
+    <w:p>
+      <w:pPr>
+        <w:pStyle w:val="BodyText"/>
+      </w:pPr>
+      <w:r>
+        <w:t xml:space="preserve">엘레나: 다섯.</w:t>
+      </w:r>
+      <w:r>
+        <w:t xml:space="preserve"> </w:t>
+      </w:r>
+      <w:r>
+        <w:t xml:space="preserve">“</w:t>
+      </w:r>
+      <w:r>
+        <w:t xml:space="preserve">의학과 영업은 같은 방에.</w:t>
+      </w:r>
+      <w:r>
+        <w:t xml:space="preserve">”</w:t>
+      </w:r>
+      <w:r>
+        <w:t xml:space="preserve"> </w:t>
+      </w:r>
+      <w:r>
+        <w:t xml:space="preserve">할번에선 의학이 자문실에 있죠. 복도 끝에.</w:t>
+      </w:r>
+    </w:p>
+    <w:p>
+      <w:pPr>
+        <w:pStyle w:val="BodyText"/>
+      </w:pPr>
+      <w:r>
+        <w:t xml:space="preserve">프리야: 그건 이제 화이트보드가 아니라. 부고예요.</w:t>
+      </w:r>
+    </w:p>
+    <w:p>
+      <w:pPr>
+        <w:pStyle w:val="BodyText"/>
+      </w:pPr>
+      <w:r>
+        <w:t xml:space="preserve">노아: 그럼 거절하죠. 간단하게.</w:t>
+      </w:r>
+    </w:p>
+    <w:p>
+      <w:pPr>
+        <w:pStyle w:val="BodyText"/>
+      </w:pPr>
+      <w:r>
+        <w:t xml:space="preserve">마커스: 간단하지 않아요. 아직은. 먼저, 계속 하려던 말이 있어요. 2주 동안.</w:t>
+      </w:r>
+    </w:p>
+    <w:p>
+      <w:pPr>
+        <w:pStyle w:val="BodyText"/>
+      </w:pPr>
+      <w:r>
+        <w:t xml:space="preserve">엘레나: 해요, 마커스.</w:t>
+      </w:r>
+    </w:p>
+    <w:p>
+      <w:pPr>
+        <w:pStyle w:val="BodyText"/>
+      </w:pPr>
+      <w:r>
+        <w:t xml:space="preserve">마커스: 내가 혼자였다면, 돈을 받았을 거예요. 오늘 밤. 망설임 없이.</w:t>
+      </w:r>
+    </w:p>
+    <w:p>
+      <w:pPr>
+        <w:pStyle w:val="BodyText"/>
+      </w:pPr>
+      <w:r>
+        <w:t xml:space="preserve">프리야: …말해 줘서 고마워요.</w:t>
+      </w:r>
+    </w:p>
+    <w:p>
+      <w:pPr>
+        <w:pStyle w:val="BodyText"/>
+      </w:pPr>
+      <w:r>
+        <w:t xml:space="preserve">마커스: 데니스랑 난 아직 주택 대출이 있어요. 자말이 라이스 대학에 붙었어요. 라이스가 얼마인지 알아요?</w:t>
+      </w:r>
+    </w:p>
+    <w:p>
+      <w:pPr>
+        <w:pStyle w:val="BodyText"/>
+      </w:pPr>
+      <w:r>
+        <w:t xml:space="preserve">노아: 축하해요. 합격한 줄 몰랐어요.</w:t>
+      </w:r>
+    </w:p>
+    <w:p>
+      <w:pPr>
+        <w:pStyle w:val="BodyText"/>
+      </w:pPr>
+      <w:r>
+        <w:t xml:space="preserve">마커스: 지난주에요. 아무한테도 안 말했어요. 이 와중에 말하는 게 이상해서.</w:t>
+      </w:r>
+    </w:p>
+    <w:p>
+      <w:pPr>
+        <w:pStyle w:val="BodyText"/>
+      </w:pPr>
+      <w:r>
+        <w:t xml:space="preserve">엘레나: 마커스, 2주 동안 들은 소식 중 최고예요.</w:t>
+      </w:r>
+    </w:p>
+    <w:p>
+      <w:pPr>
+        <w:pStyle w:val="BodyText"/>
+      </w:pPr>
+      <w:r>
+        <w:t xml:space="preserve">마커스: 하지만 난 혼자가 아니에요. 그게 핵심이죠. 넷이서 이걸 만들었어요. 이 건물에서, 저 실험대에서, 돈도 없이 아이디어 하나로. 학비 때문에 내 4분의 1을 팔진 않을 거예요. 그리고 내가 팔 수 있게 나머지 셋한테 팔라고 하지도 않을 거고요.</w:t>
+      </w:r>
+    </w:p>
+    <w:p>
+      <w:pPr>
+        <w:pStyle w:val="BodyText"/>
+      </w:pPr>
+      <w:r>
+        <w:t xml:space="preserve">프리야: 당신의 4분의 1. 지분은 18%밖에 안 되는데도.</w:t>
+      </w:r>
+    </w:p>
+    <w:p>
+      <w:pPr>
+        <w:pStyle w:val="BodyText"/>
+      </w:pPr>
+      <w:r>
+        <w:t xml:space="preserve">마커스: 지분은 수학이에요, 프리야. 4분의 1은 사람이고.</w:t>
+      </w:r>
+    </w:p>
+    <w:p>
+      <w:pPr>
+        <w:pStyle w:val="BodyText"/>
+      </w:pPr>
+      <w:r>
+        <w:t xml:space="preserve">노아: 기억해 둘게요. 이사회용으로.</w:t>
+      </w:r>
+    </w:p>
+    <w:p>
+      <w:pPr>
+        <w:pStyle w:val="BodyText"/>
+      </w:pPr>
+      <w:r>
+        <w:t xml:space="preserve">엘레나: 내 차례. 나도 하려던 말이 있어요. 2년쯤.</w:t>
+      </w:r>
+    </w:p>
+    <w:bookmarkEnd w:id="33"/>
+    <w:bookmarkStart w:id="34" w:name="장면2-밤-11시-미뤄-둔-말들-1"/>
+    <w:p>
+      <w:pPr>
+        <w:pStyle w:val="Heading3"/>
+      </w:pPr>
+      <w:r>
+        <w:t xml:space="preserve">장면2 — 밤 11시, 미뤄 둔 말들</w:t>
+      </w:r>
+    </w:p>
+    <w:p>
+      <w:pPr>
+        <w:pStyle w:val="FirstParagraph"/>
+      </w:pPr>
+      <w:r>
+        <w:t xml:space="preserve">엘레나: 글로우 싸움 때 사직서를 썼어요. 기억하죠. 보내진 않았고요.</w:t>
+      </w:r>
+    </w:p>
+    <w:p>
+      <w:pPr>
+        <w:pStyle w:val="BodyText"/>
+      </w:pPr>
+      <w:r>
+        <w:t xml:space="preserve">노아: 서랍에 있다고 했죠.</w:t>
+      </w:r>
+    </w:p>
+    <w:p>
+      <w:pPr>
+        <w:pStyle w:val="BodyText"/>
+      </w:pPr>
+      <w:r>
+        <w:t xml:space="preserve">엘레나: 있었어요. 오늘 아침까지. 꺼냈어요. 읽었어요. 그리고 찢었어요.</w:t>
+      </w:r>
+    </w:p>
+    <w:p>
+      <w:pPr>
+        <w:pStyle w:val="BodyText"/>
+      </w:pPr>
+      <w:r>
+        <w:t xml:space="preserve">프리야: 왜 오늘 아침에요?</w:t>
+      </w:r>
+    </w:p>
+    <w:p>
+      <w:pPr>
+        <w:pStyle w:val="BodyText"/>
+      </w:pPr>
+      <w:r>
+        <w:t xml:space="preserve">엘레나: 팔면 편지가 필요 없어요. 톰이 말했죠.</w:t>
+      </w:r>
+      <w:r>
+        <w:t xml:space="preserve"> </w:t>
+      </w:r>
+      <w:r>
+        <w:t xml:space="preserve">“</w:t>
+      </w:r>
+      <w:r>
+        <w:t xml:space="preserve">할번은 거부권을 안 한다.</w:t>
+      </w:r>
+      <w:r>
+        <w:t xml:space="preserve">”</w:t>
+      </w:r>
+      <w:r>
+        <w:t xml:space="preserve"> </w:t>
+      </w:r>
+      <w:r>
+        <w:t xml:space="preserve">그냥 떠나면 돼요.</w:t>
+      </w:r>
+    </w:p>
+    <w:p>
+      <w:pPr>
+        <w:pStyle w:val="BodyText"/>
+      </w:pPr>
+      <w:r>
+        <w:t xml:space="preserve">마커스: 그럼 안 팔면요?</w:t>
+      </w:r>
+    </w:p>
+    <w:p>
+      <w:pPr>
+        <w:pStyle w:val="BodyText"/>
+      </w:pPr>
+      <w:r>
+        <w:t xml:space="preserve">엘레나: 그래도 필요 없어요. 이 회사는 약속을 지키니까요. 2년 동안 내 일부는 혹시 우리가 약속을 하나라도 어길까 봐 그 편지를 준비해 뒀어요. 한 번도 어기지 않았죠. 그래서 기다리는 걸 그만뒀고, 그래서 찢었어요.</w:t>
+      </w:r>
+    </w:p>
+    <w:p>
+      <w:pPr>
+        <w:pStyle w:val="BodyText"/>
+      </w:pPr>
+      <w:r>
+        <w:t xml:space="preserve">노아: 엘레나. 나한테 한 말 중 가장 다정하네요.</w:t>
+      </w:r>
+    </w:p>
+    <w:p>
+      <w:pPr>
+        <w:pStyle w:val="BodyText"/>
+      </w:pPr>
+      <w:r>
+        <w:t xml:space="preserve">엘레나: 익숙해지지 마요. 프리야. 당신 차례.</w:t>
+      </w:r>
+    </w:p>
+    <w:p>
+      <w:pPr>
+        <w:pStyle w:val="BodyText"/>
+      </w:pPr>
+      <w:r>
+        <w:t xml:space="preserve">프리야: …내 건 더 어려워요. 과거가 아니라 미래에 관한 거라서.</w:t>
+      </w:r>
+    </w:p>
+    <w:p>
+      <w:pPr>
+        <w:pStyle w:val="BodyText"/>
+      </w:pPr>
+      <w:r>
+        <w:t xml:space="preserve">노아: 천천히 해요.</w:t>
+      </w:r>
+    </w:p>
+    <w:p>
+      <w:pPr>
+        <w:pStyle w:val="BodyText"/>
+      </w:pPr>
+      <w:r>
+        <w:t xml:space="preserve">프리야: 이 회사를 사랑해요. 하지만 CTO는 더 이상 사랑하지 않아요. 내 하루는 예산, 채용, 이사회 슬라이드고, 마지막으로 직접 실험했을 땐 신입 화학자한테 피펫이 어디 있냐고 물어야 했어요. 실험대가 그리워요.</w:t>
+      </w:r>
+    </w:p>
+    <w:p>
+      <w:pPr>
+        <w:pStyle w:val="BodyText"/>
+      </w:pPr>
+      <w:r>
+        <w:t xml:space="preserve">마커스: 떠나고 싶어요?</w:t>
+      </w:r>
+    </w:p>
+    <w:p>
+      <w:pPr>
+        <w:pStyle w:val="BodyText"/>
+      </w:pPr>
+      <w:r>
+        <w:t xml:space="preserve">프리야: 아니요. 절대. 과학으로 돌아가고 싶어요. 스킨부스터. 톡신 연구. 어쩌면 다른 직함으로.</w:t>
+      </w:r>
+    </w:p>
+    <w:p>
+      <w:pPr>
+        <w:pStyle w:val="BodyText"/>
+      </w:pPr>
+      <w:r>
+        <w:t xml:space="preserve">엘레나: 언제 말하려고 했어요?</w:t>
+      </w:r>
+    </w:p>
+    <w:p>
+      <w:pPr>
+        <w:pStyle w:val="BodyText"/>
+      </w:pPr>
+      <w:r>
+        <w:t xml:space="preserve">프리야: 아시아 이후. IPO 이후. 이후… 항상</w:t>
+      </w:r>
+      <w:r>
+        <w:t xml:space="preserve"> </w:t>
+      </w:r>
+      <w:r>
+        <w:t xml:space="preserve">“</w:t>
+      </w:r>
+      <w:r>
+        <w:t xml:space="preserve">이후</w:t>
+      </w:r>
+      <w:r>
+        <w:t xml:space="preserve">”</w:t>
+      </w:r>
+      <w:r>
+        <w:t xml:space="preserve">가 있죠. 클레어라면 그게 함정이라고 할 거예요.</w:t>
+      </w:r>
+    </w:p>
+    <w:p>
+      <w:pPr>
+        <w:pStyle w:val="BodyText"/>
+      </w:pPr>
+      <w:r>
+        <w:t xml:space="preserve">노아: 그럴 거예요. 그리고 맞을 거고요. 고마워요, 프리야. 제대로 방법을 찾을게요. 오늘 밤 말고.</w:t>
+      </w:r>
+    </w:p>
+    <w:p>
+      <w:pPr>
+        <w:pStyle w:val="BodyText"/>
+      </w:pPr>
+      <w:r>
+        <w:t xml:space="preserve">마커스: 노아. 당신이 마지막이에요. 공평하죠. 2주를 기다리게 했으니까.</w:t>
+      </w:r>
+    </w:p>
+    <w:p>
+      <w:pPr>
+        <w:pStyle w:val="BodyText"/>
+      </w:pPr>
+      <w:r>
+        <w:t xml:space="preserve">노아: …톰 저녁 이후로 계속 하려던 말이에요.</w:t>
+      </w:r>
+    </w:p>
+    <w:p>
+      <w:pPr>
+        <w:pStyle w:val="BodyText"/>
+      </w:pPr>
+      <w:r>
+        <w:t xml:space="preserve">엘레나: 해요.</w:t>
+      </w:r>
+    </w:p>
+    <w:p>
+      <w:pPr>
+        <w:pStyle w:val="BodyText"/>
+      </w:pPr>
+      <w:r>
+        <w:t xml:space="preserve">노아: 돈 때문이 아니었어요. 1,800만은 한 번도 유혹이 안 됐어요. 다들 팔고 싶어 하고 나만 아닐까 봐 무서웠어요. 그러면 회사와, 함께 회사를 만든 세 사람 중에서 골라야 하니까요.</w:t>
+      </w:r>
+    </w:p>
+    <w:p>
+      <w:pPr>
+        <w:pStyle w:val="BodyText"/>
+      </w:pPr>
+      <w:r>
+        <w:t xml:space="preserve">프리야: 그래서 침묵했군요. 당신 의견으로부터 우릴 보호하려고.</w:t>
+      </w:r>
+    </w:p>
+    <w:p>
+      <w:pPr>
+        <w:pStyle w:val="BodyText"/>
+      </w:pPr>
+      <w:r>
+        <w:t xml:space="preserve">노아: 나를 보호하려고요. 내가 노라고 하고 당신들이 예스라면, 내가 톰이 되는 거잖아요. 모두를 대신해 고르는.</w:t>
+      </w:r>
+    </w:p>
+    <w:p>
+      <w:pPr>
+        <w:pStyle w:val="BodyText"/>
+      </w:pPr>
+      <w:r>
+        <w:t xml:space="preserve">마커스: 원칙 둘, 노아.</w:t>
+      </w:r>
+      <w:r>
+        <w:t xml:space="preserve"> </w:t>
+      </w:r>
+      <w:r>
+        <w:t xml:space="preserve">“</w:t>
+      </w:r>
+      <w:r>
+        <w:t xml:space="preserve">안에선 논쟁한다.</w:t>
+      </w:r>
+      <w:r>
+        <w:t xml:space="preserve">”</w:t>
+      </w:r>
+      <w:r>
+        <w:t xml:space="preserve"> </w:t>
+      </w:r>
+      <w:r>
+        <w:t xml:space="preserve">논쟁하는 걸 잊었어요.</w:t>
+      </w:r>
+    </w:p>
+    <w:p>
+      <w:pPr>
+        <w:pStyle w:val="BodyText"/>
+      </w:pPr>
+      <w:r>
+        <w:t xml:space="preserve">노아: 논쟁하는 걸 잊었네요. 맞아요.</w:t>
+      </w:r>
+    </w:p>
+    <w:p>
+      <w:pPr>
+        <w:pStyle w:val="BodyText"/>
+      </w:pPr>
+      <w:r>
+        <w:t xml:space="preserve">엘레나: 그럼 지금 논쟁해요. 뭘 원해요?</w:t>
+      </w:r>
+    </w:p>
+    <w:p>
+      <w:pPr>
+        <w:pStyle w:val="BodyText"/>
+      </w:pPr>
+      <w:r>
+        <w:t xml:space="preserve">노아: 톰에게 노라고 하고 싶어요. 그리고 하은의 대출이 갚아지길. 마커스 아들이 라이스에 가길.</w:t>
+      </w:r>
+    </w:p>
+    <w:p>
+      <w:pPr>
+        <w:pStyle w:val="BodyText"/>
+      </w:pPr>
+      <w:r>
+        <w:t xml:space="preserve">프리야: 그건 반대가 아니에요. 계속 반대인 것처럼 다루고 있어요.</w:t>
+      </w:r>
+    </w:p>
+    <w:p>
+      <w:pPr>
+        <w:pStyle w:val="BodyText"/>
+      </w:pPr>
+      <w:r>
+        <w:t xml:space="preserve">노아: …무슨 뜻이에요?</w:t>
+      </w:r>
+    </w:p>
+    <w:p>
+      <w:pPr>
+        <w:pStyle w:val="BodyText"/>
+      </w:pPr>
+      <w:r>
+        <w:t xml:space="preserve">프리야: 문제를 정의해요.</w:t>
+      </w:r>
+      <w:r>
+        <w:t xml:space="preserve"> </w:t>
+      </w:r>
+      <w:r>
+        <w:t xml:space="preserve">“</w:t>
+      </w:r>
+      <w:r>
+        <w:t xml:space="preserve">파느냐 마느냐</w:t>
+      </w:r>
+      <w:r>
+        <w:t xml:space="preserve">”</w:t>
+      </w:r>
+      <w:r>
+        <w:t xml:space="preserve"> </w:t>
+      </w:r>
+      <w:r>
+        <w:t xml:space="preserve">말고. 각자가 실제로 필요한 게 뭔지.</w:t>
+      </w:r>
+    </w:p>
+    <w:bookmarkEnd w:id="34"/>
+    <w:bookmarkStart w:id="35" w:name="절정전환-새벽-1시-30분-화이트보드-1"/>
+    <w:p>
+      <w:pPr>
+        <w:pStyle w:val="Heading3"/>
+      </w:pPr>
+      <w:r>
+        <w:t xml:space="preserve">절정·전환 — 새벽 1시 30분, 화이트보드</w:t>
+      </w:r>
+    </w:p>
+    <w:p>
+      <w:pPr>
+        <w:pStyle w:val="FirstParagraph"/>
+      </w:pPr>
+      <w:r>
+        <w:t xml:space="preserve">마커스: 좋아요. 새 칸. 누가 무엇을 필요로 하나. 원하는 게 아니라.</w:t>
+      </w:r>
+    </w:p>
+    <w:p>
+      <w:pPr>
+        <w:pStyle w:val="BodyText"/>
+      </w:pPr>
+      <w:r>
+        <w:t xml:space="preserve">엘레나: 리처드. 펀드가 9년 차고, 출자자는 연금과 소방관들이에요. 사실 매각이 필요한 게 아니에요. 유동성이 필요하죠. 출자자들에게 돌려줄 수 있는 현금. 매각은 그가 아는 유일한 방법일 뿐이에요.</w:t>
+      </w:r>
+    </w:p>
+    <w:p>
+      <w:pPr>
+        <w:pStyle w:val="BodyText"/>
+      </w:pPr>
+      <w:r>
+        <w:t xml:space="preserve">프리야: 그럼 자기 지분 일부를 팔면 되죠. 회사가 아니라. 자기 지분만.</w:t>
+      </w:r>
+    </w:p>
+    <w:p>
+      <w:pPr>
+        <w:pStyle w:val="BodyText"/>
+      </w:pPr>
+      <w:r>
+        <w:t xml:space="preserve">노아: 세컨더리 매각. 누구한테?</w:t>
+      </w:r>
+    </w:p>
+    <w:p>
+      <w:pPr>
+        <w:pStyle w:val="BodyText"/>
+      </w:pPr>
+      <w:r>
+        <w:t xml:space="preserve">마커스: 빅터. 12억은 환불이라고 했잖아요. 우리 지분을 더 원해요. 적정 가격에.</w:t>
+      </w:r>
+    </w:p>
+    <w:p>
+      <w:pPr>
+        <w:pStyle w:val="BodyText"/>
+      </w:pPr>
+      <w:r>
+        <w:t xml:space="preserve">엘레나: 그리고 잉그리드. 피오르드는 원칙에 투자해요. 원칙이 살아남으면 더 살 거예요.</w:t>
+      </w:r>
+    </w:p>
+    <w:p>
+      <w:pPr>
+        <w:pStyle w:val="BodyText"/>
+      </w:pPr>
+      <w:r>
+        <w:t xml:space="preserve">노아: 그러니까 리처드는 현금을 받고. 빅터와 잉그리드는 지분을 더 받고. 아무도 회사를 팔지 않고.</w:t>
+      </w:r>
+    </w:p>
+    <w:p>
+      <w:pPr>
+        <w:pStyle w:val="BodyText"/>
+      </w:pPr>
+      <w:r>
+        <w:t xml:space="preserve">프리야: 다음. 400명. 할번이 필요한 게 아니에요. 그들도 유동성이 필요하죠.</w:t>
+      </w:r>
+    </w:p>
+    <w:p>
+      <w:pPr>
+        <w:pStyle w:val="BodyText"/>
+      </w:pPr>
+      <w:r>
+        <w:t xml:space="preserve">마커스: 텐더 오퍼. 직원들이 기득 옵션 일부를 팔아요. 같은 매수자에게, 리처드와 같은 가격으로. 자발적이니까 아무도 억지로 팔 필요 없고, 대출을 갚으려고 IPO를 기다릴 필요도 없어요.</w:t>
+      </w:r>
+    </w:p>
+    <w:p>
+      <w:pPr>
+        <w:pStyle w:val="BodyText"/>
+      </w:pPr>
+      <w:r>
+        <w:t xml:space="preserve">엘레나: 얼마나요?</w:t>
+      </w:r>
+    </w:p>
+    <w:p>
+      <w:pPr>
+        <w:pStyle w:val="BodyText"/>
+      </w:pPr>
+      <w:r>
+        <w:t xml:space="preserve">마커스: 기득분의 최대 15%. 대출 갚을 만큼. 그리고 학비. 떠날 만큼은 아니고.</w:t>
+      </w:r>
+    </w:p>
+    <w:p>
+      <w:pPr>
+        <w:pStyle w:val="BodyText"/>
+      </w:pPr>
+      <w:r>
+        <w:t xml:space="preserve">노아: 하은은 대출을 갚고. 레오의 아이들. 자말은 라이스에 가고. 그리고 우린 회사를 지켜요.</w:t>
+      </w:r>
+    </w:p>
+    <w:p>
+      <w:pPr>
+        <w:pStyle w:val="BodyText"/>
+      </w:pPr>
+      <w:r>
+        <w:t xml:space="preserve">엘레나: 그럼 빅토리아는요? 한국에서 톰의 가격 전쟁을 걱정하잖아요.</w:t>
+      </w:r>
+    </w:p>
+    <w:p>
+      <w:pPr>
+        <w:pStyle w:val="BodyText"/>
+      </w:pPr>
+      <w:r>
+        <w:t xml:space="preserve">프리야: 그럼 한국을 톰의 위협보다 강하게 만들어요. 대양 텀시트. 6월 30일 전에 서명.</w:t>
+      </w:r>
+    </w:p>
+    <w:p>
+      <w:pPr>
+        <w:pStyle w:val="BodyText"/>
+      </w:pPr>
+      <w:r>
+        <w:t xml:space="preserve">노아: 그리고 미쓰카와 링기. 같은 날짜. 파트너 둘. 서면으로. 표가 세어지기 전에.</w:t>
+      </w:r>
+    </w:p>
+    <w:p>
+      <w:pPr>
+        <w:pStyle w:val="BodyText"/>
+      </w:pPr>
+      <w:r>
+        <w:t xml:space="preserve">마커스: 그건 방어가 아니라 레버리지예요. 톰의 위협은 우리가 아시아에서 혼자일 때만 통해요. 대양과 미쓰카와가 서면으로 우리 편이면, 한국의 가격 전쟁은 한 회사가 아니라 세 회사와의 싸움이 돼요. 그건 톰이 자기 이사회에 납득시킬 수 없는 싸움이죠.</w:t>
+      </w:r>
+    </w:p>
+    <w:p>
+      <w:pPr>
+        <w:pStyle w:val="BodyText"/>
+      </w:pPr>
+      <w:r>
+        <w:t xml:space="preserve">엘레나: 그러니까. 할번엔 노. 리처드에겐 세컨더리. 400명에겐 텐더 오퍼. 6월 30일까지 아시아 파트너.</w:t>
+      </w:r>
+    </w:p>
+    <w:p>
+      <w:pPr>
+        <w:pStyle w:val="BodyText"/>
+      </w:pPr>
+      <w:r>
+        <w:t xml:space="preserve">노아: 표결. 창업자만. 손 들어요.</w:t>
+      </w:r>
+    </w:p>
+    <w:p>
+      <w:pPr>
+        <w:pStyle w:val="BodyText"/>
+      </w:pPr>
+      <w:r>
+        <w:t xml:space="preserve">프리야: 찬성.</w:t>
+      </w:r>
+    </w:p>
+    <w:p>
+      <w:pPr>
+        <w:pStyle w:val="BodyText"/>
+      </w:pPr>
+      <w:r>
+        <w:t xml:space="preserve">마커스: 찬성.</w:t>
+      </w:r>
+    </w:p>
+    <w:p>
+      <w:pPr>
+        <w:pStyle w:val="BodyText"/>
+      </w:pPr>
+      <w:r>
+        <w:t xml:space="preserve">엘레나: 찬성.</w:t>
+      </w:r>
+    </w:p>
+    <w:p>
+      <w:pPr>
+        <w:pStyle w:val="BodyText"/>
+      </w:pPr>
+      <w:r>
+        <w:t xml:space="preserve">노아: 찬성. 만장일치. 원칙 둘. 안에선 논쟁했고. 밖에선 한목소리.</w:t>
+      </w:r>
+    </w:p>
+    <w:p>
+      <w:pPr>
+        <w:pStyle w:val="BodyText"/>
+      </w:pPr>
+      <w:r>
+        <w:t xml:space="preserve">마커스: 둘은 하나. 하나는 없는 거. 넷은 회사다.</w:t>
+      </w:r>
+    </w:p>
+    <w:p>
+      <w:pPr>
+        <w:pStyle w:val="BodyText"/>
+      </w:pPr>
+      <w:r>
+        <w:t xml:space="preserve">프리야: 끔찍하네요, 마커스. 화이트보드에 써요.</w:t>
+      </w:r>
+    </w:p>
+    <w:p>
+      <w:pPr>
+        <w:pStyle w:val="BodyText"/>
+      </w:pPr>
+      <w:r>
+        <w:t xml:space="preserve">엘레나: 그럼 그 한 가지는요? 일레인이 금요일에 물을 거예요. 늘 물어요.</w:t>
+      </w:r>
+    </w:p>
+    <w:bookmarkEnd w:id="35"/>
+    <w:bookmarkStart w:id="36" w:name="마무리-새벽-2시-1"/>
+    <w:p>
+      <w:pPr>
+        <w:pStyle w:val="Heading3"/>
+      </w:pPr>
+      <w:r>
+        <w:t xml:space="preserve">마무리 — 새벽 2시</w:t>
+      </w:r>
+    </w:p>
+    <w:p>
+      <w:pPr>
+        <w:pStyle w:val="FirstParagraph"/>
+      </w:pPr>
+      <w:r>
+        <w:t xml:space="preserve">노아: 프리야. 7년 전에 당신이 답했죠. 다시 답해 봐요.</w:t>
+      </w:r>
+    </w:p>
+    <w:p>
+      <w:pPr>
+        <w:pStyle w:val="BodyText"/>
+      </w:pPr>
+      <w:r>
+        <w:t xml:space="preserve">프리야: 7년 전엔 화학이었어요. 트레이드오프를 깨는 것.</w:t>
+      </w:r>
+    </w:p>
+    <w:p>
+      <w:pPr>
+        <w:pStyle w:val="BodyText"/>
+      </w:pPr>
+      <w:r>
+        <w:t xml:space="preserve">엘레나: 그럼 지금은요?</w:t>
+      </w:r>
+    </w:p>
+    <w:p>
+      <w:pPr>
+        <w:pStyle w:val="BodyText"/>
+      </w:pPr>
+      <w:r>
+        <w:t xml:space="preserve">프리야: 지금은 손이에요. 누구의 손이 우리 주사기를 쥐는가. 모든 주사기. 모든 나라에서.</w:t>
+      </w:r>
+    </w:p>
+    <w:p>
+      <w:pPr>
+        <w:pStyle w:val="BodyText"/>
+      </w:pPr>
+      <w:r>
+        <w:t xml:space="preserve">마커스: 지우의 손. 마거릿의. 사라의. 부엌의 미용사가 아니라.</w:t>
+      </w:r>
+    </w:p>
+    <w:p>
+      <w:pPr>
+        <w:pStyle w:val="BodyText"/>
+      </w:pPr>
+      <w:r>
+        <w:t xml:space="preserve">노아: 화학이 우릴 다르게 만들었어요. 돈과 시간만 있으면 누구든 결국 화학은 따라 할 수 있어요. 하지만 우리가 누구에게 팔기로 하는지는 따라 할 수 없어요. 큰 회사들은 고객을 돌려보낼 여유가 없으니까요. 손이 우릴 따라 할 수 없게 만들어요.</w:t>
+      </w:r>
+    </w:p>
+    <w:p>
+      <w:pPr>
+        <w:pStyle w:val="BodyText"/>
+      </w:pPr>
+      <w:r>
+        <w:t xml:space="preserve">엘레나: 냅킨에 써요. 내 농담 옆에.</w:t>
+      </w:r>
+    </w:p>
+    <w:p>
+      <w:pPr>
+        <w:pStyle w:val="BodyText"/>
+      </w:pPr>
+      <w:r>
+        <w:t xml:space="preserve">노아: 원본에? 일레인이 날 죽일 거예요.</w:t>
+      </w:r>
+    </w:p>
+    <w:p>
+      <w:pPr>
+        <w:pStyle w:val="BodyText"/>
+      </w:pPr>
+      <w:r>
+        <w:t xml:space="preserve">엘레나: 일레인이</w:t>
+      </w:r>
+      <w:r>
+        <w:t xml:space="preserve"> </w:t>
+      </w:r>
+      <w:r>
+        <w:t xml:space="preserve">“</w:t>
+      </w:r>
+      <w:r>
+        <w:t xml:space="preserve">오늘 밤, 다시 당신 거</w:t>
+      </w:r>
+      <w:r>
+        <w:t xml:space="preserve">”</w:t>
+      </w:r>
+      <w:r>
+        <w:t xml:space="preserve">라고 했잖아요. 당신 거예요. 써요.</w:t>
+      </w:r>
+    </w:p>
+    <w:p>
+      <w:pPr>
+        <w:pStyle w:val="BodyText"/>
+      </w:pPr>
+      <w:r>
+        <w:t xml:space="preserve">노아:</w:t>
+      </w:r>
+      <w:r>
+        <w:t xml:space="preserve"> </w:t>
+      </w:r>
+      <w:r>
+        <w:t xml:space="preserve">“</w:t>
+      </w:r>
+      <w:r>
+        <w:t xml:space="preserve">그 한 가지, 7년 차: 누구의 손이 우리 주사기를 쥐는가.</w:t>
+      </w:r>
+      <w:r>
+        <w:t xml:space="preserve">”</w:t>
+      </w:r>
+    </w:p>
+    <w:p>
+      <w:pPr>
+        <w:pStyle w:val="BodyText"/>
+      </w:pPr>
+      <w:r>
+        <w:t xml:space="preserve">리타: 새벽 2시예요, 사총사. 한 시간이라고 했잖아요. 다섯 시간 전에.</w:t>
+      </w:r>
+    </w:p>
+    <w:p>
+      <w:pPr>
+        <w:pStyle w:val="BodyText"/>
+      </w:pPr>
+      <w:r>
+        <w:t xml:space="preserve">마커스: 미안해요, 리타. 내 외상으로 달아 둬요. 먹는 숟가락으로 갚을게요.</w:t>
+      </w:r>
+    </w:p>
+    <w:p>
+      <w:pPr>
+        <w:pStyle w:val="BodyText"/>
+      </w:pPr>
+      <w:r>
+        <w:t xml:space="preserve">노아: 내일. 아침 9시 다이앤, 세컨더리와 텐더 오퍼가 금요일 전에 법적으로 가능하게. 그다음 저녁 8시, 서울은 아침인 시간에 한 상무, 대양 텀시트를 밀어붙이려고. 목요일은 레버리지의 날. 금요일은 이사회예요.</w:t>
+      </w:r>
+    </w:p>
+    <w:p>
+      <w:pPr>
+        <w:pStyle w:val="BodyText"/>
+      </w:pPr>
+      <w:r>
+        <w:t xml:space="preserve">엘레나: 노아. 새벽 2시예요. 당신 규칙.</w:t>
+      </w:r>
+    </w:p>
+    <w:p>
+      <w:pPr>
+        <w:pStyle w:val="BodyText"/>
+      </w:pPr>
+      <w:r>
+        <w:t xml:space="preserve">노아: 알아요. 오늘 밤은 응급이었어요. 좋은 종류의. 대리가 승인하나요?</w:t>
+      </w:r>
+    </w:p>
+    <w:bookmarkEnd w:id="36"/>
+    <w:bookmarkEnd w:id="37"/>
+    <w:bookmarkEnd w:id="38"/>
     <w:sectPr/>
   </w:body>
 </w:document>
@@ -4894,583 +4841,8 @@
       </w:pPr>
     </w:lvl>
   </w:abstractNum>
-  <w:abstractNum w:abstractNumId="99411">
-    <w:nsid w:val="A99411"/>
-    <w:multiLevelType w:val="multilevel"/>
-    <w:lvl w:ilvl="0">
-      <w:start w:val="1"/>
-      <w:numFmt w:val="decimal"/>
-      <w:lvlText w:val="%1."/>
-      <w:lvlJc w:val="left"/>
-      <w:pPr>
-        <w:ind w:left="720" w:hanging="480"/>
-      </w:pPr>
-    </w:lvl>
-    <w:lvl w:ilvl="1">
-      <w:start w:val="1"/>
-      <w:numFmt w:val="decimal"/>
-      <w:lvlText w:val="%2."/>
-      <w:lvlJc w:val="left"/>
-      <w:pPr>
-        <w:ind w:left="1440" w:hanging="480"/>
-      </w:pPr>
-    </w:lvl>
-    <w:lvl w:ilvl="2">
-      <w:start w:val="1"/>
-      <w:numFmt w:val="decimal"/>
-      <w:lvlText w:val="%3."/>
-      <w:lvlJc w:val="left"/>
-      <w:pPr>
-        <w:ind w:left="2160" w:hanging="480"/>
-      </w:pPr>
-    </w:lvl>
-    <w:lvl w:ilvl="3">
-      <w:start w:val="1"/>
-      <w:numFmt w:val="decimal"/>
-      <w:lvlText w:val="%4."/>
-      <w:lvlJc w:val="left"/>
-      <w:pPr>
-        <w:ind w:left="2880" w:hanging="480"/>
-      </w:pPr>
-    </w:lvl>
-    <w:lvl w:ilvl="4">
-      <w:start w:val="1"/>
-      <w:numFmt w:val="decimal"/>
-      <w:lvlText w:val="%5."/>
-      <w:lvlJc w:val="left"/>
-      <w:pPr>
-        <w:ind w:left="3600" w:hanging="480"/>
-      </w:pPr>
-    </w:lvl>
-    <w:lvl w:ilvl="5">
-      <w:start w:val="1"/>
-      <w:numFmt w:val="decimal"/>
-      <w:lvlText w:val="%6."/>
-      <w:lvlJc w:val="left"/>
-      <w:pPr>
-        <w:ind w:left="4320" w:hanging="480"/>
-      </w:pPr>
-    </w:lvl>
-    <w:lvl w:ilvl="6">
-      <w:start w:val="1"/>
-      <w:numFmt w:val="decimal"/>
-      <w:lvlText w:val="%7."/>
-      <w:lvlJc w:val="left"/>
-      <w:pPr>
-        <w:ind w:left="5040" w:hanging="480"/>
-      </w:pPr>
-    </w:lvl>
-    <w:lvl w:ilvl="7">
-      <w:start w:val="1"/>
-      <w:numFmt w:val="decimal"/>
-      <w:lvlText w:val="%8."/>
-      <w:lvlJc w:val="left"/>
-      <w:pPr>
-        <w:ind w:left="5760" w:hanging="480"/>
-      </w:pPr>
-    </w:lvl>
-    <w:lvl w:ilvl="8">
-      <w:start w:val="1"/>
-      <w:numFmt w:val="decimal"/>
-      <w:lvlText w:val="%9."/>
-      <w:lvlJc w:val="left"/>
-      <w:pPr>
-        <w:ind w:left="6480" w:hanging="480"/>
-      </w:pPr>
-    </w:lvl>
-  </w:abstractNum>
-  <w:abstractNum w:abstractNumId="994116">
-    <w:nsid w:val="A994116"/>
-    <w:multiLevelType w:val="multilevel"/>
-    <w:lvl w:ilvl="0">
-      <w:start w:val="16"/>
-      <w:numFmt w:val="decimal"/>
-      <w:lvlText w:val="%1."/>
-      <w:lvlJc w:val="left"/>
-      <w:pPr>
-        <w:ind w:left="720" w:hanging="480"/>
-      </w:pPr>
-    </w:lvl>
-    <w:lvl w:ilvl="1">
-      <w:start w:val="16"/>
-      <w:numFmt w:val="decimal"/>
-      <w:lvlText w:val="%2."/>
-      <w:lvlJc w:val="left"/>
-      <w:pPr>
-        <w:ind w:left="1440" w:hanging="480"/>
-      </w:pPr>
-    </w:lvl>
-    <w:lvl w:ilvl="2">
-      <w:start w:val="16"/>
-      <w:numFmt w:val="decimal"/>
-      <w:lvlText w:val="%3."/>
-      <w:lvlJc w:val="left"/>
-      <w:pPr>
-        <w:ind w:left="2160" w:hanging="480"/>
-      </w:pPr>
-    </w:lvl>
-    <w:lvl w:ilvl="3">
-      <w:start w:val="16"/>
-      <w:numFmt w:val="decimal"/>
-      <w:lvlText w:val="%4."/>
-      <w:lvlJc w:val="left"/>
-      <w:pPr>
-        <w:ind w:left="2880" w:hanging="480"/>
-      </w:pPr>
-    </w:lvl>
-    <w:lvl w:ilvl="4">
-      <w:start w:val="16"/>
-      <w:numFmt w:val="decimal"/>
-      <w:lvlText w:val="%5."/>
-      <w:lvlJc w:val="left"/>
-      <w:pPr>
-        <w:ind w:left="3600" w:hanging="480"/>
-      </w:pPr>
-    </w:lvl>
-    <w:lvl w:ilvl="5">
-      <w:start w:val="16"/>
-      <w:numFmt w:val="decimal"/>
-      <w:lvlText w:val="%6."/>
-      <w:lvlJc w:val="left"/>
-      <w:pPr>
-        <w:ind w:left="4320" w:hanging="480"/>
-      </w:pPr>
-    </w:lvl>
-    <w:lvl w:ilvl="6">
-      <w:start w:val="16"/>
-      <w:numFmt w:val="decimal"/>
-      <w:lvlText w:val="%7."/>
-      <w:lvlJc w:val="left"/>
-      <w:pPr>
-        <w:ind w:left="5040" w:hanging="480"/>
-      </w:pPr>
-    </w:lvl>
-    <w:lvl w:ilvl="7">
-      <w:start w:val="16"/>
-      <w:numFmt w:val="decimal"/>
-      <w:lvlText w:val="%8."/>
-      <w:lvlJc w:val="left"/>
-      <w:pPr>
-        <w:ind w:left="5760" w:hanging="480"/>
-      </w:pPr>
-    </w:lvl>
-    <w:lvl w:ilvl="8">
-      <w:start w:val="16"/>
-      <w:numFmt w:val="decimal"/>
-      <w:lvlText w:val="%9."/>
-      <w:lvlJc w:val="left"/>
-      <w:pPr>
-        <w:ind w:left="6480" w:hanging="480"/>
-      </w:pPr>
-    </w:lvl>
-  </w:abstractNum>
-  <w:abstractNum w:abstractNumId="994151">
-    <w:nsid w:val="A994151"/>
-    <w:multiLevelType w:val="multilevel"/>
-    <w:lvl w:ilvl="0">
-      <w:start w:val="51"/>
-      <w:numFmt w:val="decimal"/>
-      <w:lvlText w:val="%1."/>
-      <w:lvlJc w:val="left"/>
-      <w:pPr>
-        <w:ind w:left="720" w:hanging="480"/>
-      </w:pPr>
-    </w:lvl>
-    <w:lvl w:ilvl="1">
-      <w:start w:val="51"/>
-      <w:numFmt w:val="decimal"/>
-      <w:lvlText w:val="%2."/>
-      <w:lvlJc w:val="left"/>
-      <w:pPr>
-        <w:ind w:left="1440" w:hanging="480"/>
-      </w:pPr>
-    </w:lvl>
-    <w:lvl w:ilvl="2">
-      <w:start w:val="51"/>
-      <w:numFmt w:val="decimal"/>
-      <w:lvlText w:val="%3."/>
-      <w:lvlJc w:val="left"/>
-      <w:pPr>
-        <w:ind w:left="2160" w:hanging="480"/>
-      </w:pPr>
-    </w:lvl>
-    <w:lvl w:ilvl="3">
-      <w:start w:val="51"/>
-      <w:numFmt w:val="decimal"/>
-      <w:lvlText w:val="%4."/>
-      <w:lvlJc w:val="left"/>
-      <w:pPr>
-        <w:ind w:left="2880" w:hanging="480"/>
-      </w:pPr>
-    </w:lvl>
-    <w:lvl w:ilvl="4">
-      <w:start w:val="51"/>
-      <w:numFmt w:val="decimal"/>
-      <w:lvlText w:val="%5."/>
-      <w:lvlJc w:val="left"/>
-      <w:pPr>
-        <w:ind w:left="3600" w:hanging="480"/>
-      </w:pPr>
-    </w:lvl>
-    <w:lvl w:ilvl="5">
-      <w:start w:val="51"/>
-      <w:numFmt w:val="decimal"/>
-      <w:lvlText w:val="%6."/>
-      <w:lvlJc w:val="left"/>
-      <w:pPr>
-        <w:ind w:left="4320" w:hanging="480"/>
-      </w:pPr>
-    </w:lvl>
-    <w:lvl w:ilvl="6">
-      <w:start w:val="51"/>
-      <w:numFmt w:val="decimal"/>
-      <w:lvlText w:val="%7."/>
-      <w:lvlJc w:val="left"/>
-      <w:pPr>
-        <w:ind w:left="5040" w:hanging="480"/>
-      </w:pPr>
-    </w:lvl>
-    <w:lvl w:ilvl="7">
-      <w:start w:val="51"/>
-      <w:numFmt w:val="decimal"/>
-      <w:lvlText w:val="%8."/>
-      <w:lvlJc w:val="left"/>
-      <w:pPr>
-        <w:ind w:left="5760" w:hanging="480"/>
-      </w:pPr>
-    </w:lvl>
-    <w:lvl w:ilvl="8">
-      <w:start w:val="51"/>
-      <w:numFmt w:val="decimal"/>
-      <w:lvlText w:val="%9."/>
-      <w:lvlJc w:val="left"/>
-      <w:pPr>
-        <w:ind w:left="6480" w:hanging="480"/>
-      </w:pPr>
-    </w:lvl>
-  </w:abstractNum>
-  <w:abstractNum w:abstractNumId="994181">
-    <w:nsid w:val="A994181"/>
-    <w:multiLevelType w:val="multilevel"/>
-    <w:lvl w:ilvl="0">
-      <w:start w:val="81"/>
-      <w:numFmt w:val="decimal"/>
-      <w:lvlText w:val="%1."/>
-      <w:lvlJc w:val="left"/>
-      <w:pPr>
-        <w:ind w:left="720" w:hanging="480"/>
-      </w:pPr>
-    </w:lvl>
-    <w:lvl w:ilvl="1">
-      <w:start w:val="81"/>
-      <w:numFmt w:val="decimal"/>
-      <w:lvlText w:val="%2."/>
-      <w:lvlJc w:val="left"/>
-      <w:pPr>
-        <w:ind w:left="1440" w:hanging="480"/>
-      </w:pPr>
-    </w:lvl>
-    <w:lvl w:ilvl="2">
-      <w:start w:val="81"/>
-      <w:numFmt w:val="decimal"/>
-      <w:lvlText w:val="%3."/>
-      <w:lvlJc w:val="left"/>
-      <w:pPr>
-        <w:ind w:left="2160" w:hanging="480"/>
-      </w:pPr>
-    </w:lvl>
-    <w:lvl w:ilvl="3">
-      <w:start w:val="81"/>
-      <w:numFmt w:val="decimal"/>
-      <w:lvlText w:val="%4."/>
-      <w:lvlJc w:val="left"/>
-      <w:pPr>
-        <w:ind w:left="2880" w:hanging="480"/>
-      </w:pPr>
-    </w:lvl>
-    <w:lvl w:ilvl="4">
-      <w:start w:val="81"/>
-      <w:numFmt w:val="decimal"/>
-      <w:lvlText w:val="%5."/>
-      <w:lvlJc w:val="left"/>
-      <w:pPr>
-        <w:ind w:left="3600" w:hanging="480"/>
-      </w:pPr>
-    </w:lvl>
-    <w:lvl w:ilvl="5">
-      <w:start w:val="81"/>
-      <w:numFmt w:val="decimal"/>
-      <w:lvlText w:val="%6."/>
-      <w:lvlJc w:val="left"/>
-      <w:pPr>
-        <w:ind w:left="4320" w:hanging="480"/>
-      </w:pPr>
-    </w:lvl>
-    <w:lvl w:ilvl="6">
-      <w:start w:val="81"/>
-      <w:numFmt w:val="decimal"/>
-      <w:lvlText w:val="%7."/>
-      <w:lvlJc w:val="left"/>
-      <w:pPr>
-        <w:ind w:left="5040" w:hanging="480"/>
-      </w:pPr>
-    </w:lvl>
-    <w:lvl w:ilvl="7">
-      <w:start w:val="81"/>
-      <w:numFmt w:val="decimal"/>
-      <w:lvlText w:val="%8."/>
-      <w:lvlJc w:val="left"/>
-      <w:pPr>
-        <w:ind w:left="5760" w:hanging="480"/>
-      </w:pPr>
-    </w:lvl>
-    <w:lvl w:ilvl="8">
-      <w:start w:val="81"/>
-      <w:numFmt w:val="decimal"/>
-      <w:lvlText w:val="%9."/>
-      <w:lvlJc w:val="left"/>
-      <w:pPr>
-        <w:ind w:left="6480" w:hanging="480"/>
-      </w:pPr>
-    </w:lvl>
-  </w:abstractNum>
-  <w:abstractNum w:abstractNumId="9941106">
-    <w:nsid w:val="A9941106"/>
-    <w:multiLevelType w:val="multilevel"/>
-    <w:lvl w:ilvl="0">
-      <w:start w:val="106"/>
-      <w:numFmt w:val="decimal"/>
-      <w:lvlText w:val="%1."/>
-      <w:lvlJc w:val="left"/>
-      <w:pPr>
-        <w:ind w:left="720" w:hanging="480"/>
-      </w:pPr>
-    </w:lvl>
-    <w:lvl w:ilvl="1">
-      <w:start w:val="106"/>
-      <w:numFmt w:val="decimal"/>
-      <w:lvlText w:val="%2."/>
-      <w:lvlJc w:val="left"/>
-      <w:pPr>
-        <w:ind w:left="1440" w:hanging="480"/>
-      </w:pPr>
-    </w:lvl>
-    <w:lvl w:ilvl="2">
-      <w:start w:val="106"/>
-      <w:numFmt w:val="decimal"/>
-      <w:lvlText w:val="%3."/>
-      <w:lvlJc w:val="left"/>
-      <w:pPr>
-        <w:ind w:left="2160" w:hanging="480"/>
-      </w:pPr>
-    </w:lvl>
-    <w:lvl w:ilvl="3">
-      <w:start w:val="106"/>
-      <w:numFmt w:val="decimal"/>
-      <w:lvlText w:val="%4."/>
-      <w:lvlJc w:val="left"/>
-      <w:pPr>
-        <w:ind w:left="2880" w:hanging="480"/>
-      </w:pPr>
-    </w:lvl>
-    <w:lvl w:ilvl="4">
-      <w:start w:val="106"/>
-      <w:numFmt w:val="decimal"/>
-      <w:lvlText w:val="%5."/>
-      <w:lvlJc w:val="left"/>
-      <w:pPr>
-        <w:ind w:left="3600" w:hanging="480"/>
-      </w:pPr>
-    </w:lvl>
-    <w:lvl w:ilvl="5">
-      <w:start w:val="106"/>
-      <w:numFmt w:val="decimal"/>
-      <w:lvlText w:val="%6."/>
-      <w:lvlJc w:val="left"/>
-      <w:pPr>
-        <w:ind w:left="4320" w:hanging="480"/>
-      </w:pPr>
-    </w:lvl>
-    <w:lvl w:ilvl="6">
-      <w:start w:val="106"/>
-      <w:numFmt w:val="decimal"/>
-      <w:lvlText w:val="%7."/>
-      <w:lvlJc w:val="left"/>
-      <w:pPr>
-        <w:ind w:left="5040" w:hanging="480"/>
-      </w:pPr>
-    </w:lvl>
-    <w:lvl w:ilvl="7">
-      <w:start w:val="106"/>
-      <w:numFmt w:val="decimal"/>
-      <w:lvlText w:val="%8."/>
-      <w:lvlJc w:val="left"/>
-      <w:pPr>
-        <w:ind w:left="5760" w:hanging="480"/>
-      </w:pPr>
-    </w:lvl>
-    <w:lvl w:ilvl="8">
-      <w:start w:val="106"/>
-      <w:numFmt w:val="decimal"/>
-      <w:lvlText w:val="%9."/>
-      <w:lvlJc w:val="left"/>
-      <w:pPr>
-        <w:ind w:left="6480" w:hanging="480"/>
-      </w:pPr>
-    </w:lvl>
-  </w:abstractNum>
   <w:num w:numId="1000">
     <w:abstractNumId w:val="990"/>
-  </w:num>
-  <w:num w:numId="1001">
-    <w:abstractNumId w:val="99411"/>
-    <w:lvlOverride w:ilvl="0">
-      <w:startOverride w:val="1"/>
-    </w:lvlOverride>
-    <w:lvlOverride w:ilvl="1">
-      <w:startOverride w:val="1"/>
-    </w:lvlOverride>
-    <w:lvlOverride w:ilvl="2">
-      <w:startOverride w:val="1"/>
-    </w:lvlOverride>
-    <w:lvlOverride w:ilvl="3">
-      <w:startOverride w:val="1"/>
-    </w:lvlOverride>
-    <w:lvlOverride w:ilvl="4">
-      <w:startOverride w:val="1"/>
-    </w:lvlOverride>
-    <w:lvlOverride w:ilvl="5">
-      <w:startOverride w:val="1"/>
-    </w:lvlOverride>
-    <w:lvlOverride w:ilvl="6">
-      <w:startOverride w:val="1"/>
-    </w:lvlOverride>
-    <w:lvlOverride w:ilvl="7">
-      <w:startOverride w:val="1"/>
-    </w:lvlOverride>
-    <w:lvlOverride w:ilvl="8">
-      <w:startOverride w:val="1"/>
-    </w:lvlOverride>
-  </w:num>
-  <w:num w:numId="1002">
-    <w:abstractNumId w:val="994116"/>
-    <w:lvlOverride w:ilvl="0">
-      <w:startOverride w:val="16"/>
-    </w:lvlOverride>
-    <w:lvlOverride w:ilvl="1">
-      <w:startOverride w:val="16"/>
-    </w:lvlOverride>
-    <w:lvlOverride w:ilvl="2">
-      <w:startOverride w:val="16"/>
-    </w:lvlOverride>
-    <w:lvlOverride w:ilvl="3">
-      <w:startOverride w:val="16"/>
-    </w:lvlOverride>
-    <w:lvlOverride w:ilvl="4">
-      <w:startOverride w:val="16"/>
-    </w:lvlOverride>
-    <w:lvlOverride w:ilvl="5">
-      <w:startOverride w:val="16"/>
-    </w:lvlOverride>
-    <w:lvlOverride w:ilvl="6">
-      <w:startOverride w:val="16"/>
-    </w:lvlOverride>
-    <w:lvlOverride w:ilvl="7">
-      <w:startOverride w:val="16"/>
-    </w:lvlOverride>
-    <w:lvlOverride w:ilvl="8">
-      <w:startOverride w:val="16"/>
-    </w:lvlOverride>
-  </w:num>
-  <w:num w:numId="1003">
-    <w:abstractNumId w:val="994151"/>
-    <w:lvlOverride w:ilvl="0">
-      <w:startOverride w:val="51"/>
-    </w:lvlOverride>
-    <w:lvlOverride w:ilvl="1">
-      <w:startOverride w:val="51"/>
-    </w:lvlOverride>
-    <w:lvlOverride w:ilvl="2">
-      <w:startOverride w:val="51"/>
-    </w:lvlOverride>
-    <w:lvlOverride w:ilvl="3">
-      <w:startOverride w:val="51"/>
-    </w:lvlOverride>
-    <w:lvlOverride w:ilvl="4">
-      <w:startOverride w:val="51"/>
-    </w:lvlOverride>
-    <w:lvlOverride w:ilvl="5">
-      <w:startOverride w:val="51"/>
-    </w:lvlOverride>
-    <w:lvlOverride w:ilvl="6">
-      <w:startOverride w:val="51"/>
-    </w:lvlOverride>
-    <w:lvlOverride w:ilvl="7">
-      <w:startOverride w:val="51"/>
-    </w:lvlOverride>
-    <w:lvlOverride w:ilvl="8">
-      <w:startOverride w:val="51"/>
-    </w:lvlOverride>
-  </w:num>
-  <w:num w:numId="1004">
-    <w:abstractNumId w:val="994181"/>
-    <w:lvlOverride w:ilvl="0">
-      <w:startOverride w:val="81"/>
-    </w:lvlOverride>
-    <w:lvlOverride w:ilvl="1">
-      <w:startOverride w:val="81"/>
-    </w:lvlOverride>
-    <w:lvlOverride w:ilvl="2">
-      <w:startOverride w:val="81"/>
-    </w:lvlOverride>
-    <w:lvlOverride w:ilvl="3">
-      <w:startOverride w:val="81"/>
-    </w:lvlOverride>
-    <w:lvlOverride w:ilvl="4">
-      <w:startOverride w:val="81"/>
-    </w:lvlOverride>
-    <w:lvlOverride w:ilvl="5">
-      <w:startOverride w:val="81"/>
-    </w:lvlOverride>
-    <w:lvlOverride w:ilvl="6">
-      <w:startOverride w:val="81"/>
-    </w:lvlOverride>
-    <w:lvlOverride w:ilvl="7">
-      <w:startOverride w:val="81"/>
-    </w:lvlOverride>
-    <w:lvlOverride w:ilvl="8">
-      <w:startOverride w:val="81"/>
-    </w:lvlOverride>
-  </w:num>
-  <w:num w:numId="1005">
-    <w:abstractNumId w:val="9941106"/>
-    <w:lvlOverride w:ilvl="0">
-      <w:startOverride w:val="106"/>
-    </w:lvlOverride>
-    <w:lvlOverride w:ilvl="1">
-      <w:startOverride w:val="106"/>
-    </w:lvlOverride>
-    <w:lvlOverride w:ilvl="2">
-      <w:startOverride w:val="106"/>
-    </w:lvlOverride>
-    <w:lvlOverride w:ilvl="3">
-      <w:startOverride w:val="106"/>
-    </w:lvlOverride>
-    <w:lvlOverride w:ilvl="4">
-      <w:startOverride w:val="106"/>
-    </w:lvlOverride>
-    <w:lvlOverride w:ilvl="5">
-      <w:startOverride w:val="106"/>
-    </w:lvlOverride>
-    <w:lvlOverride w:ilvl="6">
-      <w:startOverride w:val="106"/>
-    </w:lvlOverride>
-    <w:lvlOverride w:ilvl="7">
-      <w:startOverride w:val="106"/>
-    </w:lvlOverride>
-    <w:lvlOverride w:ilvl="8">
-      <w:startOverride w:val="106"/>
-    </w:lvlOverride>
   </w:num>
 </w:numbering>
 </file>
